--- a/cv/final_cv/ingenieroDatosSeniorBI/Jesus Alejandro Flores Roldan - CV_generado.docx
+++ b/cv/final_cv/ingenieroDatosSeniorBI/Jesus Alejandro Flores Roldan - CV_generado.docx
@@ -242,9 +242,8 @@
                 <w:szCs w:val="18"/>
                 <w:lang w:val="es-MX" w:eastAsia="es-ES"/>
               </w:rPr>
-              <w:t xml:space="preserve">Optimización de cargas y rendimiento de procesos ETL mediante </w:t>
-            </w:r>
-            <w:proofErr w:type="spellStart"/>
+              <w:t>Optimización de cargas y rendimiento de procesos ETL mediante tuning y automatización.</w:t>
+            </w:r>
             <w:r>
               <w:rPr>
                 <w:rFonts w:ascii="Arial" w:eastAsia="Times New Roman" w:hAnsi="Arial" w:cs="Arial"/>
@@ -253,9 +252,8 @@
                 <w:szCs w:val="18"/>
                 <w:lang w:val="es-MX" w:eastAsia="es-ES"/>
               </w:rPr>
-              <w:t>tuning</w:t>
-            </w:r>
-            <w:proofErr w:type="spellEnd"/>
+              <w:br/>
+            </w:r>
             <w:r>
               <w:rPr>
                 <w:rFonts w:ascii="Arial" w:eastAsia="Times New Roman" w:hAnsi="Arial" w:cs="Arial"/>
@@ -264,116 +262,8 @@
                 <w:szCs w:val="18"/>
                 <w:lang w:val="es-MX" w:eastAsia="es-ES"/>
               </w:rPr>
-              <w:t xml:space="preserve"> y automatización.</w:t>
-            </w:r>
-            <w:r>
-              <w:rPr>
-                <w:rFonts w:ascii="Arial" w:eastAsia="Times New Roman" w:hAnsi="Arial" w:cs="Arial"/>
-                <w:bCs/>
-                <w:sz w:val="18"/>
-                <w:szCs w:val="18"/>
-                <w:lang w:val="es-MX" w:eastAsia="es-ES"/>
-              </w:rPr>
               <w:br/>
-            </w:r>
-            <w:r>
-              <w:rPr>
-                <w:rFonts w:ascii="Arial" w:eastAsia="Times New Roman" w:hAnsi="Arial" w:cs="Arial"/>
-                <w:bCs/>
-                <w:sz w:val="18"/>
-                <w:szCs w:val="18"/>
-                <w:lang w:val="es-MX" w:eastAsia="es-ES"/>
-              </w:rPr>
-              <w:br/>
-              <w:t xml:space="preserve">Trabajo con herramientas como Python, </w:t>
-            </w:r>
-            <w:proofErr w:type="spellStart"/>
-            <w:r>
-              <w:rPr>
-                <w:rFonts w:ascii="Arial" w:eastAsia="Times New Roman" w:hAnsi="Arial" w:cs="Arial"/>
-                <w:bCs/>
-                <w:sz w:val="18"/>
-                <w:szCs w:val="18"/>
-                <w:lang w:val="es-MX" w:eastAsia="es-ES"/>
-              </w:rPr>
-              <w:t>PySpark</w:t>
-            </w:r>
-            <w:proofErr w:type="spellEnd"/>
-            <w:r>
-              <w:rPr>
-                <w:rFonts w:ascii="Arial" w:eastAsia="Times New Roman" w:hAnsi="Arial" w:cs="Arial"/>
-                <w:bCs/>
-                <w:sz w:val="18"/>
-                <w:szCs w:val="18"/>
-                <w:lang w:val="es-MX" w:eastAsia="es-ES"/>
-              </w:rPr>
-              <w:t xml:space="preserve">, </w:t>
-            </w:r>
-            <w:proofErr w:type="spellStart"/>
-            <w:r>
-              <w:rPr>
-                <w:rFonts w:ascii="Arial" w:eastAsia="Times New Roman" w:hAnsi="Arial" w:cs="Arial"/>
-                <w:bCs/>
-                <w:sz w:val="18"/>
-                <w:szCs w:val="18"/>
-                <w:lang w:val="es-MX" w:eastAsia="es-ES"/>
-              </w:rPr>
-              <w:t>Databricks</w:t>
-            </w:r>
-            <w:proofErr w:type="spellEnd"/>
-            <w:r>
-              <w:rPr>
-                <w:rFonts w:ascii="Arial" w:eastAsia="Times New Roman" w:hAnsi="Arial" w:cs="Arial"/>
-                <w:bCs/>
-                <w:sz w:val="18"/>
-                <w:szCs w:val="18"/>
-                <w:lang w:val="es-MX" w:eastAsia="es-ES"/>
-              </w:rPr>
-              <w:t xml:space="preserve">, SSIS, SAS Data </w:t>
-            </w:r>
-            <w:proofErr w:type="spellStart"/>
-            <w:r>
-              <w:rPr>
-                <w:rFonts w:ascii="Arial" w:eastAsia="Times New Roman" w:hAnsi="Arial" w:cs="Arial"/>
-                <w:bCs/>
-                <w:sz w:val="18"/>
-                <w:szCs w:val="18"/>
-                <w:lang w:val="es-MX" w:eastAsia="es-ES"/>
-              </w:rPr>
-              <w:t>Integration</w:t>
-            </w:r>
-            <w:proofErr w:type="spellEnd"/>
-            <w:r>
-              <w:rPr>
-                <w:rFonts w:ascii="Arial" w:eastAsia="Times New Roman" w:hAnsi="Arial" w:cs="Arial"/>
-                <w:bCs/>
-                <w:sz w:val="18"/>
-                <w:szCs w:val="18"/>
-                <w:lang w:val="es-MX" w:eastAsia="es-ES"/>
-              </w:rPr>
-              <w:t xml:space="preserve"> e IBM </w:t>
-            </w:r>
-            <w:proofErr w:type="spellStart"/>
-            <w:r>
-              <w:rPr>
-                <w:rFonts w:ascii="Arial" w:eastAsia="Times New Roman" w:hAnsi="Arial" w:cs="Arial"/>
-                <w:bCs/>
-                <w:sz w:val="18"/>
-                <w:szCs w:val="18"/>
-                <w:lang w:val="es-MX" w:eastAsia="es-ES"/>
-              </w:rPr>
-              <w:t>DataStage</w:t>
-            </w:r>
-            <w:proofErr w:type="spellEnd"/>
-            <w:r>
-              <w:rPr>
-                <w:rFonts w:ascii="Arial" w:eastAsia="Times New Roman" w:hAnsi="Arial" w:cs="Arial"/>
-                <w:bCs/>
-                <w:sz w:val="18"/>
-                <w:szCs w:val="18"/>
-                <w:lang w:val="es-MX" w:eastAsia="es-ES"/>
-              </w:rPr>
-              <w:t>.</w:t>
+              <w:t>Trabajo con herramientas como Python, PySpark, Databricks, SSIS, SAS Data Integration e IBM DataStage.</w:t>
             </w:r>
             <w:r>
               <w:rPr>
@@ -572,27 +462,14 @@
                 <w:lang w:val="es-MX"/>
               </w:rPr>
             </w:pPr>
-            <w:proofErr w:type="spellStart"/>
-            <w:proofErr w:type="gramStart"/>
-            <w:r>
-              <w:rPr>
-                <w:rFonts w:ascii="Arial" w:hAnsi="Arial" w:cs="Arial"/>
-                <w:sz w:val="18"/>
-                <w:szCs w:val="18"/>
-                <w:lang w:val="es-MX"/>
-              </w:rPr>
-              <w:t>Sr.Data</w:t>
-            </w:r>
-            <w:proofErr w:type="spellEnd"/>
-            <w:proofErr w:type="gramEnd"/>
-            <w:r>
-              <w:rPr>
-                <w:rFonts w:ascii="Arial" w:hAnsi="Arial" w:cs="Arial"/>
-                <w:sz w:val="18"/>
-                <w:szCs w:val="18"/>
-                <w:lang w:val="es-MX"/>
-              </w:rPr>
-              <w:t xml:space="preserve"> Engineer</w:t>
+            <w:r>
+              <w:rPr>
+                <w:rFonts w:ascii="Arial" w:hAnsi="Arial" w:cs="Arial"/>
+                <w:sz w:val="18"/>
+                <w:szCs w:val="18"/>
+                <w:lang w:val="es-MX"/>
+              </w:rPr>
+              <w:t>Sr.Data Engineer</w:t>
             </w:r>
           </w:p>
         </w:tc>
@@ -769,61 +646,7 @@
                 <w:szCs w:val="20"/>
                 <w:lang w:val="es-MX"/>
               </w:rPr>
-              <w:t xml:space="preserve">• Desarrollar el proyecto </w:t>
-            </w:r>
-            <w:proofErr w:type="spellStart"/>
-            <w:r>
-              <w:rPr>
-                <w:sz w:val="18"/>
-                <w:szCs w:val="20"/>
-                <w:lang w:val="es-MX"/>
-              </w:rPr>
-              <w:t>Sofipo</w:t>
-            </w:r>
-            <w:proofErr w:type="spellEnd"/>
-            <w:r>
-              <w:rPr>
-                <w:sz w:val="18"/>
-                <w:szCs w:val="20"/>
-                <w:lang w:val="es-MX"/>
-              </w:rPr>
-              <w:t xml:space="preserve"> </w:t>
-            </w:r>
-            <w:proofErr w:type="spellStart"/>
-            <w:r>
-              <w:rPr>
-                <w:sz w:val="18"/>
-                <w:szCs w:val="20"/>
-                <w:lang w:val="es-MX"/>
-              </w:rPr>
-              <w:t>Ictineo</w:t>
-            </w:r>
-            <w:proofErr w:type="spellEnd"/>
-            <w:r>
-              <w:rPr>
-                <w:sz w:val="18"/>
-                <w:szCs w:val="20"/>
-                <w:lang w:val="es-MX"/>
-              </w:rPr>
-              <w:t xml:space="preserve"> </w:t>
-            </w:r>
-            <w:proofErr w:type="spellStart"/>
-            <w:r>
-              <w:rPr>
-                <w:sz w:val="18"/>
-                <w:szCs w:val="20"/>
-                <w:lang w:val="es-MX"/>
-              </w:rPr>
-              <w:t>DataLake</w:t>
-            </w:r>
-            <w:proofErr w:type="spellEnd"/>
-            <w:r>
-              <w:rPr>
-                <w:sz w:val="18"/>
-                <w:szCs w:val="20"/>
-                <w:lang w:val="es-MX"/>
-              </w:rPr>
-              <w:t xml:space="preserve"> para poblar las capas RAW, BRONZE, SILVER y GOLD.</w:t>
+              <w:t>• Desarrollar el proyecto Sofipo Ictineo DataLake para poblar las capas RAW, BRONZE, SILVER y GOLD.</w:t>
             </w:r>
           </w:p>
           <w:p>
@@ -861,43 +684,7 @@
                 <w:szCs w:val="20"/>
                 <w:lang w:val="es-MX"/>
               </w:rPr>
-              <w:t xml:space="preserve">• Crear procesos reutilizables en Python y </w:t>
-            </w:r>
-            <w:proofErr w:type="spellStart"/>
-            <w:r>
-              <w:rPr>
-                <w:sz w:val="18"/>
-                <w:szCs w:val="20"/>
-                <w:lang w:val="es-MX"/>
-              </w:rPr>
-              <w:t>PySpark</w:t>
-            </w:r>
-            <w:proofErr w:type="spellEnd"/>
-            <w:r>
-              <w:rPr>
-                <w:sz w:val="18"/>
-                <w:szCs w:val="20"/>
-                <w:lang w:val="es-MX"/>
-              </w:rPr>
-              <w:t xml:space="preserve"> para cargas similares en </w:t>
-            </w:r>
-            <w:proofErr w:type="spellStart"/>
-            <w:r>
-              <w:rPr>
-                <w:sz w:val="18"/>
-                <w:szCs w:val="20"/>
-                <w:lang w:val="es-MX"/>
-              </w:rPr>
-              <w:t>DataBricks</w:t>
-            </w:r>
-            <w:proofErr w:type="spellEnd"/>
-            <w:r>
-              <w:rPr>
-                <w:sz w:val="18"/>
-                <w:szCs w:val="20"/>
-                <w:lang w:val="es-MX"/>
-              </w:rPr>
-              <w:t>.</w:t>
+              <w:t>• Crear procesos reutilizables en Python y PySpark para cargas similares en DataBricks.</w:t>
             </w:r>
           </w:p>
           <w:p>
@@ -1039,27 +826,7 @@
                 <w:szCs w:val="18"/>
                 <w:lang w:val="es-MX"/>
               </w:rPr>
-              <w:t xml:space="preserve">Senior </w:t>
-            </w:r>
-            <w:proofErr w:type="spellStart"/>
-            <w:r>
-              <w:rPr>
-                <w:rFonts w:ascii="Arial" w:hAnsi="Arial" w:cs="Arial"/>
-                <w:sz w:val="18"/>
-                <w:szCs w:val="18"/>
-                <w:lang w:val="es-MX"/>
-              </w:rPr>
-              <w:t>Technical</w:t>
-            </w:r>
-            <w:proofErr w:type="spellEnd"/>
-            <w:r>
-              <w:rPr>
-                <w:rFonts w:ascii="Arial" w:hAnsi="Arial" w:cs="Arial"/>
-                <w:sz w:val="18"/>
-                <w:szCs w:val="18"/>
-                <w:lang w:val="es-MX"/>
-              </w:rPr>
-              <w:t xml:space="preserve"> Lead</w:t>
+              <w:t>Senior Technical Lead</w:t>
             </w:r>
           </w:p>
         </w:tc>
@@ -1255,25 +1022,7 @@
                 <w:szCs w:val="20"/>
                 <w:lang w:val="es-MX"/>
               </w:rPr>
-              <w:t xml:space="preserve">• Realizar </w:t>
-            </w:r>
-            <w:proofErr w:type="spellStart"/>
-            <w:r>
-              <w:rPr>
-                <w:sz w:val="18"/>
-                <w:szCs w:val="20"/>
-                <w:lang w:val="es-MX"/>
-              </w:rPr>
-              <w:t>tuning</w:t>
-            </w:r>
-            <w:proofErr w:type="spellEnd"/>
-            <w:r>
-              <w:rPr>
-                <w:sz w:val="18"/>
-                <w:szCs w:val="20"/>
-                <w:lang w:val="es-MX"/>
-              </w:rPr>
-              <w:t xml:space="preserve"> y optimización de performance de procesos ETL en producción.</w:t>
+              <w:t>• Realizar tuning y optimización de performance de procesos ETL en producción.</w:t>
             </w:r>
           </w:p>
           <w:p>
@@ -1930,25 +1679,7 @@
                 <w:szCs w:val="20"/>
                 <w:lang w:val="es-MX"/>
               </w:rPr>
-              <w:t xml:space="preserve">• Diseñar y estandarizar el modelo de base de datos del </w:t>
-            </w:r>
-            <w:proofErr w:type="spellStart"/>
-            <w:r>
-              <w:rPr>
-                <w:sz w:val="18"/>
-                <w:szCs w:val="20"/>
-                <w:lang w:val="es-MX"/>
-              </w:rPr>
-              <w:t>Datamart</w:t>
-            </w:r>
-            <w:proofErr w:type="spellEnd"/>
-            <w:r>
-              <w:rPr>
-                <w:sz w:val="18"/>
-                <w:szCs w:val="20"/>
-                <w:lang w:val="es-MX"/>
-              </w:rPr>
-              <w:t xml:space="preserve"> de Cobranza y Riesgo.</w:t>
+              <w:t>• Diseñar y estandarizar el modelo de base de datos del Datamart de Cobranza y Riesgo.</w:t>
             </w:r>
           </w:p>
           <w:p>
@@ -1967,25 +1698,7 @@
                 <w:szCs w:val="20"/>
                 <w:lang w:val="es-MX"/>
               </w:rPr>
-              <w:t xml:space="preserve">• Definir reglas técnicas y diseñar procesos ETL para cargas hacia el </w:t>
-            </w:r>
-            <w:proofErr w:type="spellStart"/>
-            <w:r>
-              <w:rPr>
-                <w:sz w:val="18"/>
-                <w:szCs w:val="20"/>
-                <w:lang w:val="es-MX"/>
-              </w:rPr>
-              <w:t>Datamart</w:t>
-            </w:r>
-            <w:proofErr w:type="spellEnd"/>
-            <w:r>
-              <w:rPr>
-                <w:sz w:val="18"/>
-                <w:szCs w:val="20"/>
-                <w:lang w:val="es-MX"/>
-              </w:rPr>
-              <w:t>.</w:t>
+              <w:t>• Definir reglas técnicas y diseñar procesos ETL para cargas hacia el Datamart.</w:t>
             </w:r>
           </w:p>
           <w:p>
@@ -2964,43 +2677,7 @@
                 <w:szCs w:val="20"/>
                 <w:lang w:val="es-MX"/>
               </w:rPr>
-              <w:t xml:space="preserve">• Participar en el </w:t>
-            </w:r>
-            <w:proofErr w:type="spellStart"/>
-            <w:r>
-              <w:rPr>
-                <w:sz w:val="18"/>
-                <w:szCs w:val="20"/>
-                <w:lang w:val="es-MX"/>
-              </w:rPr>
-              <w:t>assessment</w:t>
-            </w:r>
-            <w:proofErr w:type="spellEnd"/>
-            <w:r>
-              <w:rPr>
-                <w:sz w:val="18"/>
-                <w:szCs w:val="20"/>
-                <w:lang w:val="es-MX"/>
-              </w:rPr>
-              <w:t xml:space="preserve"> para la migración de la infraestructura </w:t>
-            </w:r>
-            <w:proofErr w:type="spellStart"/>
-            <w:r>
-              <w:rPr>
-                <w:sz w:val="18"/>
-                <w:szCs w:val="20"/>
-                <w:lang w:val="es-MX"/>
-              </w:rPr>
-              <w:t>core</w:t>
-            </w:r>
-            <w:proofErr w:type="spellEnd"/>
-            <w:r>
-              <w:rPr>
-                <w:sz w:val="18"/>
-                <w:szCs w:val="20"/>
-                <w:lang w:val="es-MX"/>
-              </w:rPr>
-              <w:t xml:space="preserve"> del área de seguros.</w:t>
+              <w:t>• Participar en el assessment para la migración de la infraestructura core del área de seguros.</w:t>
             </w:r>
           </w:p>
           <w:p>
@@ -3135,25 +2812,14 @@
                 <w:lang w:val="es-MX"/>
               </w:rPr>
             </w:pPr>
-            <w:proofErr w:type="spellStart"/>
-            <w:r>
-              <w:rPr>
-                <w:rFonts w:ascii="Arial" w:hAnsi="Arial" w:cs="Arial"/>
-                <w:sz w:val="18"/>
-                <w:szCs w:val="18"/>
-                <w:lang w:val="es-MX"/>
-              </w:rPr>
-              <w:t>Lider</w:t>
-            </w:r>
-            <w:proofErr w:type="spellEnd"/>
-            <w:r>
-              <w:rPr>
-                <w:rFonts w:ascii="Arial" w:hAnsi="Arial" w:cs="Arial"/>
-                <w:sz w:val="18"/>
-                <w:szCs w:val="18"/>
-                <w:lang w:val="es-MX"/>
-              </w:rPr>
-              <w:t xml:space="preserve"> TÉCNICO</w:t>
+            <w:r>
+              <w:rPr>
+                <w:rFonts w:ascii="Arial" w:hAnsi="Arial" w:cs="Arial"/>
+                <w:sz w:val="18"/>
+                <w:szCs w:val="18"/>
+                <w:lang w:val="es-MX"/>
+              </w:rPr>
+              <w:t>Lider TÉCNICO</w:t>
             </w:r>
           </w:p>
         </w:tc>
@@ -3330,25 +2996,7 @@
                 <w:szCs w:val="20"/>
                 <w:lang w:val="es-MX"/>
               </w:rPr>
-              <w:t xml:space="preserve">• Diseñar y desarrollar componentes ETL de alto impacto con SAS Data </w:t>
-            </w:r>
-            <w:proofErr w:type="spellStart"/>
-            <w:r>
-              <w:rPr>
-                <w:sz w:val="18"/>
-                <w:szCs w:val="20"/>
-                <w:lang w:val="es-MX"/>
-              </w:rPr>
-              <w:t>Integration</w:t>
-            </w:r>
-            <w:proofErr w:type="spellEnd"/>
-            <w:r>
-              <w:rPr>
-                <w:sz w:val="18"/>
-                <w:szCs w:val="20"/>
-                <w:lang w:val="es-MX"/>
-              </w:rPr>
-              <w:t xml:space="preserve"> y automatizar procesos.</w:t>
+              <w:t>• Diseñar y desarrollar componentes ETL de alto impacto con SAS Data Integration y automatizar procesos.</w:t>
             </w:r>
           </w:p>
           <w:p>
@@ -3456,25 +3104,14 @@
                 <w:lang w:val="es-MX"/>
               </w:rPr>
             </w:pPr>
-            <w:proofErr w:type="spellStart"/>
-            <w:r>
-              <w:rPr>
-                <w:rFonts w:ascii="Arial" w:hAnsi="Arial" w:cs="Arial"/>
-                <w:sz w:val="18"/>
-                <w:szCs w:val="18"/>
-                <w:lang w:val="es-MX"/>
-              </w:rPr>
-              <w:t>Intellego</w:t>
-            </w:r>
-            <w:proofErr w:type="spellEnd"/>
-            <w:r>
-              <w:rPr>
-                <w:rFonts w:ascii="Arial" w:hAnsi="Arial" w:cs="Arial"/>
-                <w:sz w:val="18"/>
-                <w:szCs w:val="18"/>
-                <w:lang w:val="es-MX"/>
-              </w:rPr>
-              <w:t xml:space="preserve"> - Walmart</w:t>
+            <w:r>
+              <w:rPr>
+                <w:rFonts w:ascii="Arial" w:hAnsi="Arial" w:cs="Arial"/>
+                <w:sz w:val="18"/>
+                <w:szCs w:val="18"/>
+                <w:lang w:val="es-MX"/>
+              </w:rPr>
+              <w:t>Intellego - Walmart</w:t>
             </w:r>
           </w:p>
         </w:tc>
@@ -3716,25 +3353,7 @@
                 <w:szCs w:val="20"/>
                 <w:lang w:val="es-MX"/>
               </w:rPr>
-              <w:t xml:space="preserve">• Instalar IBM </w:t>
-            </w:r>
-            <w:proofErr w:type="spellStart"/>
-            <w:r>
-              <w:rPr>
-                <w:sz w:val="18"/>
-                <w:szCs w:val="20"/>
-                <w:lang w:val="es-MX"/>
-              </w:rPr>
-              <w:t>DataStage</w:t>
-            </w:r>
-            <w:proofErr w:type="spellEnd"/>
-            <w:r>
-              <w:rPr>
-                <w:sz w:val="18"/>
-                <w:szCs w:val="20"/>
-                <w:lang w:val="es-MX"/>
-              </w:rPr>
-              <w:t xml:space="preserve"> 9.1 en servidores de Walmart México para la segunda fase del DWH.</w:t>
+              <w:t>• Instalar IBM DataStage 9.1 en servidores de Walmart México para la segunda fase del DWH.</w:t>
             </w:r>
           </w:p>
           <w:p>
@@ -3791,25 +3410,7 @@
                 <w:szCs w:val="20"/>
                 <w:lang w:val="es-MX"/>
               </w:rPr>
-              <w:t xml:space="preserve">• Desarrollar el proyecto de Dimensiones de </w:t>
-            </w:r>
-            <w:proofErr w:type="spellStart"/>
-            <w:r>
-              <w:rPr>
-                <w:sz w:val="18"/>
-                <w:szCs w:val="20"/>
-                <w:lang w:val="es-MX"/>
-              </w:rPr>
-              <w:t>Retail</w:t>
-            </w:r>
-            <w:proofErr w:type="spellEnd"/>
-            <w:r>
-              <w:rPr>
-                <w:sz w:val="18"/>
-                <w:szCs w:val="20"/>
-                <w:lang w:val="es-MX"/>
-              </w:rPr>
-              <w:t>.</w:t>
+              <w:t>• Desarrollar el proyecto de Dimensiones de Retail.</w:t>
             </w:r>
           </w:p>
           <w:p>
@@ -4033,14 +3634,14 @@
         <w:tblLook w:val="0000" w:firstRow="0" w:lastRow="0" w:firstColumn="0" w:lastColumn="0" w:noHBand="0" w:noVBand="0"/>
       </w:tblPr>
       <w:tblGrid>
-        <w:gridCol w:w="5654"/>
-        <w:gridCol w:w="1973"/>
-        <w:gridCol w:w="2223"/>
+        <w:gridCol w:w="5649"/>
+        <w:gridCol w:w="1975"/>
+        <w:gridCol w:w="2226"/>
       </w:tblGrid>
       <w:tr>
         <w:tc>
           <w:tcPr>
-            <w:tcW w:w="5688" w:type="dxa"/>
+            <w:tcW w:w="5649" w:type="dxa"/>
           </w:tcPr>
           <w:p>
             <w:pPr>
@@ -4051,7 +3652,6 @@
                 <w:lang w:val="es-MX"/>
               </w:rPr>
             </w:pPr>
-            <w:proofErr w:type="spellStart"/>
             <w:r>
               <w:rPr>
                 <w:rFonts w:ascii="Arial" w:hAnsi="Arial" w:cs="Arial"/>
@@ -4060,24 +3660,13 @@
                 <w:szCs w:val="18"/>
                 <w:lang w:val="es-MX"/>
               </w:rPr>
-              <w:t>Ingenieria</w:t>
-            </w:r>
-            <w:proofErr w:type="spellEnd"/>
-            <w:r>
-              <w:rPr>
-                <w:rFonts w:ascii="Arial" w:hAnsi="Arial" w:cs="Arial"/>
-                <w:bCs/>
-                <w:sz w:val="18"/>
-                <w:szCs w:val="18"/>
-                <w:lang w:val="es-MX"/>
-              </w:rPr>
-              <w:t xml:space="preserve"> en Sistemas Computacionales</w:t>
+              <w:t>Ingenieria en Sistemas Computacionales</w:t>
             </w:r>
           </w:p>
         </w:tc>
         <w:tc>
           <w:tcPr>
-            <w:tcW w:w="1980" w:type="dxa"/>
+            <w:tcW w:w="1975" w:type="dxa"/>
           </w:tcPr>
           <w:p>
             <w:pPr>
@@ -4096,29 +3685,7 @@
                 <w:szCs w:val="18"/>
                 <w:lang w:val="es-MX"/>
               </w:rPr>
-              <w:t xml:space="preserve">UNITEC Universidad </w:t>
-            </w:r>
-            <w:proofErr w:type="spellStart"/>
-            <w:r>
-              <w:rPr>
-                <w:rFonts w:ascii="Arial" w:hAnsi="Arial" w:cs="Arial"/>
-                <w:bCs/>
-                <w:sz w:val="18"/>
-                <w:szCs w:val="18"/>
-                <w:lang w:val="es-MX"/>
-              </w:rPr>
-              <w:t>Tecnologica</w:t>
-            </w:r>
-            <w:proofErr w:type="spellEnd"/>
-            <w:r>
-              <w:rPr>
-                <w:rFonts w:ascii="Arial" w:hAnsi="Arial" w:cs="Arial"/>
-                <w:bCs/>
-                <w:sz w:val="18"/>
-                <w:szCs w:val="18"/>
-                <w:lang w:val="es-MX"/>
-              </w:rPr>
-              <w:t xml:space="preserve"> de Mexico</w:t>
+              <w:t>UNITEC Universidad Tecnologica de Mexico</w:t>
             </w:r>
           </w:p>
           <w:p>
@@ -4135,7 +3702,7 @@
         </w:tc>
         <w:tc>
           <w:tcPr>
-            <w:tcW w:w="2232" w:type="dxa"/>
+            <w:tcW w:w="2226" w:type="dxa"/>
           </w:tcPr>
           <w:p>
             <w:pPr>
@@ -4161,6 +3728,17 @@
         </w:tc>
       </w:tr>
     </w:tbl>
+    <w:p>
+      <w:pPr>
+        <w:rPr>
+          <w:rFonts w:ascii="Arial" w:hAnsi="Arial" w:cs="Arial"/>
+          <w:bCs/>
+          <w:sz w:val="18"/>
+          <w:szCs w:val="18"/>
+          <w:lang w:val="es-MX"/>
+        </w:rPr>
+      </w:pPr>
+    </w:p>
     <w:p>
       <w:pPr>
         <w:rPr>
@@ -4172,18 +3750,12 @@
           <w:lang w:val="es-MX"/>
         </w:rPr>
       </w:pPr>
-    </w:p>
-    <w:p>
-      <w:pPr>
-        <w:pStyle w:val="Heading2"/>
-        <w:rPr>
-          <w:szCs w:val="18"/>
-          <w:u w:val="single"/>
-          <w:lang w:val="es-MX"/>
-        </w:rPr>
-      </w:pPr>
       <w:r>
         <w:rPr>
+          <w:rFonts w:ascii="Arial" w:hAnsi="Arial" w:cs="Arial"/>
+          <w:b/>
+          <w:bCs/>
+          <w:sz w:val="18"/>
           <w:szCs w:val="18"/>
           <w:u w:val="single"/>
           <w:lang w:val="es-MX"/>
@@ -4213,8 +3785,8 @@
         <w:tblLook w:val="0000" w:firstRow="0" w:lastRow="0" w:firstColumn="0" w:lastColumn="0" w:noHBand="0" w:noVBand="0"/>
       </w:tblPr>
       <w:tblGrid>
-        <w:gridCol w:w="7611"/>
-        <w:gridCol w:w="2239"/>
+        <w:gridCol w:w="7602"/>
+        <w:gridCol w:w="2248"/>
       </w:tblGrid>
       <w:tr>
         <w:trPr>
@@ -4222,7 +3794,7 @@
         </w:trPr>
         <w:tc>
           <w:tcPr>
-            <w:tcW w:w="7693" w:type="dxa"/>
+            <w:tcW w:w="7602" w:type="dxa"/>
           </w:tcPr>
           <w:p>
             <w:pPr>
@@ -4234,7 +3806,7 @@
                 <w:bCs/>
                 <w:sz w:val="18"/>
                 <w:szCs w:val="18"/>
-                <w:lang w:val="en-US" w:eastAsia="es-ES"/>
+                <w:lang w:val="es-MX" w:eastAsia="es-ES"/>
               </w:rPr>
             </w:pPr>
             <w:r>
@@ -4243,27 +3815,15 @@
                 <w:bCs/>
                 <w:sz w:val="18"/>
                 <w:szCs w:val="18"/>
-                <w:lang w:val="en-US" w:eastAsia="es-ES"/>
-              </w:rPr>
-              <w:t>- Databricks-</w:t>
-            </w:r>
-            <w:proofErr w:type="spellStart"/>
-            <w:r>
-              <w:rPr>
-                <w:rFonts w:ascii="Arial" w:eastAsia="Times New Roman" w:hAnsi="Arial" w:cs="Arial"/>
-                <w:bCs/>
-                <w:sz w:val="18"/>
-                <w:szCs w:val="18"/>
-                <w:lang w:val="en-US" w:eastAsia="es-ES"/>
-              </w:rPr>
-              <w:t>ApacheSpark_From_Zero_To_Exp</w:t>
-            </w:r>
-            <w:proofErr w:type="spellEnd"/>
+                <w:lang w:val="es-MX" w:eastAsia="es-ES"/>
+              </w:rPr>
+              <w:t>- ITIL Foundation Certificate</w:t>
+            </w:r>
           </w:p>
         </w:tc>
         <w:tc>
           <w:tcPr>
-            <w:tcW w:w="2268" w:type="dxa"/>
+            <w:tcW w:w="2248" w:type="dxa"/>
           </w:tcPr>
           <w:p>
             <w:pPr>
@@ -4271,17 +3831,113 @@
                 <w:rFonts w:ascii="Arial" w:hAnsi="Arial" w:cs="Arial"/>
                 <w:sz w:val="18"/>
                 <w:szCs w:val="18"/>
+                <w:lang w:val="es-MX"/>
+              </w:rPr>
+            </w:pPr>
+            <w:r>
+              <w:rPr>
+                <w:rFonts w:ascii="Arial" w:hAnsi="Arial" w:cs="Arial"/>
+                <w:sz w:val="18"/>
+                <w:szCs w:val="18"/>
+                <w:lang w:val="es-MX"/>
+              </w:rPr>
+              <w:t>2016</w:t>
+            </w:r>
+          </w:p>
+        </w:tc>
+      </w:tr>
+    </w:tbl>
+    <w:p>
+      <w:pPr>
+        <w:jc w:val="both"/>
+        <w:rPr>
+          <w:rFonts w:ascii="Arial" w:hAnsi="Arial" w:cs="Arial"/>
+          <w:bCs/>
+          <w:sz w:val="18"/>
+          <w:szCs w:val="18"/>
+          <w:lang w:val="en-US"/>
+        </w:rPr>
+      </w:pPr>
+    </w:p>
+    <w:p>
+      <w:pPr>
+        <w:jc w:val="both"/>
+        <w:rPr>
+          <w:rFonts w:ascii="Arial" w:hAnsi="Arial" w:cs="Arial"/>
+          <w:bCs/>
+          <w:sz w:val="18"/>
+          <w:szCs w:val="18"/>
+          <w:lang w:val="en-US"/>
+        </w:rPr>
+      </w:pPr>
+      <w:r>
+        <w:rPr>
+          <w:rFonts w:ascii="Arial" w:hAnsi="Arial" w:cs="Arial"/>
+          <w:b/>
+          <w:bCs/>
+          <w:sz w:val="18"/>
+          <w:szCs w:val="18"/>
+          <w:u w:val="single"/>
+          <w:lang w:val="es-MX"/>
+        </w:rPr>
+        <w:t>CURSOS</w:t>
+      </w:r>
+    </w:p>
+    <w:p>
+      <w:pPr>
+        <w:jc w:val="both"/>
+        <w:rPr>
+          <w:rFonts w:ascii="Arial" w:hAnsi="Arial" w:cs="Arial"/>
+          <w:bCs/>
+          <w:sz w:val="18"/>
+          <w:szCs w:val="18"/>
+          <w:lang w:val="en-US"/>
+        </w:rPr>
+      </w:pPr>
+    </w:p>
+    <w:tbl>
+      <w:tblPr>
+        <w:tblW w:w="0" w:type="auto"/>
+        <w:tblInd w:w="-72" w:type="dxa"/>
+        <w:tblBorders>
+          <w:top w:val="single" w:sz="4" w:space="0" w:color="auto"/>
+          <w:left w:val="single" w:sz="4" w:space="0" w:color="auto"/>
+          <w:bottom w:val="single" w:sz="4" w:space="0" w:color="auto"/>
+          <w:right w:val="single" w:sz="4" w:space="0" w:color="auto"/>
+          <w:insideH w:val="single" w:sz="4" w:space="0" w:color="auto"/>
+          <w:insideV w:val="single" w:sz="4" w:space="0" w:color="auto"/>
+        </w:tblBorders>
+        <w:tblLook w:val="0000" w:firstRow="0" w:lastRow="0" w:firstColumn="0" w:lastColumn="0" w:noHBand="0" w:noVBand="0"/>
+      </w:tblPr>
+      <w:tblGrid>
+        <w:gridCol w:w="9850"/>
+      </w:tblGrid>
+      <w:tr>
+        <w:trPr>
+          <w:trHeight w:val="300"/>
+        </w:trPr>
+        <w:tc>
+          <w:tcPr>
+            <w:tcW w:w="9850" w:type="dxa"/>
+          </w:tcPr>
+          <w:p>
+            <w:pPr>
+              <w:rPr>
+                <w:rFonts w:ascii="Arial" w:hAnsi="Arial" w:cs="Arial"/>
+                <w:sz w:val="18"/>
+                <w:szCs w:val="18"/>
                 <w:lang w:val="en-US"/>
               </w:rPr>
             </w:pPr>
             <w:r>
               <w:rPr>
                 <w:rFonts w:ascii="Arial" w:hAnsi="Arial" w:cs="Arial"/>
+                <w:bCs/>
                 <w:sz w:val="18"/>
                 <w:szCs w:val="18"/>
                 <w:lang w:val="en-US"/>
               </w:rPr>
-              <w:t xml:space="preserve"> </w:t>
+              <w:t>- Databricks-ApacheSpark_From_Zero_To_Exp</w:t>
             </w:r>
           </w:p>
         </w:tc>
@@ -4292,66 +3948,26 @@
         </w:trPr>
         <w:tc>
           <w:tcPr>
-            <w:tcW w:w="7693" w:type="dxa"/>
+            <w:tcW w:w="9850" w:type="dxa"/>
           </w:tcPr>
           <w:p>
             <w:pPr>
-              <w:pStyle w:val="BodyText3"/>
-              <w:spacing w:after="40"/>
-              <w:ind w:right="51"/>
-              <w:rPr>
-                <w:rFonts w:ascii="Arial" w:eastAsia="Times New Roman" w:hAnsi="Arial" w:cs="Arial"/>
+              <w:rPr>
+                <w:rFonts w:ascii="Arial" w:hAnsi="Arial" w:cs="Arial"/>
+                <w:sz w:val="18"/>
+                <w:szCs w:val="18"/>
+                <w:lang w:val="es-MX"/>
+              </w:rPr>
+            </w:pPr>
+            <w:r>
+              <w:rPr>
+                <w:rFonts w:ascii="Arial" w:hAnsi="Arial" w:cs="Arial"/>
                 <w:bCs/>
                 <w:sz w:val="18"/>
                 <w:szCs w:val="18"/>
-                <w:lang w:val="es-MX" w:eastAsia="es-ES"/>
-              </w:rPr>
-            </w:pPr>
-            <w:r>
-              <w:rPr>
-                <w:rFonts w:ascii="Arial" w:eastAsia="Times New Roman" w:hAnsi="Arial" w:cs="Arial"/>
-                <w:bCs/>
-                <w:sz w:val="18"/>
-                <w:szCs w:val="18"/>
-                <w:lang w:val="es-MX" w:eastAsia="es-ES"/>
-              </w:rPr>
-              <w:t xml:space="preserve">- CDI_IIC </w:t>
-            </w:r>
-            <w:proofErr w:type="spellStart"/>
-            <w:r>
-              <w:rPr>
-                <w:rFonts w:ascii="Arial" w:eastAsia="Times New Roman" w:hAnsi="Arial" w:cs="Arial"/>
-                <w:bCs/>
-                <w:sz w:val="18"/>
-                <w:szCs w:val="18"/>
-                <w:lang w:val="es-MX" w:eastAsia="es-ES"/>
-              </w:rPr>
-              <w:t>Foundation</w:t>
-            </w:r>
-            <w:proofErr w:type="spellEnd"/>
-          </w:p>
-        </w:tc>
-        <w:tc>
-          <w:tcPr>
-            <w:tcW w:w="2268" w:type="dxa"/>
-          </w:tcPr>
-          <w:p>
-            <w:pPr>
-              <w:rPr>
-                <w:rFonts w:ascii="Arial" w:hAnsi="Arial" w:cs="Arial"/>
-                <w:sz w:val="18"/>
-                <w:szCs w:val="18"/>
-                <w:lang w:val="es-MX"/>
-              </w:rPr>
-            </w:pPr>
-            <w:r>
-              <w:rPr>
-                <w:rFonts w:ascii="Arial" w:hAnsi="Arial" w:cs="Arial"/>
-                <w:sz w:val="18"/>
-                <w:szCs w:val="18"/>
-                <w:lang w:val="es-MX"/>
-              </w:rPr>
-              <w:t xml:space="preserve"> </w:t>
+                <w:lang w:val="es-MX"/>
+              </w:rPr>
+              <w:t>- CDI_IIC Foundation</w:t>
             </w:r>
           </w:p>
         </w:tc>
@@ -4362,167 +3978,95 @@
         </w:trPr>
         <w:tc>
           <w:tcPr>
-            <w:tcW w:w="7693" w:type="dxa"/>
+            <w:tcW w:w="9850" w:type="dxa"/>
           </w:tcPr>
           <w:p>
             <w:pPr>
-              <w:pStyle w:val="BodyText3"/>
-              <w:spacing w:after="40"/>
-              <w:ind w:right="51"/>
-              <w:rPr>
-                <w:rFonts w:ascii="Arial" w:eastAsia="Times New Roman" w:hAnsi="Arial" w:cs="Arial"/>
+              <w:rPr>
+                <w:rFonts w:ascii="Arial" w:hAnsi="Arial" w:cs="Arial"/>
+                <w:sz w:val="18"/>
+                <w:szCs w:val="18"/>
+                <w:lang w:val="es-MX"/>
+              </w:rPr>
+            </w:pPr>
+            <w:r>
+              <w:rPr>
+                <w:rFonts w:ascii="Arial" w:hAnsi="Arial" w:cs="Arial"/>
                 <w:bCs/>
                 <w:sz w:val="18"/>
                 <w:szCs w:val="18"/>
-                <w:lang w:val="es-MX" w:eastAsia="es-ES"/>
-              </w:rPr>
-            </w:pPr>
-            <w:r>
-              <w:rPr>
-                <w:rFonts w:ascii="Arial" w:eastAsia="Times New Roman" w:hAnsi="Arial" w:cs="Arial"/>
-                <w:bCs/>
-                <w:sz w:val="18"/>
-                <w:szCs w:val="18"/>
-                <w:lang w:val="es-MX" w:eastAsia="es-ES"/>
-              </w:rPr>
-              <w:t xml:space="preserve">- </w:t>
-            </w:r>
-            <w:proofErr w:type="spellStart"/>
-            <w:r>
-              <w:rPr>
-                <w:rFonts w:ascii="Arial" w:eastAsia="Times New Roman" w:hAnsi="Arial" w:cs="Arial"/>
-                <w:bCs/>
-                <w:sz w:val="18"/>
-                <w:szCs w:val="18"/>
-                <w:lang w:val="es-MX" w:eastAsia="es-ES"/>
-              </w:rPr>
-              <w:t>PowerBIAnalisisDatosBI</w:t>
-            </w:r>
-            <w:proofErr w:type="spellEnd"/>
-          </w:p>
-        </w:tc>
-        <w:tc>
-          <w:tcPr>
-            <w:tcW w:w="2268" w:type="dxa"/>
-          </w:tcPr>
-          <w:p>
-            <w:pPr>
-              <w:rPr>
-                <w:rFonts w:ascii="Arial" w:hAnsi="Arial" w:cs="Arial"/>
-                <w:sz w:val="18"/>
-                <w:szCs w:val="18"/>
-                <w:lang w:val="es-MX"/>
-              </w:rPr>
-            </w:pPr>
-            <w:r>
-              <w:rPr>
-                <w:rFonts w:ascii="Arial" w:hAnsi="Arial" w:cs="Arial"/>
-                <w:sz w:val="18"/>
-                <w:szCs w:val="18"/>
-                <w:lang w:val="es-MX"/>
-              </w:rPr>
-              <w:t xml:space="preserve"> </w:t>
-            </w:r>
-          </w:p>
-        </w:tc>
-      </w:tr>
-      <w:tr>
-        <w:trPr>
-          <w:trHeight w:val="300"/>
-        </w:trPr>
-        <w:tc>
-          <w:tcPr>
-            <w:tcW w:w="7693" w:type="dxa"/>
-          </w:tcPr>
-          <w:p>
-            <w:pPr>
-              <w:pStyle w:val="BodyText3"/>
-              <w:spacing w:after="40"/>
-              <w:ind w:right="51"/>
-              <w:rPr>
-                <w:rFonts w:ascii="Arial" w:eastAsia="Times New Roman" w:hAnsi="Arial" w:cs="Arial"/>
-                <w:bCs/>
-                <w:sz w:val="18"/>
-                <w:szCs w:val="18"/>
-                <w:lang w:val="es-MX" w:eastAsia="es-ES"/>
-              </w:rPr>
-            </w:pPr>
-            <w:r>
-              <w:rPr>
-                <w:rFonts w:ascii="Arial" w:eastAsia="Times New Roman" w:hAnsi="Arial" w:cs="Arial"/>
-                <w:bCs/>
-                <w:sz w:val="18"/>
-                <w:szCs w:val="18"/>
-                <w:lang w:val="es-MX" w:eastAsia="es-ES"/>
-              </w:rPr>
-              <w:t xml:space="preserve">- ITIL </w:t>
-            </w:r>
-            <w:proofErr w:type="spellStart"/>
-            <w:r>
-              <w:rPr>
-                <w:rFonts w:ascii="Arial" w:eastAsia="Times New Roman" w:hAnsi="Arial" w:cs="Arial"/>
-                <w:bCs/>
-                <w:sz w:val="18"/>
-                <w:szCs w:val="18"/>
-                <w:lang w:val="es-MX" w:eastAsia="es-ES"/>
-              </w:rPr>
-              <w:t>Foundation</w:t>
-            </w:r>
-            <w:proofErr w:type="spellEnd"/>
-            <w:r>
-              <w:rPr>
-                <w:rFonts w:ascii="Arial" w:eastAsia="Times New Roman" w:hAnsi="Arial" w:cs="Arial"/>
-                <w:bCs/>
-                <w:sz w:val="18"/>
-                <w:szCs w:val="18"/>
-                <w:lang w:val="es-MX" w:eastAsia="es-ES"/>
-              </w:rPr>
-              <w:t xml:space="preserve"> </w:t>
-            </w:r>
-            <w:proofErr w:type="spellStart"/>
-            <w:r>
-              <w:rPr>
-                <w:rFonts w:ascii="Arial" w:eastAsia="Times New Roman" w:hAnsi="Arial" w:cs="Arial"/>
-                <w:bCs/>
-                <w:sz w:val="18"/>
-                <w:szCs w:val="18"/>
-                <w:lang w:val="es-MX" w:eastAsia="es-ES"/>
-              </w:rPr>
-              <w:t>Certificate</w:t>
-            </w:r>
-            <w:proofErr w:type="spellEnd"/>
-          </w:p>
-        </w:tc>
-        <w:tc>
-          <w:tcPr>
-            <w:tcW w:w="2268" w:type="dxa"/>
-          </w:tcPr>
-          <w:p>
-            <w:pPr>
-              <w:rPr>
-                <w:rFonts w:ascii="Arial" w:hAnsi="Arial" w:cs="Arial"/>
-                <w:sz w:val="18"/>
-                <w:szCs w:val="18"/>
-                <w:lang w:val="es-MX"/>
-              </w:rPr>
-            </w:pPr>
-            <w:r>
-              <w:rPr>
-                <w:rFonts w:ascii="Arial" w:hAnsi="Arial" w:cs="Arial"/>
-                <w:sz w:val="18"/>
-                <w:szCs w:val="18"/>
-                <w:lang w:val="es-MX"/>
-              </w:rPr>
-              <w:t>2016</w:t>
+                <w:lang w:val="es-MX"/>
+              </w:rPr>
+              <w:t>- PowerBIAnalisisDatosBI</w:t>
             </w:r>
           </w:p>
         </w:tc>
       </w:tr>
     </w:tbl>
-    <w:p/>
+    <w:p>
+      <w:pPr>
+        <w:jc w:val="both"/>
+        <w:rPr>
+          <w:rFonts w:ascii="Arial" w:hAnsi="Arial" w:cs="Arial"/>
+          <w:bCs/>
+          <w:sz w:val="18"/>
+          <w:szCs w:val="18"/>
+          <w:lang w:val="en-US"/>
+        </w:rPr>
+      </w:pPr>
+    </w:p>
+    <w:p>
+      <w:r>
+        <w:br w:type="page"/>
+      </w:r>
+    </w:p>
+    <w:p>
+      <w:r>
+        <w:rPr>
+          <w:noProof/>
+        </w:rPr>
+        <w:pict w14:anchorId="7D7EF6FD">
+          <v:shapetype id="_x0000_t75" coordsize="21600,21600" o:spt="75" o:preferrelative="t" path="m@4@5l@4@11@9@11@9@5xe" filled="f" stroked="f">
+            <v:stroke joinstyle="miter"/>
+            <v:formulas>
+              <v:f eqn="if lineDrawn pixelLineWidth 0"/>
+              <v:f eqn="sum @0 1 0"/>
+              <v:f eqn="sum 0 0 @1"/>
+              <v:f eqn="prod @2 1 2"/>
+              <v:f eqn="prod @3 21600 pixelWidth"/>
+              <v:f eqn="prod @3 21600 pixelHeight"/>
+              <v:f eqn="sum @0 0 1"/>
+              <v:f eqn="prod @6 1 2"/>
+              <v:f eqn="prod @7 21600 pixelWidth"/>
+              <v:f eqn="sum @8 21600 0"/>
+              <v:f eqn="prod @7 21600 pixelHeight"/>
+              <v:f eqn="sum @10 21600 0"/>
+            </v:formulas>
+            <v:path o:extrusionok="f" gradientshapeok="t" o:connecttype="rect"/>
+            <o:lock v:ext="edit" aspectratio="t"/>
+          </v:shapetype>
+          <v:shape id="_x0000_i1026" type="#_x0000_t75" style="width:6in;height:558.75pt;visibility:visible;mso-wrap-style:square">
+            <v:imagedata r:id="rId11" o:title=""/>
+          </v:shape>
+        </w:pict>
+      </w:r>
+    </w:p>
+    <w:p>
+      <w:r>
+        <w:rPr>
+          <w:noProof/>
+        </w:rPr>
+        <w:lastRenderedPageBreak/>
+        <w:pict w14:anchorId="6C07DD0B">
+          <v:shape id="Picture 1" o:spid="_x0000_i1025" type="#_x0000_t75" style="width:479.25pt;height:581.25pt;visibility:visible;mso-wrap-style:square">
+            <v:imagedata r:id="rId12" o:title=""/>
+          </v:shape>
+        </w:pict>
+      </w:r>
+    </w:p>
     <w:sectPr>
-      <w:headerReference w:type="default" r:id="rId11"/>
-      <w:footerReference w:type="default" r:id="rId12"/>
+      <w:headerReference w:type="default" r:id="rId13"/>
+      <w:footerReference w:type="default" r:id="rId14"/>
       <w:pgSz w:w="12240" w:h="15840"/>
       <w:pgMar w:top="1418" w:right="1260" w:bottom="1134" w:left="1418" w:header="720" w:footer="720" w:gutter="0"/>
       <w:cols w:space="720"/>

--- a/cv/final_cv/ingenieroDatosSeniorBI/Jesus Alejandro Flores Roldan - CV_generado.docx
+++ b/cv/final_cv/ingenieroDatosSeniorBI/Jesus Alejandro Flores Roldan - CV_generado.docx
@@ -19,7 +19,7 @@
           <w:bCs/>
           <w:lang w:val="es-MX"/>
         </w:rPr>
-        <w:t>Jesus Alejandro Flores Roldan</w:t>
+        <w:t>Jésus Alejandro Flores Roldan</w:t>
       </w:r>
     </w:p>
     <w:p>
@@ -43,9 +43,12 @@
     <w:p>
       <w:pPr>
         <w:pStyle w:val="Title"/>
+        <w:jc w:val="left"/>
         <w:rPr>
           <w:b/>
           <w:bCs/>
+          <w:sz w:val="18"/>
+          <w:szCs w:val="18"/>
           <w:lang w:val="es-MX"/>
         </w:rPr>
       </w:pPr>
@@ -62,46 +65,6 @@
           <w:lang w:val="es-MX"/>
         </w:rPr>
       </w:pPr>
-      <w:r>
-        <w:rPr>
-          <w:b/>
-          <w:bCs/>
-          <w:sz w:val="18"/>
-          <w:szCs w:val="18"/>
-          <w:lang w:val="es-MX"/>
-        </w:rPr>
-        <w:t>Folio</w:t>
-      </w:r>
-      <w:r>
-        <w:rPr>
-          <w:b/>
-          <w:bCs/>
-          <w:sz w:val="18"/>
-          <w:szCs w:val="18"/>
-          <w:lang w:val="es-MX"/>
-        </w:rPr>
-        <w:t xml:space="preserve">: </w:t>
-      </w:r>
-      <w:r>
-        <w:rPr>
-          <w:b/>
-          <w:bCs/>
-          <w:sz w:val="18"/>
-          <w:szCs w:val="18"/>
-          <w:lang w:val="es-MX"/>
-        </w:rPr>
-        <w:t>-</w:t>
-      </w:r>
-    </w:p>
-    <w:p>
-      <w:pPr>
-        <w:rPr>
-          <w:rFonts w:ascii="Arial" w:hAnsi="Arial" w:cs="Arial"/>
-          <w:bCs/>
-          <w:sz w:val="18"/>
-          <w:szCs w:val="18"/>
-        </w:rPr>
-      </w:pPr>
     </w:p>
     <w:p>
       <w:pPr>
@@ -131,7 +94,7 @@
           <w:szCs w:val="18"/>
           <w:u w:val="single"/>
         </w:rPr>
-        <w:t>RESUMEN PROFESIONAL</w:t>
+        <w:t>FUNCIONES</w:t>
       </w:r>
     </w:p>
     <w:p>
@@ -191,7 +154,7 @@
                 <w:szCs w:val="18"/>
                 <w:lang w:val="es-MX" w:eastAsia="es-ES"/>
               </w:rPr>
-              <w:t>Amplia experiencia en diseño e implementación de procesos ETL y en la construcción de Data Lakes y Data Marts.</w:t>
+              <w:t>Diseño, construyo, optimizo y mantengo infraestructuras y soluciones tecnológicas que recolectan, almacenan, procesan y permiten el acceso a grandes volúmenes de datos de forma eficiente, segura y escalable. Cuento con habilidades en el diseño e implementación de procesos ETL/ELT para el procesamiento de grandes volúmenes de información, así como en la definición, construcción y mantenimiento de estructuras de almacenamiento que garantizan la eficiencia de las soluciones de Inteligencia de Negocio. Asimismo, optimizo la carga, el procesamiento y la consulta de grandes volúmenes de datos.</w:t>
             </w:r>
             <w:r>
               <w:rPr>
@@ -202,7 +165,6 @@
                 <w:lang w:val="es-MX" w:eastAsia="es-ES"/>
               </w:rPr>
               <w:br/>
-              <w:t>Implementación de pipelines y estrategias para poblar capas RAW, BRONZE, SILVER y GOLD con énfasis en reutilización de código.</w:t>
             </w:r>
             <w:r>
               <w:rPr>
@@ -210,9 +172,9 @@
                 <w:bCs/>
                 <w:sz w:val="18"/>
                 <w:szCs w:val="18"/>
-                <w:lang w:val="es-MX" w:eastAsia="es-ES"/>
-              </w:rPr>
-              <w:t xml:space="preserve"> </w:t>
+                <w:lang w:eastAsia="es-ES"/>
+              </w:rPr>
+              <w:t xml:space="preserve">He </w:t>
             </w:r>
             <w:r>
               <w:rPr>
@@ -220,9 +182,9 @@
                 <w:bCs/>
                 <w:sz w:val="18"/>
                 <w:szCs w:val="18"/>
-                <w:lang w:val="es-MX" w:eastAsia="es-ES"/>
-              </w:rPr>
-              <w:t>Definición de estándares, buenas prácticas y uso de control de versiones para garantizar calidad y gobernanza de datos.</w:t>
+                <w:lang w:eastAsia="es-ES"/>
+              </w:rPr>
+              <w:t>guiado</w:t>
             </w:r>
             <w:r>
               <w:rPr>
@@ -230,30 +192,137 @@
                 <w:bCs/>
                 <w:sz w:val="18"/>
                 <w:szCs w:val="18"/>
-                <w:lang w:val="es-MX" w:eastAsia="es-ES"/>
-              </w:rPr>
-              <w:t xml:space="preserve"> </w:t>
-            </w:r>
+                <w:lang w:eastAsia="es-ES"/>
+              </w:rPr>
+              <w:t xml:space="preserve"> equipos técnicos y proyectos de implementación de pipelines de Extraer, Transformar y Cargar (ETL)/ELT, así como la construcción de </w:t>
+            </w:r>
+            <w:proofErr w:type="spellStart"/>
             <w:r>
               <w:rPr>
                 <w:rFonts w:ascii="Arial" w:eastAsia="Times New Roman" w:hAnsi="Arial" w:cs="Arial"/>
                 <w:bCs/>
                 <w:sz w:val="18"/>
                 <w:szCs w:val="18"/>
-                <w:lang w:val="es-MX" w:eastAsia="es-ES"/>
-              </w:rPr>
-              <w:t>Optimización de cargas y rendimiento de procesos ETL mediante tuning y automatización.</w:t>
-            </w:r>
+                <w:lang w:eastAsia="es-ES"/>
+              </w:rPr>
+              <w:t>datamarts</w:t>
+            </w:r>
+            <w:proofErr w:type="spellEnd"/>
             <w:r>
               <w:rPr>
                 <w:rFonts w:ascii="Arial" w:eastAsia="Times New Roman" w:hAnsi="Arial" w:cs="Arial"/>
                 <w:bCs/>
                 <w:sz w:val="18"/>
                 <w:szCs w:val="18"/>
-                <w:lang w:val="es-MX" w:eastAsia="es-ES"/>
-              </w:rPr>
-              <w:br/>
-            </w:r>
+                <w:lang w:eastAsia="es-ES"/>
+              </w:rPr>
+              <w:t xml:space="preserve"> y modelos de datos para asegurar la disponibilidad y calidad de la información requerida por las áreas de análisis. En mis roles he establecido estándares y buenas prácticas, automatizado cargas y procesos, y optimizado el rendimiento de consultas y procesos ETL para garantizar la continuidad operativa y el cumplimiento de SLA, colaborando con equipos de BI, arquitectura y negocio para entregar soluciones alineadas a los requerimientos.</w:t>
+            </w:r>
+          </w:p>
+        </w:tc>
+      </w:tr>
+    </w:tbl>
+    <w:p>
+      <w:pPr>
+        <w:rPr>
+          <w:rFonts w:ascii="Arial" w:hAnsi="Arial" w:cs="Arial"/>
+          <w:bCs/>
+          <w:sz w:val="18"/>
+          <w:szCs w:val="18"/>
+        </w:rPr>
+      </w:pPr>
+    </w:p>
+    <w:p>
+      <w:pPr>
+        <w:rPr>
+          <w:rFonts w:ascii="Arial" w:hAnsi="Arial" w:cs="Arial"/>
+          <w:b/>
+          <w:sz w:val="18"/>
+          <w:szCs w:val="18"/>
+          <w:u w:val="single"/>
+        </w:rPr>
+      </w:pPr>
+    </w:p>
+    <w:p>
+      <w:pPr>
+        <w:rPr>
+          <w:rFonts w:ascii="Arial" w:hAnsi="Arial" w:cs="Arial"/>
+          <w:b/>
+          <w:sz w:val="18"/>
+          <w:szCs w:val="18"/>
+          <w:u w:val="single"/>
+        </w:rPr>
+      </w:pPr>
+      <w:r>
+        <w:rPr>
+          <w:rFonts w:ascii="Arial" w:hAnsi="Arial" w:cs="Arial"/>
+          <w:b/>
+          <w:sz w:val="18"/>
+          <w:szCs w:val="18"/>
+          <w:u w:val="single"/>
+        </w:rPr>
+        <w:t>EXPERIENCIA</w:t>
+      </w:r>
+      <w:r>
+        <w:rPr>
+          <w:rFonts w:ascii="Arial" w:hAnsi="Arial" w:cs="Arial"/>
+          <w:b/>
+          <w:sz w:val="18"/>
+          <w:szCs w:val="18"/>
+          <w:u w:val="single"/>
+        </w:rPr>
+        <w:t xml:space="preserve"> PROFESIONAL</w:t>
+      </w:r>
+    </w:p>
+    <w:p>
+      <w:pPr>
+        <w:rPr>
+          <w:rFonts w:ascii="Arial" w:hAnsi="Arial" w:cs="Arial"/>
+          <w:bCs/>
+          <w:sz w:val="18"/>
+          <w:szCs w:val="18"/>
+        </w:rPr>
+      </w:pPr>
+    </w:p>
+    <w:tbl>
+      <w:tblPr>
+        <w:tblW w:w="0" w:type="auto"/>
+        <w:tblInd w:w="-75" w:type="dxa"/>
+        <w:tblBorders>
+          <w:top w:val="single" w:sz="4" w:space="0" w:color="auto"/>
+          <w:left w:val="single" w:sz="4" w:space="0" w:color="auto"/>
+          <w:bottom w:val="single" w:sz="4" w:space="0" w:color="auto"/>
+          <w:right w:val="single" w:sz="4" w:space="0" w:color="auto"/>
+          <w:insideH w:val="single" w:sz="4" w:space="0" w:color="auto"/>
+          <w:insideV w:val="single" w:sz="4" w:space="0" w:color="auto"/>
+        </w:tblBorders>
+        <w:tblLayout w:type="fixed"/>
+        <w:tblCellMar>
+          <w:left w:w="105" w:type="dxa"/>
+          <w:right w:w="105" w:type="dxa"/>
+        </w:tblCellMar>
+        <w:tblLook w:val="0000" w:firstRow="0" w:lastRow="0" w:firstColumn="0" w:lastColumn="0" w:noHBand="0" w:noVBand="0"/>
+      </w:tblPr>
+      <w:tblGrid>
+        <w:gridCol w:w="9961"/>
+      </w:tblGrid>
+      <w:tr>
+        <w:tc>
+          <w:tcPr>
+            <w:tcW w:w="9961" w:type="dxa"/>
+          </w:tcPr>
+          <w:p>
+            <w:pPr>
+              <w:pStyle w:val="BodyText3"/>
+              <w:spacing w:after="40"/>
+              <w:ind w:right="51"/>
+              <w:rPr>
+                <w:rFonts w:ascii="Arial" w:hAnsi="Arial" w:cs="Arial"/>
+                <w:sz w:val="18"/>
+                <w:szCs w:val="18"/>
+                <w:lang w:val="es-419"/>
+              </w:rPr>
+            </w:pPr>
             <w:r>
               <w:rPr>
                 <w:rFonts w:ascii="Arial" w:eastAsia="Times New Roman" w:hAnsi="Arial" w:cs="Arial"/>
@@ -262,9 +331,9 @@
                 <w:szCs w:val="18"/>
                 <w:lang w:val="es-MX" w:eastAsia="es-ES"/>
               </w:rPr>
-              <w:br/>
-              <w:t>Trabajo con herramientas como Python, PySpark, Databricks, SSIS, SAS Data Integration e IBM DataStage.</w:t>
-            </w:r>
+              <w:t xml:space="preserve">Cuento con más de 5 años en el análisis de grandes volúmenes de datos y en el desarrollo de soluciones de Inteligencia de Negocio. Soy responsable del diseño, construcción, optimización y mantenimiento de infraestructuras y soluciones de datos, asegurando la implementación y uso de arquitecturas que permitan la recolección, almacenamiento, procesamiento y acceso eficiente, seguro y escalable a grandes volúmenes de información, participando en la definición de procesos Extraer, Transformar y Cargar (Extraer, Transformar y Cargar (ETL)/ELT), estructuras de almacenamiento y estrategias de optimización, así como en la toma de decisiones tecnológicas mediante el uso y/o adaptación de herramientas, </w:t>
+            </w:r>
+            <w:proofErr w:type="spellStart"/>
             <w:r>
               <w:rPr>
                 <w:rFonts w:ascii="Arial" w:eastAsia="Times New Roman" w:hAnsi="Arial" w:cs="Arial"/>
@@ -273,9 +342,9 @@
                 <w:szCs w:val="18"/>
                 <w:lang w:val="es-MX" w:eastAsia="es-ES"/>
               </w:rPr>
-              <w:br/>
-              <w:t>Participación en modelado de datos con Erwin, construcción de diccionarios y establecimiento de linaje.</w:t>
-            </w:r>
+              <w:t>frameworks</w:t>
+            </w:r>
+            <w:proofErr w:type="spellEnd"/>
             <w:r>
               <w:rPr>
                 <w:rFonts w:ascii="Arial" w:eastAsia="Times New Roman" w:hAnsi="Arial" w:cs="Arial"/>
@@ -284,8 +353,7 @@
                 <w:szCs w:val="18"/>
                 <w:lang w:val="es-MX" w:eastAsia="es-ES"/>
               </w:rPr>
-              <w:br/>
-              <w:t>Liderazgo técnico en equipos ágiles para coordinar migraciones, validaciones y proyectos de alto volumen.</w:t>
+              <w:t xml:space="preserve"> y estándares para garantizar soluciones robustas de Inteligencia de Negocio.</w:t>
             </w:r>
             <w:r>
               <w:rPr>
@@ -296,7 +364,39 @@
                 <w:lang w:val="es-MX" w:eastAsia="es-ES"/>
               </w:rPr>
               <w:br/>
-              <w:t>Aplicación de IA generativa para pruebas y generación de datos sintéticos para acelerar desarrollo.</w:t>
+            </w:r>
+            <w:r>
+              <w:rPr>
+                <w:rFonts w:ascii="Arial" w:eastAsia="Times New Roman" w:hAnsi="Arial" w:cs="Arial"/>
+                <w:bCs/>
+                <w:sz w:val="18"/>
+                <w:szCs w:val="18"/>
+                <w:lang w:val="es-MX" w:eastAsia="es-ES"/>
+              </w:rPr>
+              <w:br/>
+              <w:t xml:space="preserve">He liderado equipos técnicos y proyectos de implementación de pipelines Extraer, Transformar y Cargar (ETL)/ELT, construcción de </w:t>
+            </w:r>
+            <w:proofErr w:type="spellStart"/>
+            <w:r>
+              <w:rPr>
+                <w:rFonts w:ascii="Arial" w:eastAsia="Times New Roman" w:hAnsi="Arial" w:cs="Arial"/>
+                <w:bCs/>
+                <w:sz w:val="18"/>
+                <w:szCs w:val="18"/>
+                <w:lang w:val="es-MX" w:eastAsia="es-ES"/>
+              </w:rPr>
+              <w:t>datamarts</w:t>
+            </w:r>
+            <w:proofErr w:type="spellEnd"/>
+            <w:r>
+              <w:rPr>
+                <w:rFonts w:ascii="Arial" w:eastAsia="Times New Roman" w:hAnsi="Arial" w:cs="Arial"/>
+                <w:bCs/>
+                <w:sz w:val="18"/>
+                <w:szCs w:val="18"/>
+                <w:lang w:val="es-MX" w:eastAsia="es-ES"/>
+              </w:rPr>
+              <w:t xml:space="preserve"> y modelos de datos para asegurar la disponibilidad y calidad de la información requerida por áreas de análisis. En mis roles he definido estándares y buenas prácticas, automatizado cargas y procesos, y optimizado rendimiento de consultas y procesos Extraer, Transformar y Cargar (ETL) para garantizar continuidad operativa y cumplimiento de SLA, colaborando con equipos de BI, arquitectura y negocio para entregar soluciones alineadas a los requerimientos.</w:t>
             </w:r>
           </w:p>
         </w:tc>
@@ -515,7 +615,7 @@
                 <w:szCs w:val="18"/>
                 <w:lang w:val="es-MX"/>
               </w:rPr>
-              <w:t>enero 2026</w:t>
+              <w:t>01 enero 2026</w:t>
             </w:r>
           </w:p>
         </w:tc>
@@ -557,7 +657,7 @@
                 <w:szCs w:val="18"/>
                 <w:lang w:val="es-MX"/>
               </w:rPr>
-              <w:t>presente</w:t>
+              <w:t>A la fecha</w:t>
             </w:r>
           </w:p>
         </w:tc>
@@ -646,7 +746,7 @@
                 <w:szCs w:val="20"/>
                 <w:lang w:val="es-MX"/>
               </w:rPr>
-              <w:t>• Desarrollar el proyecto Sofipo Ictineo DataLake para poblar las capas RAW, BRONZE, SILVER y GOLD.</w:t>
+              <w:t>• Diseño, construyo, optimizo y mantengo infraestructuras y soluciones tecnológicas que recolectan, almacenan, procesan y permiten el acceso a grandes volúmenes de datos de manera eficiente, segura y escalable. Cuento con habilidades en el diseño e implementación de procesos Extraer, Transformar y Cargar (ETL) para el procesamiento de grandes volúmenes de información, así como en la definición, construcción y mantenimiento de estructuras de almacenamiento que aseguran la eficiencia de las soluciones de Inteligencia de Negocio. Además, optimizo la carga, el procesamiento y la consulta de grandes volúmenes de datos.</w:t>
             </w:r>
           </w:p>
           <w:p>
@@ -665,7 +765,7 @@
                 <w:szCs w:val="20"/>
                 <w:lang w:val="es-MX"/>
               </w:rPr>
-              <w:t>• Definir la estrategia de construcción de los procesos ETL y estándares de ejecución para pipelines y notebooks.</w:t>
+              <w:t>• Diseño y lidero la implementación de procesos de integración de datos (Extraer, Transformar y Cargar (ETL)/ELT) para el manejo de grandes volúmenes de información.</w:t>
             </w:r>
           </w:p>
           <w:p>
@@ -684,7 +784,2152 @@
                 <w:szCs w:val="20"/>
                 <w:lang w:val="es-MX"/>
               </w:rPr>
-              <w:t>• Crear procesos reutilizables en Python y PySpark para cargas similares en DataBricks.</w:t>
+              <w:t>• Construyo, optimizo y mantengo pipelines de datos robustos y escalables para la ingesta, transformación y carga de datos.</w:t>
+            </w:r>
+          </w:p>
+          <w:p>
+            <w:pPr>
+              <w:pStyle w:val="NoSpacing"/>
+              <w:ind w:left="0"/>
+              <w:jc w:val="both"/>
+              <w:rPr>
+                <w:szCs w:val="22"/>
+                <w:lang w:val="es-MX"/>
+              </w:rPr>
+            </w:pPr>
+            <w:r>
+              <w:rPr>
+                <w:sz w:val="18"/>
+                <w:szCs w:val="20"/>
+                <w:lang w:val="es-MX"/>
+              </w:rPr>
+              <w:t xml:space="preserve">• Defino, implemento y evoluciono arquitecturas de datos (Data </w:t>
+            </w:r>
+            <w:proofErr w:type="spellStart"/>
+            <w:r>
+              <w:rPr>
+                <w:sz w:val="18"/>
+                <w:szCs w:val="20"/>
+                <w:lang w:val="es-MX"/>
+              </w:rPr>
+              <w:t>Warehouse</w:t>
+            </w:r>
+            <w:proofErr w:type="spellEnd"/>
+            <w:r>
+              <w:rPr>
+                <w:sz w:val="18"/>
+                <w:szCs w:val="20"/>
+                <w:lang w:val="es-MX"/>
+              </w:rPr>
+              <w:t>, Data Lake) alineadas a necesidades de negocio.</w:t>
+            </w:r>
+          </w:p>
+          <w:p>
+            <w:pPr>
+              <w:pStyle w:val="NoSpacing"/>
+              <w:ind w:left="0"/>
+              <w:jc w:val="both"/>
+              <w:rPr>
+                <w:szCs w:val="22"/>
+                <w:lang w:val="es-MX"/>
+              </w:rPr>
+            </w:pPr>
+            <w:r>
+              <w:rPr>
+                <w:sz w:val="18"/>
+                <w:szCs w:val="20"/>
+                <w:lang w:val="es-MX"/>
+              </w:rPr>
+              <w:t>• Aseguro la calidad, integridad, disponibilidad y gobierno de los datos en todas las etapas del procesamiento.</w:t>
+            </w:r>
+          </w:p>
+          <w:p>
+            <w:pPr>
+              <w:pStyle w:val="NoSpacing"/>
+              <w:ind w:left="0"/>
+              <w:jc w:val="both"/>
+              <w:rPr>
+                <w:szCs w:val="22"/>
+                <w:lang w:val="es-MX"/>
+              </w:rPr>
+            </w:pPr>
+            <w:r>
+              <w:rPr>
+                <w:sz w:val="18"/>
+                <w:szCs w:val="20"/>
+                <w:lang w:val="es-MX"/>
+              </w:rPr>
+              <w:t>• Optimizo el rendimiento de consultas, procesos de carga y el almacenamiento de datos a gran escala.</w:t>
+            </w:r>
+          </w:p>
+          <w:p>
+            <w:pPr>
+              <w:pStyle w:val="NoSpacing"/>
+              <w:ind w:left="0"/>
+              <w:jc w:val="both"/>
+              <w:rPr>
+                <w:szCs w:val="22"/>
+                <w:lang w:val="es-MX"/>
+              </w:rPr>
+            </w:pPr>
+            <w:r>
+              <w:rPr>
+                <w:sz w:val="18"/>
+                <w:szCs w:val="20"/>
+                <w:lang w:val="es-MX"/>
+              </w:rPr>
+              <w:lastRenderedPageBreak/>
+              <w:t>• Defino estándares, buenas prácticas y lineamientos técnicos para el manejo y procesamiento de datos.</w:t>
+            </w:r>
+          </w:p>
+          <w:p>
+            <w:pPr>
+              <w:pStyle w:val="NoSpacing"/>
+              <w:ind w:left="0"/>
+              <w:jc w:val="both"/>
+              <w:rPr>
+                <w:szCs w:val="22"/>
+                <w:lang w:val="es-MX"/>
+              </w:rPr>
+            </w:pPr>
+            <w:r>
+              <w:rPr>
+                <w:sz w:val="18"/>
+                <w:szCs w:val="20"/>
+                <w:lang w:val="es-MX"/>
+              </w:rPr>
+              <w:t xml:space="preserve">• Monitoreo, </w:t>
+            </w:r>
+            <w:proofErr w:type="spellStart"/>
+            <w:r>
+              <w:rPr>
+                <w:sz w:val="18"/>
+                <w:szCs w:val="20"/>
+                <w:lang w:val="es-MX"/>
+              </w:rPr>
+              <w:t>diagnostico</w:t>
+            </w:r>
+            <w:proofErr w:type="spellEnd"/>
+            <w:r>
+              <w:rPr>
+                <w:sz w:val="18"/>
+                <w:szCs w:val="20"/>
+                <w:lang w:val="es-MX"/>
+              </w:rPr>
+              <w:t xml:space="preserve"> y resuelvo incidencias complejas en procesos y flujos de datos.</w:t>
+            </w:r>
+          </w:p>
+          <w:p>
+            <w:pPr>
+              <w:pStyle w:val="NoSpacing"/>
+              <w:ind w:left="0"/>
+              <w:jc w:val="both"/>
+              <w:rPr>
+                <w:szCs w:val="22"/>
+                <w:lang w:val="es-MX"/>
+              </w:rPr>
+            </w:pPr>
+            <w:r>
+              <w:rPr>
+                <w:sz w:val="18"/>
+                <w:szCs w:val="20"/>
+                <w:lang w:val="es-MX"/>
+              </w:rPr>
+              <w:t>• Colaboro con equipos de BI, analítica y arquitectura para garantizar soluciones de datos integrales.</w:t>
+            </w:r>
+          </w:p>
+          <w:p>
+            <w:pPr>
+              <w:pStyle w:val="NoSpacing"/>
+              <w:ind w:left="0"/>
+              <w:jc w:val="both"/>
+              <w:rPr>
+                <w:szCs w:val="22"/>
+                <w:lang w:val="es-MX"/>
+              </w:rPr>
+            </w:pPr>
+            <w:r>
+              <w:rPr>
+                <w:sz w:val="18"/>
+                <w:szCs w:val="20"/>
+                <w:lang w:val="es-MX"/>
+              </w:rPr>
+              <w:t xml:space="preserve">• Evalúo e implemento herramientas, </w:t>
+            </w:r>
+            <w:proofErr w:type="spellStart"/>
+            <w:r>
+              <w:rPr>
+                <w:sz w:val="18"/>
+                <w:szCs w:val="20"/>
+                <w:lang w:val="es-MX"/>
+              </w:rPr>
+              <w:t>frameworks</w:t>
+            </w:r>
+            <w:proofErr w:type="spellEnd"/>
+            <w:r>
+              <w:rPr>
+                <w:sz w:val="18"/>
+                <w:szCs w:val="20"/>
+                <w:lang w:val="es-MX"/>
+              </w:rPr>
+              <w:t xml:space="preserve"> y tecnologías para mejorar las soluciones de datos.</w:t>
+            </w:r>
+          </w:p>
+          <w:p>
+            <w:pPr>
+              <w:pStyle w:val="NoSpacing"/>
+              <w:ind w:left="0"/>
+              <w:jc w:val="both"/>
+              <w:rPr>
+                <w:szCs w:val="22"/>
+                <w:lang w:val="es-MX"/>
+              </w:rPr>
+            </w:pPr>
+            <w:r>
+              <w:rPr>
+                <w:sz w:val="18"/>
+                <w:szCs w:val="20"/>
+                <w:lang w:val="es-MX"/>
+              </w:rPr>
+              <w:t>• Documento arquitecturas, procesos y flujos de datos asegurando su entendimiento y mantenibilidad.</w:t>
+            </w:r>
+          </w:p>
+          <w:p>
+            <w:pPr>
+              <w:pStyle w:val="NoSpacing"/>
+              <w:ind w:left="0"/>
+              <w:jc w:val="both"/>
+              <w:rPr>
+                <w:szCs w:val="22"/>
+                <w:lang w:val="es-MX"/>
+              </w:rPr>
+            </w:pPr>
+            <w:r>
+              <w:rPr>
+                <w:sz w:val="18"/>
+                <w:szCs w:val="20"/>
+                <w:lang w:val="es-MX"/>
+              </w:rPr>
+              <w:t>• Aplico conocimientos profundos y experiencia en Ingeniería de Datos para resolver problemas complejos relacionados con el procesamiento y gestión de grandes volúmenes de información, utilizando soluciones existentes de manera eficiente. Identifico, notifico y prevengo riesgos potenciales que puedan afectar la calidad, disponibilidad y desempeño de los datos, aplicando en todo momento las mejores prácticas. Trabajo de manera autónoma con un nivel mínimo de supervisión y aseguro la entrega de soluciones de datos en los tiempos comprometidos.</w:t>
+            </w:r>
+          </w:p>
+          <w:p>
+            <w:pPr>
+              <w:pStyle w:val="NoSpacing"/>
+              <w:ind w:left="0"/>
+              <w:jc w:val="both"/>
+              <w:rPr>
+                <w:szCs w:val="22"/>
+                <w:lang w:val="es-MX"/>
+              </w:rPr>
+            </w:pPr>
+            <w:r>
+              <w:rPr>
+                <w:sz w:val="18"/>
+                <w:szCs w:val="20"/>
+                <w:lang w:val="es-MX"/>
+              </w:rPr>
+              <w:t xml:space="preserve">• He aplicado el curso </w:t>
+            </w:r>
+            <w:proofErr w:type="spellStart"/>
+            <w:r>
+              <w:rPr>
+                <w:sz w:val="18"/>
+                <w:szCs w:val="20"/>
+                <w:lang w:val="es-MX"/>
+              </w:rPr>
+              <w:t>Databricks</w:t>
+            </w:r>
+            <w:proofErr w:type="spellEnd"/>
+            <w:r>
+              <w:rPr>
+                <w:sz w:val="18"/>
+                <w:szCs w:val="20"/>
+                <w:lang w:val="es-MX"/>
+              </w:rPr>
+              <w:t xml:space="preserve"> y Apache Spark para Big Data: de cero a experto para procesar y analizar grandes volúmenes de datos utilizando Apache Spark y </w:t>
+            </w:r>
+            <w:proofErr w:type="spellStart"/>
+            <w:r>
+              <w:rPr>
+                <w:sz w:val="18"/>
+                <w:szCs w:val="20"/>
+                <w:lang w:val="es-MX"/>
+              </w:rPr>
+              <w:t>Databricks</w:t>
+            </w:r>
+            <w:proofErr w:type="spellEnd"/>
+          </w:p>
+          <w:p>
+            <w:pPr>
+              <w:pStyle w:val="NoSpacing"/>
+              <w:ind w:left="0"/>
+              <w:jc w:val="both"/>
+              <w:rPr>
+                <w:szCs w:val="22"/>
+                <w:lang w:val="es-MX"/>
+              </w:rPr>
+            </w:pPr>
+            <w:r>
+              <w:rPr>
+                <w:sz w:val="18"/>
+                <w:szCs w:val="20"/>
+                <w:lang w:val="es-MX"/>
+              </w:rPr>
+              <w:t xml:space="preserve">• He aplicado el curso Microsoft SQL </w:t>
+            </w:r>
+            <w:proofErr w:type="spellStart"/>
+            <w:r>
+              <w:rPr>
+                <w:sz w:val="18"/>
+                <w:szCs w:val="20"/>
+                <w:lang w:val="es-MX"/>
+              </w:rPr>
+              <w:t>from</w:t>
+            </w:r>
+            <w:proofErr w:type="spellEnd"/>
+            <w:r>
+              <w:rPr>
+                <w:sz w:val="18"/>
+                <w:szCs w:val="20"/>
+                <w:lang w:val="es-MX"/>
+              </w:rPr>
+              <w:t xml:space="preserve"> A </w:t>
+            </w:r>
+            <w:proofErr w:type="spellStart"/>
+            <w:r>
+              <w:rPr>
+                <w:sz w:val="18"/>
+                <w:szCs w:val="20"/>
+                <w:lang w:val="es-MX"/>
+              </w:rPr>
+              <w:t>to</w:t>
+            </w:r>
+            <w:proofErr w:type="spellEnd"/>
+            <w:r>
+              <w:rPr>
+                <w:sz w:val="18"/>
+                <w:szCs w:val="20"/>
+                <w:lang w:val="es-MX"/>
+              </w:rPr>
+              <w:t xml:space="preserve"> Z para crear, consultar y gestionar bases de datos utilizando Microsoft SQL Server</w:t>
+            </w:r>
+          </w:p>
+          <w:p>
+            <w:pPr>
+              <w:pStyle w:val="NoSpacing"/>
+              <w:ind w:left="0"/>
+              <w:jc w:val="both"/>
+              <w:rPr>
+                <w:szCs w:val="22"/>
+                <w:lang w:val="es-MX"/>
+              </w:rPr>
+            </w:pPr>
+            <w:r>
+              <w:rPr>
+                <w:sz w:val="18"/>
+                <w:szCs w:val="20"/>
+                <w:lang w:val="es-MX"/>
+              </w:rPr>
+              <w:t xml:space="preserve">• He aplicado el curso Power BI – Análisis de Datos y </w:t>
+            </w:r>
+            <w:proofErr w:type="gramStart"/>
+            <w:r>
+              <w:rPr>
+                <w:sz w:val="18"/>
+                <w:szCs w:val="20"/>
+                <w:lang w:val="es-MX"/>
+              </w:rPr>
+              <w:t xml:space="preserve">Business </w:t>
+            </w:r>
+            <w:proofErr w:type="spellStart"/>
+            <w:r>
+              <w:rPr>
+                <w:sz w:val="18"/>
+                <w:szCs w:val="20"/>
+                <w:lang w:val="es-MX"/>
+              </w:rPr>
+              <w:t>Intelligence</w:t>
+            </w:r>
+            <w:proofErr w:type="spellEnd"/>
+            <w:proofErr w:type="gramEnd"/>
+            <w:r>
+              <w:rPr>
+                <w:sz w:val="18"/>
+                <w:szCs w:val="20"/>
+                <w:lang w:val="es-MX"/>
+              </w:rPr>
+              <w:t xml:space="preserve"> para desarrollar reportes y </w:t>
+            </w:r>
+            <w:proofErr w:type="spellStart"/>
+            <w:r>
+              <w:rPr>
+                <w:sz w:val="18"/>
+                <w:szCs w:val="20"/>
+                <w:lang w:val="es-MX"/>
+              </w:rPr>
+              <w:t>dashboards</w:t>
+            </w:r>
+            <w:proofErr w:type="spellEnd"/>
+            <w:r>
+              <w:rPr>
+                <w:sz w:val="18"/>
+                <w:szCs w:val="20"/>
+                <w:lang w:val="es-MX"/>
+              </w:rPr>
+              <w:t xml:space="preserve"> orientados al análisis de datos empresariales</w:t>
+            </w:r>
+          </w:p>
+          <w:p>
+            <w:pPr>
+              <w:pStyle w:val="NoSpacing"/>
+              <w:ind w:left="0"/>
+              <w:jc w:val="both"/>
+              <w:rPr>
+                <w:szCs w:val="22"/>
+                <w:lang w:val="es-MX"/>
+              </w:rPr>
+            </w:pPr>
+            <w:r>
+              <w:rPr>
+                <w:sz w:val="18"/>
+                <w:szCs w:val="20"/>
+                <w:lang w:val="es-MX"/>
+              </w:rPr>
+              <w:t>• He puesto en práctica el curso 70‑461 Session 6 para escribir y optimizar consultas avanzadas en Microsoft SQL Server utilizando SQL</w:t>
+            </w:r>
+          </w:p>
+          <w:p>
+            <w:pPr>
+              <w:pStyle w:val="NoSpacing"/>
+              <w:ind w:left="0"/>
+              <w:jc w:val="both"/>
+              <w:rPr>
+                <w:szCs w:val="22"/>
+                <w:lang w:val="es-MX"/>
+              </w:rPr>
+            </w:pPr>
+            <w:r>
+              <w:rPr>
+                <w:sz w:val="18"/>
+                <w:szCs w:val="20"/>
+                <w:lang w:val="es-MX"/>
+              </w:rPr>
+              <w:t>• He aplicado el curso 70‑461 Session 5 para escribir consultas SQL y manipular datos en Microsoft SQL Server</w:t>
+            </w:r>
+          </w:p>
+          <w:p>
+            <w:pPr>
+              <w:pStyle w:val="NoSpacing"/>
+              <w:ind w:left="0"/>
+              <w:jc w:val="both"/>
+              <w:rPr>
+                <w:szCs w:val="22"/>
+                <w:lang w:val="es-MX"/>
+              </w:rPr>
+            </w:pPr>
+            <w:r>
+              <w:rPr>
+                <w:sz w:val="18"/>
+                <w:szCs w:val="20"/>
+                <w:lang w:val="es-MX"/>
+              </w:rPr>
+              <w:t xml:space="preserve">• He obtenido la certificación Cloud Data </w:t>
+            </w:r>
+            <w:proofErr w:type="spellStart"/>
+            <w:r>
+              <w:rPr>
+                <w:sz w:val="18"/>
+                <w:szCs w:val="20"/>
+                <w:lang w:val="es-MX"/>
+              </w:rPr>
+              <w:t>Integration</w:t>
+            </w:r>
+            <w:proofErr w:type="spellEnd"/>
+            <w:r>
+              <w:rPr>
+                <w:sz w:val="18"/>
+                <w:szCs w:val="20"/>
+                <w:lang w:val="es-MX"/>
+              </w:rPr>
+              <w:t xml:space="preserve"> </w:t>
+            </w:r>
+            <w:proofErr w:type="spellStart"/>
+            <w:r>
+              <w:rPr>
+                <w:sz w:val="18"/>
+                <w:szCs w:val="20"/>
+                <w:lang w:val="es-MX"/>
+              </w:rPr>
+              <w:t>for</w:t>
+            </w:r>
+            <w:proofErr w:type="spellEnd"/>
+            <w:r>
+              <w:rPr>
+                <w:sz w:val="18"/>
+                <w:szCs w:val="20"/>
+                <w:lang w:val="es-MX"/>
+              </w:rPr>
+              <w:t xml:space="preserve"> </w:t>
+            </w:r>
+            <w:proofErr w:type="spellStart"/>
+            <w:r>
+              <w:rPr>
+                <w:sz w:val="18"/>
+                <w:szCs w:val="20"/>
+                <w:lang w:val="es-MX"/>
+              </w:rPr>
+              <w:t>PowerCenter</w:t>
+            </w:r>
+            <w:proofErr w:type="spellEnd"/>
+            <w:r>
+              <w:rPr>
+                <w:sz w:val="18"/>
+                <w:szCs w:val="20"/>
+                <w:lang w:val="es-MX"/>
+              </w:rPr>
+              <w:t xml:space="preserve"> </w:t>
+            </w:r>
+            <w:proofErr w:type="spellStart"/>
+            <w:r>
+              <w:rPr>
+                <w:sz w:val="18"/>
+                <w:szCs w:val="20"/>
+                <w:lang w:val="es-MX"/>
+              </w:rPr>
+              <w:t>Developers</w:t>
+            </w:r>
+            <w:proofErr w:type="spellEnd"/>
+            <w:r>
+              <w:rPr>
+                <w:sz w:val="18"/>
+                <w:szCs w:val="20"/>
+                <w:lang w:val="es-MX"/>
+              </w:rPr>
+              <w:t xml:space="preserve"> – </w:t>
+            </w:r>
+            <w:proofErr w:type="spellStart"/>
+            <w:r>
+              <w:rPr>
+                <w:sz w:val="18"/>
+                <w:szCs w:val="20"/>
+                <w:lang w:val="es-MX"/>
+              </w:rPr>
+              <w:t>Foundation</w:t>
+            </w:r>
+            <w:proofErr w:type="spellEnd"/>
+            <w:r>
+              <w:rPr>
+                <w:sz w:val="18"/>
+                <w:szCs w:val="20"/>
+                <w:lang w:val="es-MX"/>
+              </w:rPr>
+              <w:t xml:space="preserve"> para implementar soluciones de integración de datos utilizando </w:t>
+            </w:r>
+            <w:proofErr w:type="spellStart"/>
+            <w:r>
+              <w:rPr>
+                <w:sz w:val="18"/>
+                <w:szCs w:val="20"/>
+                <w:lang w:val="es-MX"/>
+              </w:rPr>
+              <w:t>Informatica</w:t>
+            </w:r>
+            <w:proofErr w:type="spellEnd"/>
+            <w:r>
+              <w:rPr>
+                <w:sz w:val="18"/>
+                <w:szCs w:val="20"/>
+                <w:lang w:val="es-MX"/>
+              </w:rPr>
+              <w:t xml:space="preserve"> </w:t>
+            </w:r>
+            <w:proofErr w:type="spellStart"/>
+            <w:r>
+              <w:rPr>
+                <w:sz w:val="18"/>
+                <w:szCs w:val="20"/>
+                <w:lang w:val="es-MX"/>
+              </w:rPr>
+              <w:t>PowerCenter</w:t>
+            </w:r>
+            <w:proofErr w:type="spellEnd"/>
+          </w:p>
+          <w:p>
+            <w:pPr>
+              <w:pStyle w:val="NoSpacing"/>
+              <w:ind w:left="0"/>
+              <w:jc w:val="both"/>
+              <w:rPr>
+                <w:szCs w:val="22"/>
+                <w:lang w:val="es-MX"/>
+              </w:rPr>
+            </w:pPr>
+            <w:r>
+              <w:rPr>
+                <w:sz w:val="18"/>
+                <w:szCs w:val="20"/>
+                <w:lang w:val="es-MX"/>
+              </w:rPr>
+              <w:t xml:space="preserve">• He obtenido la certificación IICS Cloud Data </w:t>
+            </w:r>
+            <w:proofErr w:type="spellStart"/>
+            <w:r>
+              <w:rPr>
+                <w:sz w:val="18"/>
+                <w:szCs w:val="20"/>
+                <w:lang w:val="es-MX"/>
+              </w:rPr>
+              <w:t>Integration</w:t>
+            </w:r>
+            <w:proofErr w:type="spellEnd"/>
+            <w:r>
+              <w:rPr>
+                <w:sz w:val="18"/>
+                <w:szCs w:val="20"/>
+                <w:lang w:val="es-MX"/>
+              </w:rPr>
+              <w:t xml:space="preserve"> </w:t>
+            </w:r>
+            <w:proofErr w:type="spellStart"/>
+            <w:r>
+              <w:rPr>
+                <w:sz w:val="18"/>
+                <w:szCs w:val="20"/>
+                <w:lang w:val="es-MX"/>
+              </w:rPr>
+              <w:t>Services</w:t>
+            </w:r>
+            <w:proofErr w:type="spellEnd"/>
+            <w:r>
+              <w:rPr>
+                <w:sz w:val="18"/>
+                <w:szCs w:val="20"/>
+                <w:lang w:val="es-MX"/>
+              </w:rPr>
+              <w:t xml:space="preserve"> R41 para desarrollar integraciones de datos en la nube utilizando </w:t>
+            </w:r>
+            <w:proofErr w:type="spellStart"/>
+            <w:r>
+              <w:rPr>
+                <w:sz w:val="18"/>
+                <w:szCs w:val="20"/>
+                <w:lang w:val="es-MX"/>
+              </w:rPr>
+              <w:t>Informatica</w:t>
+            </w:r>
+            <w:proofErr w:type="spellEnd"/>
+            <w:r>
+              <w:rPr>
+                <w:sz w:val="18"/>
+                <w:szCs w:val="20"/>
+                <w:lang w:val="es-MX"/>
+              </w:rPr>
+              <w:t xml:space="preserve"> </w:t>
+            </w:r>
+            <w:proofErr w:type="spellStart"/>
+            <w:r>
+              <w:rPr>
+                <w:sz w:val="18"/>
+                <w:szCs w:val="20"/>
+                <w:lang w:val="es-MX"/>
+              </w:rPr>
+              <w:t>Intelligent</w:t>
+            </w:r>
+            <w:proofErr w:type="spellEnd"/>
+            <w:r>
+              <w:rPr>
+                <w:sz w:val="18"/>
+                <w:szCs w:val="20"/>
+                <w:lang w:val="es-MX"/>
+              </w:rPr>
+              <w:t xml:space="preserve"> Cloud </w:t>
+            </w:r>
+            <w:proofErr w:type="spellStart"/>
+            <w:r>
+              <w:rPr>
+                <w:sz w:val="18"/>
+                <w:szCs w:val="20"/>
+                <w:lang w:val="es-MX"/>
+              </w:rPr>
+              <w:t>Services</w:t>
+            </w:r>
+            <w:proofErr w:type="spellEnd"/>
+          </w:p>
+          <w:p>
+            <w:pPr>
+              <w:pStyle w:val="NoSpacing"/>
+              <w:ind w:left="0"/>
+              <w:jc w:val="both"/>
+              <w:rPr>
+                <w:szCs w:val="22"/>
+                <w:lang w:val="es-MX"/>
+              </w:rPr>
+            </w:pPr>
+            <w:r>
+              <w:rPr>
+                <w:sz w:val="18"/>
+                <w:szCs w:val="20"/>
+                <w:lang w:val="es-MX"/>
+              </w:rPr>
+              <w:t xml:space="preserve">• He obtenido la certificación ITIL® </w:t>
+            </w:r>
+            <w:proofErr w:type="spellStart"/>
+            <w:r>
+              <w:rPr>
+                <w:sz w:val="18"/>
+                <w:szCs w:val="20"/>
+                <w:lang w:val="es-MX"/>
+              </w:rPr>
+              <w:t>Foundation</w:t>
+            </w:r>
+            <w:proofErr w:type="spellEnd"/>
+            <w:r>
+              <w:rPr>
+                <w:sz w:val="18"/>
+                <w:szCs w:val="20"/>
+                <w:lang w:val="es-MX"/>
+              </w:rPr>
+              <w:t xml:space="preserve"> para aplicar buenas prácticas en la gestión de servicios de TI</w:t>
+            </w:r>
+          </w:p>
+          <w:p>
+            <w:pPr>
+              <w:pStyle w:val="NoSpacing"/>
+              <w:ind w:left="0"/>
+              <w:jc w:val="both"/>
+              <w:rPr>
+                <w:szCs w:val="22"/>
+                <w:lang w:val="es-MX"/>
+              </w:rPr>
+            </w:pPr>
+            <w:r>
+              <w:rPr>
+                <w:sz w:val="18"/>
+                <w:szCs w:val="20"/>
+                <w:lang w:val="es-MX"/>
+              </w:rPr>
+              <w:t xml:space="preserve">• He obtenido la certificación </w:t>
+            </w:r>
+            <w:proofErr w:type="spellStart"/>
+            <w:r>
+              <w:rPr>
+                <w:sz w:val="18"/>
+                <w:szCs w:val="20"/>
+                <w:lang w:val="es-MX"/>
+              </w:rPr>
+              <w:t>Intelligent</w:t>
+            </w:r>
+            <w:proofErr w:type="spellEnd"/>
+            <w:r>
+              <w:rPr>
+                <w:sz w:val="18"/>
+                <w:szCs w:val="20"/>
+                <w:lang w:val="es-MX"/>
+              </w:rPr>
+              <w:t xml:space="preserve"> </w:t>
+            </w:r>
+            <w:proofErr w:type="spellStart"/>
+            <w:r>
+              <w:rPr>
+                <w:sz w:val="18"/>
+                <w:szCs w:val="20"/>
+                <w:lang w:val="es-MX"/>
+              </w:rPr>
+              <w:t>Multidomain</w:t>
+            </w:r>
+            <w:proofErr w:type="spellEnd"/>
+            <w:r>
+              <w:rPr>
+                <w:sz w:val="18"/>
+                <w:szCs w:val="20"/>
+                <w:lang w:val="es-MX"/>
+              </w:rPr>
+              <w:t xml:space="preserve"> MDM </w:t>
+            </w:r>
+            <w:proofErr w:type="gramStart"/>
+            <w:r>
+              <w:rPr>
+                <w:sz w:val="18"/>
+                <w:szCs w:val="20"/>
+                <w:lang w:val="es-MX"/>
+              </w:rPr>
+              <w:t xml:space="preserve">SaaS  </w:t>
+            </w:r>
+            <w:proofErr w:type="spellStart"/>
+            <w:r>
+              <w:rPr>
+                <w:sz w:val="18"/>
+                <w:szCs w:val="20"/>
+                <w:lang w:val="es-MX"/>
+              </w:rPr>
+              <w:t>Intelligent</w:t>
+            </w:r>
+            <w:proofErr w:type="spellEnd"/>
+            <w:proofErr w:type="gramEnd"/>
+            <w:r>
+              <w:rPr>
+                <w:sz w:val="18"/>
+                <w:szCs w:val="20"/>
+                <w:lang w:val="es-MX"/>
+              </w:rPr>
+              <w:t xml:space="preserve"> 360 SaaS </w:t>
+            </w:r>
+            <w:proofErr w:type="spellStart"/>
+            <w:r>
+              <w:rPr>
+                <w:sz w:val="18"/>
+                <w:szCs w:val="20"/>
+                <w:lang w:val="es-MX"/>
+              </w:rPr>
+              <w:t>Applications</w:t>
+            </w:r>
+            <w:proofErr w:type="spellEnd"/>
+            <w:r>
+              <w:rPr>
+                <w:sz w:val="18"/>
+                <w:szCs w:val="20"/>
+                <w:lang w:val="es-MX"/>
+              </w:rPr>
+              <w:t xml:space="preserve"> para implementar soluciones de gestión de datos maestros en la nube</w:t>
+            </w:r>
+          </w:p>
+          <w:p>
+            <w:pPr>
+              <w:pStyle w:val="NoSpacing"/>
+              <w:ind w:left="0"/>
+              <w:jc w:val="both"/>
+              <w:rPr>
+                <w:szCs w:val="22"/>
+                <w:lang w:val="es-MX"/>
+              </w:rPr>
+            </w:pPr>
+            <w:r>
+              <w:rPr>
+                <w:sz w:val="18"/>
+                <w:szCs w:val="20"/>
+                <w:lang w:val="es-MX"/>
+              </w:rPr>
+              <w:t xml:space="preserve">• He usado la certificación AWS </w:t>
+            </w:r>
+            <w:proofErr w:type="spellStart"/>
+            <w:r>
+              <w:rPr>
+                <w:sz w:val="18"/>
+                <w:szCs w:val="20"/>
+                <w:lang w:val="es-MX"/>
+              </w:rPr>
+              <w:t>Certified</w:t>
+            </w:r>
+            <w:proofErr w:type="spellEnd"/>
+            <w:r>
+              <w:rPr>
+                <w:sz w:val="18"/>
+                <w:szCs w:val="20"/>
+                <w:lang w:val="es-MX"/>
+              </w:rPr>
+              <w:t xml:space="preserve"> Cloud Practitioner para aplicar los fundamentos de computación en la nube de AWS, incluyendo servicios principales, seguridad, arquitectura y modelos de costos</w:t>
+            </w:r>
+          </w:p>
+          <w:p>
+            <w:pPr>
+              <w:pStyle w:val="NoSpacing"/>
+              <w:ind w:left="0"/>
+              <w:jc w:val="both"/>
+              <w:rPr>
+                <w:szCs w:val="22"/>
+                <w:lang w:val="es-MX"/>
+              </w:rPr>
+            </w:pPr>
+            <w:r>
+              <w:rPr>
+                <w:sz w:val="18"/>
+                <w:szCs w:val="20"/>
+                <w:lang w:val="es-MX"/>
+              </w:rPr>
+              <w:t>• Participo en los siguientes procesos definidos por la metodología PDSS3 de atención de proyectos tradicionales de Softtek:</w:t>
+            </w:r>
+          </w:p>
+          <w:p>
+            <w:pPr>
+              <w:pStyle w:val="NoSpacing"/>
+              <w:numPr>
+                <w:ilvl w:val="0"/>
+                <w:numId w:val="39"/>
+              </w:numPr>
+              <w:jc w:val="both"/>
+              <w:rPr>
+                <w:szCs w:val="22"/>
+                <w:lang w:val="es-MX"/>
+              </w:rPr>
+            </w:pPr>
+            <w:r>
+              <w:rPr>
+                <w:sz w:val="18"/>
+                <w:szCs w:val="20"/>
+                <w:lang w:val="es-MX"/>
+              </w:rPr>
+              <w:t>CIS: Elaboro la especificación detallada de componentes.</w:t>
+            </w:r>
+          </w:p>
+          <w:p>
+            <w:pPr>
+              <w:pStyle w:val="NoSpacing"/>
+              <w:numPr>
+                <w:ilvl w:val="0"/>
+                <w:numId w:val="39"/>
+              </w:numPr>
+              <w:jc w:val="both"/>
+              <w:rPr>
+                <w:szCs w:val="22"/>
+                <w:lang w:val="es-MX"/>
+              </w:rPr>
+            </w:pPr>
+            <w:r>
+              <w:rPr>
+                <w:sz w:val="18"/>
+                <w:szCs w:val="20"/>
+                <w:lang w:val="es-MX"/>
+              </w:rPr>
+              <w:t>CTR: Realizo la construcción de componentes.</w:t>
+            </w:r>
+          </w:p>
+          <w:p>
+            <w:pPr>
+              <w:pStyle w:val="NoSpacing"/>
+              <w:numPr>
+                <w:ilvl w:val="0"/>
+                <w:numId w:val="39"/>
+              </w:numPr>
+              <w:jc w:val="both"/>
+              <w:rPr>
+                <w:szCs w:val="22"/>
+                <w:lang w:val="es-MX"/>
+              </w:rPr>
+            </w:pPr>
+            <w:r>
+              <w:rPr>
+                <w:sz w:val="18"/>
+                <w:szCs w:val="20"/>
+                <w:lang w:val="es-MX"/>
+              </w:rPr>
+              <w:t>DOC: Genero la documentación técnica.</w:t>
+            </w:r>
+          </w:p>
+          <w:p>
+            <w:pPr>
+              <w:pStyle w:val="NoSpacing"/>
+              <w:ind w:left="0"/>
+              <w:jc w:val="both"/>
+              <w:rPr>
+                <w:szCs w:val="22"/>
+                <w:lang w:val="es-MX"/>
+              </w:rPr>
+            </w:pPr>
+            <w:r>
+              <w:rPr>
+                <w:sz w:val="18"/>
+                <w:szCs w:val="20"/>
+                <w:lang w:val="es-MX"/>
+              </w:rPr>
+              <w:t xml:space="preserve">• Desarrollo del proyecto </w:t>
+            </w:r>
+            <w:proofErr w:type="spellStart"/>
+            <w:r>
+              <w:rPr>
+                <w:sz w:val="18"/>
+                <w:szCs w:val="20"/>
+                <w:lang w:val="es-MX"/>
+              </w:rPr>
+              <w:t>Sofipo</w:t>
+            </w:r>
+            <w:proofErr w:type="spellEnd"/>
+            <w:r>
+              <w:rPr>
+                <w:sz w:val="18"/>
+                <w:szCs w:val="20"/>
+                <w:lang w:val="es-MX"/>
+              </w:rPr>
+              <w:t xml:space="preserve"> </w:t>
+            </w:r>
+            <w:proofErr w:type="spellStart"/>
+            <w:r>
+              <w:rPr>
+                <w:sz w:val="18"/>
+                <w:szCs w:val="20"/>
+                <w:lang w:val="es-MX"/>
+              </w:rPr>
+              <w:t>Ictineo</w:t>
+            </w:r>
+            <w:proofErr w:type="spellEnd"/>
+            <w:r>
+              <w:rPr>
+                <w:sz w:val="18"/>
+                <w:szCs w:val="20"/>
+                <w:lang w:val="es-MX"/>
+              </w:rPr>
+              <w:t xml:space="preserve"> </w:t>
+            </w:r>
+            <w:proofErr w:type="spellStart"/>
+            <w:r>
+              <w:rPr>
+                <w:sz w:val="18"/>
+                <w:szCs w:val="20"/>
+                <w:lang w:val="es-MX"/>
+              </w:rPr>
+              <w:t>DataLake</w:t>
+            </w:r>
+            <w:proofErr w:type="spellEnd"/>
+            <w:r>
+              <w:rPr>
+                <w:sz w:val="18"/>
+                <w:szCs w:val="20"/>
+                <w:lang w:val="es-MX"/>
+              </w:rPr>
+              <w:t xml:space="preserve"> con trabajo en células ágiles de Scrum para poblar las capas RAW, BRONZE, SILVER y GOLD.</w:t>
+            </w:r>
+          </w:p>
+          <w:p>
+            <w:pPr>
+              <w:pStyle w:val="NoSpacing"/>
+              <w:ind w:left="0"/>
+              <w:jc w:val="both"/>
+              <w:rPr>
+                <w:szCs w:val="22"/>
+                <w:lang w:val="es-MX"/>
+              </w:rPr>
+            </w:pPr>
+            <w:r>
+              <w:rPr>
+                <w:sz w:val="18"/>
+                <w:szCs w:val="20"/>
+                <w:lang w:val="es-MX"/>
+              </w:rPr>
+              <w:t>• Definición de la estrategia de construcción de los procesos Extraer, Transformar y Cargar (ETL).</w:t>
+            </w:r>
+          </w:p>
+          <w:p>
+            <w:pPr>
+              <w:pStyle w:val="NoSpacing"/>
+              <w:ind w:left="0"/>
+              <w:jc w:val="both"/>
+              <w:rPr>
+                <w:szCs w:val="22"/>
+                <w:lang w:val="es-MX"/>
+              </w:rPr>
+            </w:pPr>
+            <w:r>
+              <w:rPr>
+                <w:sz w:val="18"/>
+                <w:szCs w:val="20"/>
+                <w:lang w:val="es-MX"/>
+              </w:rPr>
+              <w:t>• Definición de estándares y buenas prácticas para la correcta ejecución de los pipelines y notebooks.</w:t>
+            </w:r>
+          </w:p>
+          <w:p>
+            <w:pPr>
+              <w:pStyle w:val="NoSpacing"/>
+              <w:ind w:left="0"/>
+              <w:jc w:val="both"/>
+              <w:rPr>
+                <w:szCs w:val="22"/>
+                <w:lang w:val="es-MX"/>
+              </w:rPr>
+            </w:pPr>
+            <w:r>
+              <w:rPr>
+                <w:sz w:val="18"/>
+                <w:szCs w:val="20"/>
+                <w:lang w:val="es-MX"/>
+              </w:rPr>
+              <w:t xml:space="preserve">• Usé la </w:t>
+            </w:r>
+            <w:proofErr w:type="spellStart"/>
+            <w:r>
+              <w:rPr>
+                <w:sz w:val="18"/>
+                <w:szCs w:val="20"/>
+                <w:lang w:val="es-MX"/>
+              </w:rPr>
+              <w:t>lA</w:t>
+            </w:r>
+            <w:proofErr w:type="spellEnd"/>
+            <w:r>
+              <w:rPr>
+                <w:sz w:val="18"/>
+                <w:szCs w:val="20"/>
+                <w:lang w:val="es-MX"/>
+              </w:rPr>
+              <w:t xml:space="preserve"> Generativa para obtener datos sintéticos en un ambiente local y así acelerar el desarrollo en un 50% del tiempo ya que el cliente no contaba con ambientes propios lo </w:t>
+            </w:r>
+            <w:proofErr w:type="spellStart"/>
+            <w:r>
+              <w:rPr>
+                <w:sz w:val="18"/>
+                <w:szCs w:val="20"/>
+                <w:lang w:val="es-MX"/>
+              </w:rPr>
+              <w:t>cuál</w:t>
+            </w:r>
+            <w:proofErr w:type="spellEnd"/>
+            <w:r>
+              <w:rPr>
+                <w:sz w:val="18"/>
+                <w:szCs w:val="20"/>
+                <w:lang w:val="es-MX"/>
+              </w:rPr>
+              <w:t xml:space="preserve"> tardó más de 2 meses.</w:t>
+            </w:r>
+          </w:p>
+          <w:p>
+            <w:pPr>
+              <w:pStyle w:val="NoSpacing"/>
+              <w:ind w:left="0"/>
+              <w:jc w:val="both"/>
+              <w:rPr>
+                <w:szCs w:val="22"/>
+                <w:lang w:val="es-MX"/>
+              </w:rPr>
+            </w:pPr>
+            <w:r>
+              <w:rPr>
+                <w:sz w:val="18"/>
+                <w:szCs w:val="20"/>
+                <w:lang w:val="es-MX"/>
+              </w:rPr>
+              <w:t xml:space="preserve">• Creación de procesos </w:t>
+            </w:r>
+            <w:proofErr w:type="spellStart"/>
+            <w:r>
+              <w:rPr>
+                <w:sz w:val="18"/>
+                <w:szCs w:val="20"/>
+                <w:lang w:val="es-MX"/>
+              </w:rPr>
+              <w:t>re-usables</w:t>
+            </w:r>
+            <w:proofErr w:type="spellEnd"/>
+            <w:r>
+              <w:rPr>
+                <w:sz w:val="18"/>
+                <w:szCs w:val="20"/>
+                <w:lang w:val="es-MX"/>
+              </w:rPr>
+              <w:t xml:space="preserve"> en Python y </w:t>
+            </w:r>
+            <w:proofErr w:type="spellStart"/>
+            <w:r>
+              <w:rPr>
+                <w:sz w:val="18"/>
+                <w:szCs w:val="20"/>
+                <w:lang w:val="es-MX"/>
+              </w:rPr>
+              <w:t>PySpark</w:t>
+            </w:r>
+            <w:proofErr w:type="spellEnd"/>
+            <w:r>
+              <w:rPr>
+                <w:sz w:val="18"/>
+                <w:szCs w:val="20"/>
+                <w:lang w:val="es-MX"/>
+              </w:rPr>
+              <w:t xml:space="preserve"> para cargas de procesos similares en </w:t>
+            </w:r>
+            <w:proofErr w:type="spellStart"/>
+            <w:r>
+              <w:rPr>
+                <w:sz w:val="18"/>
+                <w:szCs w:val="20"/>
+                <w:lang w:val="es-MX"/>
+              </w:rPr>
+              <w:t>Databricks</w:t>
+            </w:r>
+            <w:proofErr w:type="spellEnd"/>
+            <w:r>
+              <w:rPr>
+                <w:sz w:val="18"/>
+                <w:szCs w:val="20"/>
+                <w:lang w:val="es-MX"/>
+              </w:rPr>
+              <w:t xml:space="preserve"> (Plataforma de analítica basada en Apache Spark).</w:t>
+            </w:r>
+          </w:p>
+          <w:p>
+            <w:pPr>
+              <w:pStyle w:val="NoSpacing"/>
+              <w:ind w:left="0"/>
+              <w:jc w:val="both"/>
+              <w:rPr>
+                <w:szCs w:val="22"/>
+                <w:lang w:val="es-MX"/>
+              </w:rPr>
+            </w:pPr>
+            <w:r>
+              <w:rPr>
+                <w:sz w:val="18"/>
+                <w:szCs w:val="20"/>
+                <w:lang w:val="es-MX"/>
+              </w:rPr>
+              <w:t>• Generación de la estrategia para el uso de la IA generando notebooks y con ellos realizar las pruebas unitarias del equipo Extraer, Transformar y Cargar (ETL) de forma automatizada.</w:t>
+            </w:r>
+          </w:p>
+          <w:p>
+            <w:pPr>
+              <w:pStyle w:val="NoSpacing"/>
+              <w:ind w:left="0"/>
+              <w:jc w:val="both"/>
+              <w:rPr>
+                <w:szCs w:val="22"/>
+                <w:lang w:val="es-MX"/>
+              </w:rPr>
+            </w:pPr>
+            <w:r>
+              <w:rPr>
+                <w:sz w:val="18"/>
+                <w:szCs w:val="20"/>
+                <w:lang w:val="es-MX"/>
+              </w:rPr>
+              <w:t xml:space="preserve">• Establecimiento de las directrices de desarrollo con el cliente y también del uso de repositorios de </w:t>
+            </w:r>
+            <w:proofErr w:type="spellStart"/>
+            <w:r>
+              <w:rPr>
+                <w:sz w:val="18"/>
+                <w:szCs w:val="20"/>
+                <w:lang w:val="es-MX"/>
+              </w:rPr>
+              <w:t>versionamiento</w:t>
+            </w:r>
+            <w:proofErr w:type="spellEnd"/>
+            <w:r>
+              <w:rPr>
+                <w:sz w:val="18"/>
+                <w:szCs w:val="20"/>
+                <w:lang w:val="es-MX"/>
+              </w:rPr>
+              <w:t xml:space="preserve"> como Git (Control de versiones distribuido) y GitHub.</w:t>
+            </w:r>
+          </w:p>
+          <w:p>
+            <w:pPr>
+              <w:pStyle w:val="NoSpacing"/>
+              <w:ind w:left="0"/>
+              <w:jc w:val="both"/>
+              <w:rPr>
+                <w:szCs w:val="22"/>
+                <w:lang w:val="es-MX"/>
+              </w:rPr>
+            </w:pPr>
+            <w:r>
+              <w:rPr>
+                <w:sz w:val="18"/>
+                <w:szCs w:val="20"/>
+                <w:lang w:val="es-MX"/>
+              </w:rPr>
+              <w:t>• Atendí la migración del proceso de Acervo Estadístico de la información de los concesionarios registrados en el extinto IFT y ahora alineado a la CRT.</w:t>
+            </w:r>
+          </w:p>
+          <w:p>
+            <w:pPr>
+              <w:pStyle w:val="NoSpacing"/>
+              <w:ind w:left="0"/>
+              <w:jc w:val="both"/>
+              <w:rPr>
+                <w:szCs w:val="22"/>
+                <w:lang w:val="es-MX"/>
+              </w:rPr>
+            </w:pPr>
+            <w:r>
+              <w:rPr>
+                <w:sz w:val="18"/>
+                <w:szCs w:val="20"/>
+                <w:lang w:val="es-MX"/>
+              </w:rPr>
+              <w:t>• Implementé nuevas funcionalidades en el proceso Extraer, Transformar y Cargar (ETL).</w:t>
+            </w:r>
+          </w:p>
+          <w:p>
+            <w:pPr>
+              <w:pStyle w:val="NoSpacing"/>
+              <w:ind w:left="0"/>
+              <w:jc w:val="both"/>
+              <w:rPr>
+                <w:szCs w:val="22"/>
+                <w:lang w:val="es-MX"/>
+              </w:rPr>
+            </w:pPr>
+            <w:r>
+              <w:rPr>
+                <w:sz w:val="18"/>
+                <w:szCs w:val="20"/>
+                <w:lang w:val="es-MX"/>
+              </w:rPr>
+              <w:t xml:space="preserve">• Realicé un </w:t>
+            </w:r>
+            <w:proofErr w:type="spellStart"/>
+            <w:r>
+              <w:rPr>
+                <w:sz w:val="18"/>
+                <w:szCs w:val="20"/>
+                <w:lang w:val="es-MX"/>
+              </w:rPr>
+              <w:t>tunning</w:t>
+            </w:r>
+            <w:proofErr w:type="spellEnd"/>
+            <w:r>
+              <w:rPr>
+                <w:sz w:val="18"/>
+                <w:szCs w:val="20"/>
+                <w:lang w:val="es-MX"/>
+              </w:rPr>
+              <w:t xml:space="preserve"> y performance de los procesos en marcha para garantizar una correcta </w:t>
+            </w:r>
+            <w:proofErr w:type="spellStart"/>
+            <w:r>
+              <w:rPr>
+                <w:sz w:val="18"/>
+                <w:szCs w:val="20"/>
+                <w:lang w:val="es-MX"/>
+              </w:rPr>
+              <w:t>funcinoalidad</w:t>
+            </w:r>
+            <w:proofErr w:type="spellEnd"/>
+            <w:r>
+              <w:rPr>
+                <w:sz w:val="18"/>
+                <w:szCs w:val="20"/>
+                <w:lang w:val="es-MX"/>
+              </w:rPr>
+              <w:t>.</w:t>
+            </w:r>
+          </w:p>
+          <w:p>
+            <w:pPr>
+              <w:pStyle w:val="NoSpacing"/>
+              <w:ind w:left="0"/>
+              <w:jc w:val="both"/>
+              <w:rPr>
+                <w:szCs w:val="22"/>
+                <w:lang w:val="es-MX"/>
+              </w:rPr>
+            </w:pPr>
+            <w:r>
+              <w:rPr>
+                <w:sz w:val="18"/>
+                <w:szCs w:val="20"/>
+                <w:lang w:val="es-MX"/>
+              </w:rPr>
+              <w:t>• Analicé los procesos anteriores.</w:t>
+            </w:r>
+          </w:p>
+          <w:p>
+            <w:pPr>
+              <w:pStyle w:val="NoSpacing"/>
+              <w:ind w:left="0"/>
+              <w:jc w:val="both"/>
+              <w:rPr>
+                <w:szCs w:val="22"/>
+                <w:lang w:val="es-MX"/>
+              </w:rPr>
+            </w:pPr>
+            <w:r>
+              <w:rPr>
+                <w:sz w:val="18"/>
+                <w:szCs w:val="20"/>
+                <w:lang w:val="es-MX"/>
+              </w:rPr>
+              <w:t xml:space="preserve">• Desarrollé e implementé el modelo de gobierno de datos del Instituto Federal de </w:t>
+            </w:r>
+            <w:r>
+              <w:rPr>
+                <w:sz w:val="18"/>
+                <w:szCs w:val="20"/>
+                <w:lang w:val="es-MX"/>
+              </w:rPr>
+              <w:lastRenderedPageBreak/>
+              <w:t>Telecomunicaciones.</w:t>
+            </w:r>
+          </w:p>
+          <w:p>
+            <w:pPr>
+              <w:pStyle w:val="NoSpacing"/>
+              <w:ind w:left="0"/>
+              <w:jc w:val="both"/>
+              <w:rPr>
+                <w:szCs w:val="22"/>
+                <w:lang w:val="es-MX"/>
+              </w:rPr>
+            </w:pPr>
+            <w:r>
+              <w:rPr>
+                <w:sz w:val="18"/>
+                <w:szCs w:val="20"/>
+                <w:lang w:val="es-MX"/>
+              </w:rPr>
+              <w:t>• Identifiqué datos maestros y construí el diccionario de datos.</w:t>
+            </w:r>
+          </w:p>
+          <w:p>
+            <w:pPr>
+              <w:pStyle w:val="NoSpacing"/>
+              <w:ind w:left="0"/>
+              <w:jc w:val="both"/>
+              <w:rPr>
+                <w:szCs w:val="22"/>
+                <w:lang w:val="es-MX"/>
+              </w:rPr>
+            </w:pPr>
+            <w:r>
+              <w:rPr>
+                <w:sz w:val="18"/>
+                <w:szCs w:val="20"/>
+                <w:lang w:val="es-MX"/>
+              </w:rPr>
+              <w:t xml:space="preserve">• Generé el modelo en Erwin con sus relaciones específicas entre </w:t>
+            </w:r>
+            <w:proofErr w:type="gramStart"/>
+            <w:r>
+              <w:rPr>
+                <w:sz w:val="18"/>
+                <w:szCs w:val="20"/>
+                <w:lang w:val="es-MX"/>
+              </w:rPr>
+              <w:t>catálogos maestros y datos maestros</w:t>
+            </w:r>
+            <w:proofErr w:type="gramEnd"/>
+            <w:r>
+              <w:rPr>
+                <w:sz w:val="18"/>
+                <w:szCs w:val="20"/>
+                <w:lang w:val="es-MX"/>
+              </w:rPr>
+              <w:t>.</w:t>
+            </w:r>
+          </w:p>
+          <w:p>
+            <w:pPr>
+              <w:pStyle w:val="NoSpacing"/>
+              <w:ind w:left="0"/>
+              <w:jc w:val="both"/>
+              <w:rPr>
+                <w:szCs w:val="22"/>
+                <w:lang w:val="es-MX"/>
+              </w:rPr>
+            </w:pPr>
+            <w:r>
+              <w:rPr>
+                <w:sz w:val="18"/>
+                <w:szCs w:val="20"/>
+                <w:lang w:val="es-MX"/>
+              </w:rPr>
+              <w:t xml:space="preserve">• Desarrollé el </w:t>
+            </w:r>
+            <w:proofErr w:type="gramStart"/>
+            <w:r>
+              <w:rPr>
+                <w:sz w:val="18"/>
+                <w:szCs w:val="20"/>
+                <w:lang w:val="es-MX"/>
+              </w:rPr>
+              <w:t>Meta modelo</w:t>
+            </w:r>
+            <w:proofErr w:type="gramEnd"/>
+            <w:r>
+              <w:rPr>
+                <w:sz w:val="18"/>
+                <w:szCs w:val="20"/>
+                <w:lang w:val="es-MX"/>
+              </w:rPr>
+              <w:t xml:space="preserve"> del Instituto Federal de Telecomunicaciones.</w:t>
+            </w:r>
+          </w:p>
+          <w:p>
+            <w:pPr>
+              <w:pStyle w:val="NoSpacing"/>
+              <w:ind w:left="0"/>
+              <w:jc w:val="both"/>
+              <w:rPr>
+                <w:szCs w:val="22"/>
+                <w:lang w:val="es-MX"/>
+              </w:rPr>
+            </w:pPr>
+            <w:r>
+              <w:rPr>
+                <w:sz w:val="18"/>
+                <w:szCs w:val="20"/>
+                <w:lang w:val="es-MX"/>
+              </w:rPr>
+              <w:t>• Identifiqué y analicé las fuentes de datos para establecer el linaje y sus diagramas.</w:t>
+            </w:r>
+          </w:p>
+          <w:p>
+            <w:pPr>
+              <w:pStyle w:val="NoSpacing"/>
+              <w:ind w:left="0"/>
+              <w:jc w:val="both"/>
+              <w:rPr>
+                <w:szCs w:val="22"/>
+                <w:lang w:val="es-MX"/>
+              </w:rPr>
+            </w:pPr>
+            <w:r>
+              <w:rPr>
+                <w:sz w:val="18"/>
+                <w:szCs w:val="20"/>
+                <w:lang w:val="es-MX"/>
+              </w:rPr>
+              <w:t xml:space="preserve">• Estuve a cargo del diseño y estandarización del modelo de base de datos del </w:t>
+            </w:r>
+            <w:proofErr w:type="spellStart"/>
+            <w:r>
+              <w:rPr>
+                <w:sz w:val="18"/>
+                <w:szCs w:val="20"/>
+                <w:lang w:val="es-MX"/>
+              </w:rPr>
+              <w:t>Datamart</w:t>
+            </w:r>
+            <w:proofErr w:type="spellEnd"/>
+            <w:r>
+              <w:rPr>
+                <w:sz w:val="18"/>
+                <w:szCs w:val="20"/>
+                <w:lang w:val="es-MX"/>
+              </w:rPr>
+              <w:t xml:space="preserve"> de Cobranza y Riesgo (Tablas de Hechos, </w:t>
+            </w:r>
+            <w:proofErr w:type="spellStart"/>
+            <w:r>
+              <w:rPr>
+                <w:sz w:val="18"/>
+                <w:szCs w:val="20"/>
+                <w:lang w:val="es-MX"/>
+              </w:rPr>
+              <w:t>Sumarizadas</w:t>
+            </w:r>
+            <w:proofErr w:type="spellEnd"/>
+            <w:r>
+              <w:rPr>
+                <w:sz w:val="18"/>
+                <w:szCs w:val="20"/>
+                <w:lang w:val="es-MX"/>
+              </w:rPr>
+              <w:t>, Dimensiones, Catálogos).</w:t>
+            </w:r>
+          </w:p>
+          <w:p>
+            <w:pPr>
+              <w:pStyle w:val="NoSpacing"/>
+              <w:ind w:left="0"/>
+              <w:jc w:val="both"/>
+              <w:rPr>
+                <w:szCs w:val="22"/>
+                <w:lang w:val="es-MX"/>
+              </w:rPr>
+            </w:pPr>
+            <w:r>
+              <w:rPr>
+                <w:sz w:val="18"/>
+                <w:szCs w:val="20"/>
+                <w:lang w:val="es-MX"/>
+              </w:rPr>
+              <w:t xml:space="preserve">• Diseñé los procesos Extraer, Transformar y Cargar (ETL) para el modelo de </w:t>
+            </w:r>
+            <w:proofErr w:type="spellStart"/>
+            <w:r>
+              <w:rPr>
+                <w:sz w:val="18"/>
+                <w:szCs w:val="20"/>
+                <w:lang w:val="es-MX"/>
+              </w:rPr>
+              <w:t>Datamart</w:t>
+            </w:r>
+            <w:proofErr w:type="spellEnd"/>
+            <w:r>
+              <w:rPr>
+                <w:sz w:val="18"/>
+                <w:szCs w:val="20"/>
+                <w:lang w:val="es-MX"/>
+              </w:rPr>
+              <w:t xml:space="preserve"> de Cobranza y Riesgo.</w:t>
+            </w:r>
+          </w:p>
+          <w:p>
+            <w:pPr>
+              <w:pStyle w:val="NoSpacing"/>
+              <w:ind w:left="0"/>
+              <w:jc w:val="both"/>
+              <w:rPr>
+                <w:szCs w:val="22"/>
+                <w:lang w:val="es-MX"/>
+              </w:rPr>
+            </w:pPr>
+            <w:r>
+              <w:rPr>
+                <w:sz w:val="18"/>
+                <w:szCs w:val="20"/>
+                <w:lang w:val="es-MX"/>
+              </w:rPr>
+              <w:t xml:space="preserve">• Definí y detallé las reglas técnicas del cliente para el cumplimiento de las cargas hacia las tablas del </w:t>
+            </w:r>
+            <w:proofErr w:type="spellStart"/>
+            <w:r>
+              <w:rPr>
+                <w:sz w:val="18"/>
+                <w:szCs w:val="20"/>
+                <w:lang w:val="es-MX"/>
+              </w:rPr>
+              <w:t>Datamart</w:t>
+            </w:r>
+            <w:proofErr w:type="spellEnd"/>
+            <w:r>
+              <w:rPr>
+                <w:sz w:val="18"/>
+                <w:szCs w:val="20"/>
+                <w:lang w:val="es-MX"/>
+              </w:rPr>
+              <w:t>.</w:t>
+            </w:r>
+          </w:p>
+          <w:p>
+            <w:pPr>
+              <w:pStyle w:val="NoSpacing"/>
+              <w:ind w:left="0"/>
+              <w:jc w:val="both"/>
+              <w:rPr>
+                <w:szCs w:val="22"/>
+                <w:lang w:val="es-MX"/>
+              </w:rPr>
+            </w:pPr>
+            <w:r>
+              <w:rPr>
+                <w:sz w:val="18"/>
+                <w:szCs w:val="20"/>
+                <w:lang w:val="es-MX"/>
+              </w:rPr>
+              <w:t>• Coordiné la implementación de las mejores prácticas para el desarrollo de los procesos Extraer, Transformar y Cargar (ETL).</w:t>
+            </w:r>
+          </w:p>
+          <w:p>
+            <w:pPr>
+              <w:pStyle w:val="NoSpacing"/>
+              <w:ind w:left="0"/>
+              <w:jc w:val="both"/>
+              <w:rPr>
+                <w:szCs w:val="22"/>
+                <w:lang w:val="es-MX"/>
+              </w:rPr>
+            </w:pPr>
+            <w:r>
+              <w:rPr>
+                <w:sz w:val="18"/>
+                <w:szCs w:val="20"/>
+                <w:lang w:val="es-MX"/>
+              </w:rPr>
+              <w:t xml:space="preserve">• Analicé los procesos Extraer, Transformar y Cargar (ETL) en SAS Enterprise Guide para migrar los procesos a Microsoft SQL Server </w:t>
+            </w:r>
+            <w:proofErr w:type="spellStart"/>
+            <w:r>
+              <w:rPr>
+                <w:sz w:val="18"/>
+                <w:szCs w:val="20"/>
+                <w:lang w:val="es-MX"/>
+              </w:rPr>
+              <w:t>Integration</w:t>
+            </w:r>
+            <w:proofErr w:type="spellEnd"/>
+            <w:r>
+              <w:rPr>
+                <w:sz w:val="18"/>
+                <w:szCs w:val="20"/>
+                <w:lang w:val="es-MX"/>
+              </w:rPr>
+              <w:t xml:space="preserve"> </w:t>
+            </w:r>
+            <w:proofErr w:type="spellStart"/>
+            <w:r>
+              <w:rPr>
+                <w:sz w:val="18"/>
+                <w:szCs w:val="20"/>
+                <w:lang w:val="es-MX"/>
+              </w:rPr>
+              <w:t>Services</w:t>
+            </w:r>
+            <w:proofErr w:type="spellEnd"/>
+            <w:r>
+              <w:rPr>
+                <w:sz w:val="18"/>
+                <w:szCs w:val="20"/>
+                <w:lang w:val="es-MX"/>
+              </w:rPr>
+              <w:t xml:space="preserve"> (SSIS) (Herramienta ETL de Microsoft para integración de datos).</w:t>
+            </w:r>
+          </w:p>
+          <w:p>
+            <w:pPr>
+              <w:pStyle w:val="NoSpacing"/>
+              <w:ind w:left="0"/>
+              <w:jc w:val="both"/>
+              <w:rPr>
+                <w:szCs w:val="22"/>
+                <w:lang w:val="es-MX"/>
+              </w:rPr>
+            </w:pPr>
+            <w:r>
+              <w:rPr>
+                <w:sz w:val="18"/>
+                <w:szCs w:val="20"/>
+                <w:lang w:val="es-MX"/>
+              </w:rPr>
+              <w:t>• Estuve a cargo de coordinar las actividades para los proyectos de validación de operadores y el proceso de cifras estadísticas de operadores.</w:t>
+            </w:r>
+          </w:p>
+          <w:p>
+            <w:pPr>
+              <w:pStyle w:val="NoSpacing"/>
+              <w:ind w:left="0"/>
+              <w:jc w:val="both"/>
+              <w:rPr>
+                <w:szCs w:val="22"/>
+                <w:lang w:val="es-MX"/>
+              </w:rPr>
+            </w:pPr>
+            <w:r>
+              <w:rPr>
+                <w:sz w:val="18"/>
+                <w:szCs w:val="20"/>
+                <w:lang w:val="es-MX"/>
+              </w:rPr>
+              <w:t>• Identifiqué las áreas de oportunidad del proceso de ingesta de PowerShell de archivos ".</w:t>
+            </w:r>
+            <w:proofErr w:type="spellStart"/>
+            <w:r>
+              <w:rPr>
+                <w:sz w:val="18"/>
+                <w:szCs w:val="20"/>
+                <w:lang w:val="es-MX"/>
+              </w:rPr>
+              <w:t>csv</w:t>
+            </w:r>
+            <w:proofErr w:type="spellEnd"/>
+            <w:r>
+              <w:rPr>
+                <w:sz w:val="18"/>
+                <w:szCs w:val="20"/>
+                <w:lang w:val="es-MX"/>
+              </w:rPr>
+              <w:t>" hacia tablas de Microsoft SQL Server (Motor de base de datos para consultas y validaciones).</w:t>
+            </w:r>
+          </w:p>
+          <w:p>
+            <w:pPr>
+              <w:pStyle w:val="NoSpacing"/>
+              <w:ind w:left="0"/>
+              <w:jc w:val="both"/>
+              <w:rPr>
+                <w:szCs w:val="22"/>
+                <w:lang w:val="es-MX"/>
+              </w:rPr>
+            </w:pPr>
+            <w:r>
+              <w:rPr>
+                <w:sz w:val="18"/>
+                <w:szCs w:val="20"/>
+                <w:lang w:val="es-MX"/>
+              </w:rPr>
+              <w:t>• Diseñé los procesos Extraer, Transformar y Cargar (ETL) para los proyectos de validación de operadores y el proceso de cifras estadísticas de operadores.</w:t>
+            </w:r>
+          </w:p>
+          <w:p>
+            <w:pPr>
+              <w:pStyle w:val="NoSpacing"/>
+              <w:ind w:left="0"/>
+              <w:jc w:val="both"/>
+              <w:rPr>
+                <w:szCs w:val="22"/>
+                <w:lang w:val="es-MX"/>
+              </w:rPr>
+            </w:pPr>
+            <w:r>
+              <w:rPr>
+                <w:sz w:val="18"/>
+                <w:szCs w:val="20"/>
+                <w:lang w:val="es-MX"/>
+              </w:rPr>
+              <w:t>• Estuve a cargo de la construcción del modelo de los reportes de control de asistencia.</w:t>
+            </w:r>
+          </w:p>
+          <w:p>
+            <w:pPr>
+              <w:pStyle w:val="NoSpacing"/>
+              <w:ind w:left="0"/>
+              <w:jc w:val="both"/>
+              <w:rPr>
+                <w:szCs w:val="22"/>
+                <w:lang w:val="es-MX"/>
+              </w:rPr>
+            </w:pPr>
+            <w:r>
+              <w:rPr>
+                <w:sz w:val="18"/>
+                <w:szCs w:val="20"/>
+                <w:lang w:val="es-MX"/>
+              </w:rPr>
+              <w:t>• Desarrollé reportes de control de asistencia de la planta de NISSAN - COMPAS de Aguascalientes utilizando conectividad SFTP, Extraer, Transformar y Cargar (ETL) SSIS (Herramienta ETL de Microsoft para integración de datos) y un motor de Base de Datos Microsoft SQL Server (Motor de base de datos para consultas y validaciones) 2002.</w:t>
+            </w:r>
+          </w:p>
+          <w:p>
+            <w:pPr>
+              <w:pStyle w:val="NoSpacing"/>
+              <w:ind w:left="0"/>
+              <w:jc w:val="both"/>
+              <w:rPr>
+                <w:szCs w:val="22"/>
+                <w:lang w:val="es-MX"/>
+              </w:rPr>
+            </w:pPr>
+            <w:r>
+              <w:rPr>
+                <w:sz w:val="18"/>
+                <w:szCs w:val="20"/>
+                <w:lang w:val="es-MX"/>
+              </w:rPr>
+              <w:t xml:space="preserve">• Participé en el </w:t>
+            </w:r>
+            <w:proofErr w:type="spellStart"/>
+            <w:r>
+              <w:rPr>
+                <w:sz w:val="18"/>
+                <w:szCs w:val="20"/>
+                <w:lang w:val="es-MX"/>
+              </w:rPr>
+              <w:t>assesment</w:t>
+            </w:r>
+            <w:proofErr w:type="spellEnd"/>
+            <w:r>
+              <w:rPr>
+                <w:sz w:val="18"/>
+                <w:szCs w:val="20"/>
+                <w:lang w:val="es-MX"/>
+              </w:rPr>
+              <w:t xml:space="preserve"> de seguros para la migración de la infraestructura </w:t>
+            </w:r>
+            <w:proofErr w:type="spellStart"/>
+            <w:r>
+              <w:rPr>
+                <w:sz w:val="18"/>
+                <w:szCs w:val="20"/>
+                <w:lang w:val="es-MX"/>
+              </w:rPr>
+              <w:t>core</w:t>
+            </w:r>
+            <w:proofErr w:type="spellEnd"/>
+            <w:r>
+              <w:rPr>
+                <w:sz w:val="18"/>
+                <w:szCs w:val="20"/>
+                <w:lang w:val="es-MX"/>
+              </w:rPr>
+              <w:t xml:space="preserve"> de México.</w:t>
+            </w:r>
+          </w:p>
+          <w:p>
+            <w:pPr>
+              <w:pStyle w:val="NoSpacing"/>
+              <w:ind w:left="0"/>
+              <w:jc w:val="both"/>
+              <w:rPr>
+                <w:szCs w:val="22"/>
+                <w:lang w:val="es-MX"/>
+              </w:rPr>
+            </w:pPr>
+            <w:r>
+              <w:rPr>
+                <w:sz w:val="18"/>
+                <w:szCs w:val="20"/>
+                <w:lang w:val="es-MX"/>
+              </w:rPr>
+              <w:t xml:space="preserve">• Diseñé y desarrollé componentes para procesos Extraer, Transformar y Cargar (ETL) de alto impacto utilizando la herramienta SAS Data </w:t>
+            </w:r>
+            <w:proofErr w:type="spellStart"/>
+            <w:r>
+              <w:rPr>
+                <w:sz w:val="18"/>
+                <w:szCs w:val="20"/>
+                <w:lang w:val="es-MX"/>
+              </w:rPr>
+              <w:t>Integration</w:t>
+            </w:r>
+            <w:proofErr w:type="spellEnd"/>
+            <w:r>
+              <w:rPr>
+                <w:sz w:val="18"/>
+                <w:szCs w:val="20"/>
+                <w:lang w:val="es-MX"/>
+              </w:rPr>
+              <w:t xml:space="preserve"> 4.905 Tunning y Automatización de procesos nuevos y existentes de la Oficina de Datos.</w:t>
+            </w:r>
+          </w:p>
+          <w:p>
+            <w:pPr>
+              <w:pStyle w:val="NoSpacing"/>
+              <w:ind w:left="0"/>
+              <w:jc w:val="both"/>
+              <w:rPr>
+                <w:szCs w:val="22"/>
+                <w:lang w:val="es-MX"/>
+              </w:rPr>
+            </w:pPr>
+            <w:r>
+              <w:rPr>
+                <w:sz w:val="18"/>
+                <w:szCs w:val="20"/>
+                <w:lang w:val="es-MX"/>
+              </w:rPr>
+              <w:t>• Propuse la Documentación de Lineamientos, Estándares y Mejores Prácticas para las necesidades de desarrollo de la Oficina de Datos.</w:t>
+            </w:r>
+          </w:p>
+          <w:p>
+            <w:pPr>
+              <w:pStyle w:val="NoSpacing"/>
+              <w:ind w:left="0"/>
+              <w:jc w:val="both"/>
+              <w:rPr>
+                <w:szCs w:val="22"/>
+                <w:lang w:val="es-MX"/>
+              </w:rPr>
+            </w:pPr>
+            <w:r>
+              <w:rPr>
+                <w:sz w:val="18"/>
+                <w:szCs w:val="20"/>
+                <w:lang w:val="es-MX"/>
+              </w:rPr>
+              <w:t>• Brindé soporte y mantenimiento a los aplicativos dentro de la Oficina de Datos.</w:t>
+            </w:r>
+          </w:p>
+          <w:p>
+            <w:pPr>
+              <w:pStyle w:val="NoSpacing"/>
+              <w:ind w:left="0"/>
+              <w:jc w:val="both"/>
+              <w:rPr>
+                <w:szCs w:val="22"/>
+                <w:lang w:val="es-MX"/>
+              </w:rPr>
+            </w:pPr>
+            <w:r>
+              <w:rPr>
+                <w:sz w:val="18"/>
+                <w:szCs w:val="20"/>
+                <w:lang w:val="es-MX"/>
+              </w:rPr>
+              <w:t>• Propuse un documento de Pruebas para alinear las entregas de las pruebas de los equipos de trabajo DAS y C360. Implementé procesos con alto performance y eficientes que respondan a las del negocio.</w:t>
+            </w:r>
+          </w:p>
+          <w:p>
+            <w:pPr>
+              <w:pStyle w:val="NoSpacing"/>
+              <w:ind w:left="0"/>
+              <w:jc w:val="both"/>
+              <w:rPr>
+                <w:szCs w:val="22"/>
+                <w:lang w:val="es-MX"/>
+              </w:rPr>
+            </w:pPr>
+            <w:r>
+              <w:rPr>
+                <w:sz w:val="18"/>
+                <w:szCs w:val="20"/>
+                <w:lang w:val="es-MX"/>
+              </w:rPr>
+              <w:t>• Realicé seguimiento a todos los incidentes que se presenten de cualquiera de los aplicativos de la Oficina de Datos.</w:t>
+            </w:r>
+          </w:p>
+          <w:p>
+            <w:pPr>
+              <w:pStyle w:val="NoSpacing"/>
+              <w:ind w:left="0"/>
+              <w:jc w:val="both"/>
+              <w:rPr>
+                <w:szCs w:val="22"/>
+                <w:lang w:val="es-MX"/>
+              </w:rPr>
+            </w:pPr>
+            <w:r>
+              <w:rPr>
+                <w:sz w:val="18"/>
+                <w:szCs w:val="20"/>
+                <w:lang w:val="es-MX"/>
+              </w:rPr>
+              <w:t>• Obtuve la certificación de los Cursos de “</w:t>
+            </w:r>
+            <w:proofErr w:type="spellStart"/>
+            <w:r>
+              <w:rPr>
+                <w:sz w:val="18"/>
+                <w:szCs w:val="20"/>
+                <w:lang w:val="es-MX"/>
+              </w:rPr>
+              <w:t>Introduction</w:t>
+            </w:r>
+            <w:proofErr w:type="spellEnd"/>
+            <w:r>
+              <w:rPr>
+                <w:sz w:val="18"/>
+                <w:szCs w:val="20"/>
+                <w:lang w:val="es-MX"/>
+              </w:rPr>
+              <w:t xml:space="preserve"> </w:t>
+            </w:r>
+            <w:proofErr w:type="spellStart"/>
+            <w:r>
+              <w:rPr>
+                <w:sz w:val="18"/>
+                <w:szCs w:val="20"/>
+                <w:lang w:val="es-MX"/>
+              </w:rPr>
+              <w:t>to</w:t>
+            </w:r>
+            <w:proofErr w:type="spellEnd"/>
+            <w:r>
+              <w:rPr>
+                <w:sz w:val="18"/>
+                <w:szCs w:val="20"/>
+                <w:lang w:val="es-MX"/>
+              </w:rPr>
+              <w:t xml:space="preserve"> Data </w:t>
+            </w:r>
+            <w:proofErr w:type="spellStart"/>
+            <w:r>
+              <w:rPr>
+                <w:sz w:val="18"/>
+                <w:szCs w:val="20"/>
+                <w:lang w:val="es-MX"/>
+              </w:rPr>
+              <w:t>Analytics</w:t>
+            </w:r>
+            <w:proofErr w:type="spellEnd"/>
+            <w:r>
+              <w:rPr>
+                <w:sz w:val="18"/>
+                <w:szCs w:val="20"/>
+                <w:lang w:val="es-MX"/>
+              </w:rPr>
+              <w:t xml:space="preserve">” y “Power BI” de la herramienta </w:t>
+            </w:r>
+            <w:proofErr w:type="spellStart"/>
+            <w:r>
+              <w:rPr>
+                <w:sz w:val="18"/>
+                <w:szCs w:val="20"/>
+                <w:lang w:val="es-MX"/>
+              </w:rPr>
+              <w:t>Simplilearn</w:t>
+            </w:r>
+            <w:proofErr w:type="spellEnd"/>
+            <w:r>
+              <w:rPr>
+                <w:sz w:val="18"/>
+                <w:szCs w:val="20"/>
+                <w:lang w:val="es-MX"/>
+              </w:rPr>
+              <w:t>.</w:t>
+            </w:r>
+          </w:p>
+          <w:p>
+            <w:pPr>
+              <w:pStyle w:val="NoSpacing"/>
+              <w:ind w:left="0"/>
+              <w:jc w:val="both"/>
+              <w:rPr>
+                <w:szCs w:val="22"/>
+                <w:lang w:val="es-MX"/>
+              </w:rPr>
+            </w:pPr>
+            <w:r>
+              <w:rPr>
+                <w:sz w:val="18"/>
+                <w:szCs w:val="20"/>
+                <w:lang w:val="es-MX"/>
+              </w:rPr>
+              <w:t>• Generé un vínculo de confianza con el cliente el cuál sirvió para poder trabajar de una forma fluida.</w:t>
+            </w:r>
+          </w:p>
+          <w:p>
+            <w:pPr>
+              <w:pStyle w:val="NoSpacing"/>
+              <w:ind w:left="0"/>
+              <w:jc w:val="both"/>
+              <w:rPr>
+                <w:szCs w:val="22"/>
+                <w:lang w:val="es-MX"/>
+              </w:rPr>
+            </w:pPr>
+            <w:r>
+              <w:rPr>
+                <w:sz w:val="18"/>
+                <w:szCs w:val="20"/>
+                <w:lang w:val="es-MX"/>
+              </w:rPr>
+              <w:t>• Se aprobó por parte del cliente la propuesta de los documentos de lineamientos, estándares y buenas prácticas para el desarrollo de procesos Extraer, Transformar y Cargar (ETL) con la herramienta SAS-DI 4.905.</w:t>
+            </w:r>
+          </w:p>
+          <w:p>
+            <w:pPr>
+              <w:pStyle w:val="NoSpacing"/>
+              <w:ind w:left="0"/>
+              <w:jc w:val="both"/>
+              <w:rPr>
+                <w:szCs w:val="22"/>
+                <w:lang w:val="es-MX"/>
+              </w:rPr>
+            </w:pPr>
+            <w:r>
+              <w:rPr>
+                <w:sz w:val="18"/>
+                <w:szCs w:val="20"/>
+                <w:lang w:val="es-MX"/>
+              </w:rPr>
+              <w:t>• Se aprobó por parte del cliente la propuesta del documento de pruebas “</w:t>
+            </w:r>
+            <w:proofErr w:type="spellStart"/>
+            <w:r>
+              <w:rPr>
+                <w:sz w:val="18"/>
+                <w:szCs w:val="20"/>
+                <w:lang w:val="es-MX"/>
+              </w:rPr>
+              <w:t>TestResult</w:t>
+            </w:r>
+            <w:proofErr w:type="spellEnd"/>
+            <w:r>
+              <w:rPr>
+                <w:sz w:val="18"/>
+                <w:szCs w:val="20"/>
+                <w:lang w:val="es-MX"/>
+              </w:rPr>
+              <w:t>”.</w:t>
+            </w:r>
+          </w:p>
+          <w:p>
+            <w:pPr>
+              <w:pStyle w:val="NoSpacing"/>
+              <w:ind w:left="0"/>
+              <w:jc w:val="both"/>
+              <w:rPr>
+                <w:szCs w:val="22"/>
+                <w:lang w:val="es-MX"/>
+              </w:rPr>
+            </w:pPr>
+            <w:r>
+              <w:rPr>
+                <w:sz w:val="18"/>
+                <w:szCs w:val="20"/>
+                <w:lang w:val="es-MX"/>
+              </w:rPr>
+              <w:t>• Se aprobó la propuesta para optimizar las librerías que apuntaban a Microsoft SQL Server (Motor de base de datos para consultas y validaciones).</w:t>
             </w:r>
           </w:p>
           <w:p>
@@ -872,7 +3117,7 @@
                 <w:szCs w:val="18"/>
                 <w:lang w:val="es-MX"/>
               </w:rPr>
-              <w:t>diciembre 2025</w:t>
+              <w:t>01 diciembre 2025</w:t>
             </w:r>
           </w:p>
         </w:tc>
@@ -914,7 +3159,7 @@
                 <w:szCs w:val="18"/>
                 <w:lang w:val="es-MX"/>
               </w:rPr>
-              <w:t>presente</w:t>
+              <w:t>A la fecha</w:t>
             </w:r>
           </w:p>
         </w:tc>
@@ -1003,7 +3248,7 @@
                 <w:szCs w:val="20"/>
                 <w:lang w:val="es-MX"/>
               </w:rPr>
-              <w:t>• Atender la migración del proceso de Acervo Estadístico de la información de los concesionarios.</w:t>
+              <w:t>• Atendí la migración del proceso de Acervo Estadístico de la información de los concesionarios registrados en el extinto IFT y ahora alineado a la CRT.</w:t>
             </w:r>
           </w:p>
           <w:p>
@@ -1022,7 +3267,7 @@
                 <w:szCs w:val="20"/>
                 <w:lang w:val="es-MX"/>
               </w:rPr>
-              <w:t>• Realizar tuning y optimización de performance de procesos ETL en producción.</w:t>
+              <w:t>• Implementé nuevas funcionalidades en el proceso Extraer, Transformar y Cargar (ETL).</w:t>
             </w:r>
           </w:p>
           <w:p>
@@ -1033,6 +3278,125 @@
               <w:rPr>
                 <w:szCs w:val="22"/>
                 <w:lang w:val="es-MX"/>
+              </w:rPr>
+            </w:pPr>
+            <w:r>
+              <w:rPr>
+                <w:sz w:val="18"/>
+                <w:szCs w:val="20"/>
+                <w:lang w:val="es-MX"/>
+              </w:rPr>
+              <w:t xml:space="preserve">• Realicé un </w:t>
+            </w:r>
+            <w:proofErr w:type="spellStart"/>
+            <w:r>
+              <w:rPr>
+                <w:sz w:val="18"/>
+                <w:szCs w:val="20"/>
+                <w:lang w:val="es-MX"/>
+              </w:rPr>
+              <w:t>tunning</w:t>
+            </w:r>
+            <w:proofErr w:type="spellEnd"/>
+            <w:r>
+              <w:rPr>
+                <w:sz w:val="18"/>
+                <w:szCs w:val="20"/>
+                <w:lang w:val="es-MX"/>
+              </w:rPr>
+              <w:t xml:space="preserve"> y performance de los procesos en marcha para garantizar una correcta </w:t>
+            </w:r>
+            <w:proofErr w:type="spellStart"/>
+            <w:r>
+              <w:rPr>
+                <w:sz w:val="18"/>
+                <w:szCs w:val="20"/>
+                <w:lang w:val="es-MX"/>
+              </w:rPr>
+              <w:t>funcinoalidad</w:t>
+            </w:r>
+            <w:proofErr w:type="spellEnd"/>
+            <w:r>
+              <w:rPr>
+                <w:sz w:val="18"/>
+                <w:szCs w:val="20"/>
+                <w:lang w:val="es-MX"/>
+              </w:rPr>
+              <w:t>.</w:t>
+            </w:r>
+          </w:p>
+          <w:p>
+            <w:pPr>
+              <w:pStyle w:val="NoSpacing"/>
+              <w:ind w:left="0"/>
+              <w:jc w:val="both"/>
+              <w:rPr>
+                <w:szCs w:val="22"/>
+              </w:rPr>
+            </w:pPr>
+            <w:r>
+              <w:rPr>
+                <w:sz w:val="18"/>
+                <w:szCs w:val="20"/>
+              </w:rPr>
+              <w:t xml:space="preserve">• </w:t>
+            </w:r>
+            <w:proofErr w:type="spellStart"/>
+            <w:r>
+              <w:rPr>
+                <w:sz w:val="18"/>
+                <w:szCs w:val="20"/>
+              </w:rPr>
+              <w:t>Analicé</w:t>
+            </w:r>
+            <w:proofErr w:type="spellEnd"/>
+            <w:r>
+              <w:rPr>
+                <w:sz w:val="18"/>
+                <w:szCs w:val="20"/>
+              </w:rPr>
+              <w:t xml:space="preserve"> </w:t>
+            </w:r>
+            <w:proofErr w:type="spellStart"/>
+            <w:r>
+              <w:rPr>
+                <w:sz w:val="18"/>
+                <w:szCs w:val="20"/>
+              </w:rPr>
+              <w:t>los</w:t>
+            </w:r>
+            <w:proofErr w:type="spellEnd"/>
+            <w:r>
+              <w:rPr>
+                <w:sz w:val="18"/>
+                <w:szCs w:val="20"/>
+              </w:rPr>
+              <w:t xml:space="preserve"> </w:t>
+            </w:r>
+            <w:proofErr w:type="spellStart"/>
+            <w:r>
+              <w:rPr>
+                <w:sz w:val="18"/>
+                <w:szCs w:val="20"/>
+              </w:rPr>
+              <w:t>procesos</w:t>
+            </w:r>
+            <w:proofErr w:type="spellEnd"/>
+            <w:r>
+              <w:rPr>
+                <w:sz w:val="18"/>
+                <w:szCs w:val="20"/>
+              </w:rPr>
+              <w:t xml:space="preserve"> anteriores.</w:t>
+            </w:r>
+          </w:p>
+          <w:p>
+            <w:pPr>
+              <w:pStyle w:val="NoSpacing"/>
+              <w:ind w:left="0"/>
+              <w:jc w:val="both"/>
+              <w:rPr>
+                <w:szCs w:val="22"/>
               </w:rPr>
             </w:pPr>
           </w:p>
@@ -1210,7 +3574,7 @@
                 <w:szCs w:val="18"/>
                 <w:lang w:val="es-MX"/>
               </w:rPr>
-              <w:t>septiembre 2024</w:t>
+              <w:t>01 septiembre 2024</w:t>
             </w:r>
           </w:p>
         </w:tc>
@@ -1252,7 +3616,7 @@
                 <w:szCs w:val="18"/>
                 <w:lang w:val="es-MX"/>
               </w:rPr>
-              <w:t>enero 2025</w:t>
+              <w:t>31 enero 2025</w:t>
             </w:r>
           </w:p>
         </w:tc>
@@ -1341,7 +3705,7 @@
                 <w:szCs w:val="20"/>
                 <w:lang w:val="es-MX"/>
               </w:rPr>
-              <w:t>• Desarrollar e implementar el modelo de gobierno de datos e identificar datos maestros.</w:t>
+              <w:t>• Desarrollé e implementé el modelo de gobierno de datos del Instituto Federal de Telecomunicaciones.</w:t>
             </w:r>
           </w:p>
           <w:p>
@@ -1360,7 +3724,100 @@
                 <w:szCs w:val="20"/>
                 <w:lang w:val="es-MX"/>
               </w:rPr>
-              <w:t>• Construir el diccionario de datos y modelado en Erwin para catálogos y datos maestros.</w:t>
+              <w:t>• Identifiqué datos maestros y construí el diccionario de datos.</w:t>
+            </w:r>
+          </w:p>
+          <w:p>
+            <w:pPr>
+              <w:pStyle w:val="NoSpacing"/>
+              <w:ind w:left="0"/>
+              <w:jc w:val="both"/>
+              <w:rPr>
+                <w:szCs w:val="22"/>
+                <w:lang w:val="es-MX"/>
+              </w:rPr>
+            </w:pPr>
+            <w:r>
+              <w:rPr>
+                <w:sz w:val="18"/>
+                <w:szCs w:val="20"/>
+                <w:lang w:val="es-MX"/>
+              </w:rPr>
+              <w:t xml:space="preserve">• Generé el modelo en Erwin con sus relaciones específicas entre </w:t>
+            </w:r>
+            <w:proofErr w:type="gramStart"/>
+            <w:r>
+              <w:rPr>
+                <w:sz w:val="18"/>
+                <w:szCs w:val="20"/>
+                <w:lang w:val="es-MX"/>
+              </w:rPr>
+              <w:t>catálogos maestros y datos maestros</w:t>
+            </w:r>
+            <w:proofErr w:type="gramEnd"/>
+            <w:r>
+              <w:rPr>
+                <w:sz w:val="18"/>
+                <w:szCs w:val="20"/>
+                <w:lang w:val="es-MX"/>
+              </w:rPr>
+              <w:t>.</w:t>
+            </w:r>
+          </w:p>
+          <w:p>
+            <w:pPr>
+              <w:pStyle w:val="NoSpacing"/>
+              <w:ind w:left="0"/>
+              <w:jc w:val="both"/>
+              <w:rPr>
+                <w:szCs w:val="22"/>
+                <w:lang w:val="es-MX"/>
+              </w:rPr>
+            </w:pPr>
+            <w:r>
+              <w:rPr>
+                <w:sz w:val="18"/>
+                <w:szCs w:val="20"/>
+                <w:lang w:val="es-MX"/>
+              </w:rPr>
+              <w:t xml:space="preserve">• Desarrollé el </w:t>
+            </w:r>
+            <w:proofErr w:type="gramStart"/>
+            <w:r>
+              <w:rPr>
+                <w:sz w:val="18"/>
+                <w:szCs w:val="20"/>
+                <w:lang w:val="es-MX"/>
+              </w:rPr>
+              <w:t>Meta modelo</w:t>
+            </w:r>
+            <w:proofErr w:type="gramEnd"/>
+            <w:r>
+              <w:rPr>
+                <w:sz w:val="18"/>
+                <w:szCs w:val="20"/>
+                <w:lang w:val="es-MX"/>
+              </w:rPr>
+              <w:t xml:space="preserve"> del Instituto Federal de Telecomunicaciones.</w:t>
+            </w:r>
+          </w:p>
+          <w:p>
+            <w:pPr>
+              <w:pStyle w:val="NoSpacing"/>
+              <w:ind w:left="0"/>
+              <w:jc w:val="both"/>
+              <w:rPr>
+                <w:szCs w:val="22"/>
+                <w:lang w:val="es-MX"/>
+              </w:rPr>
+            </w:pPr>
+            <w:r>
+              <w:rPr>
+                <w:sz w:val="18"/>
+                <w:szCs w:val="20"/>
+                <w:lang w:val="es-MX"/>
+              </w:rPr>
+              <w:t>• Identifiqué y analicé las fuentes de datos para establecer el linaje y sus diagramas.</w:t>
             </w:r>
           </w:p>
           <w:p>
@@ -1548,7 +4005,7 @@
                 <w:szCs w:val="18"/>
                 <w:lang w:val="es-MX"/>
               </w:rPr>
-              <w:t>diciembre 2023</w:t>
+              <w:t>01 diciembre 2023</w:t>
             </w:r>
           </w:p>
         </w:tc>
@@ -1590,7 +4047,7 @@
                 <w:szCs w:val="18"/>
                 <w:lang w:val="es-MX"/>
               </w:rPr>
-              <w:t>julio 2024</w:t>
+              <w:t>31 julio 2024</w:t>
             </w:r>
           </w:p>
         </w:tc>
@@ -1679,7 +4136,43 @@
                 <w:szCs w:val="20"/>
                 <w:lang w:val="es-MX"/>
               </w:rPr>
-              <w:t>• Diseñar y estandarizar el modelo de base de datos del Datamart de Cobranza y Riesgo.</w:t>
+              <w:t xml:space="preserve">• Estuve a cargo del diseño y estandarización del modelo de base de datos del </w:t>
+            </w:r>
+            <w:proofErr w:type="spellStart"/>
+            <w:r>
+              <w:rPr>
+                <w:sz w:val="18"/>
+                <w:szCs w:val="20"/>
+                <w:lang w:val="es-MX"/>
+              </w:rPr>
+              <w:t>Datamart</w:t>
+            </w:r>
+            <w:proofErr w:type="spellEnd"/>
+            <w:r>
+              <w:rPr>
+                <w:sz w:val="18"/>
+                <w:szCs w:val="20"/>
+                <w:lang w:val="es-MX"/>
+              </w:rPr>
+              <w:t xml:space="preserve"> de Cobranza y Riesgo (Tablas de Hechos, </w:t>
+            </w:r>
+            <w:proofErr w:type="spellStart"/>
+            <w:r>
+              <w:rPr>
+                <w:sz w:val="18"/>
+                <w:szCs w:val="20"/>
+                <w:lang w:val="es-MX"/>
+              </w:rPr>
+              <w:t>Sumarizadas</w:t>
+            </w:r>
+            <w:proofErr w:type="spellEnd"/>
+            <w:r>
+              <w:rPr>
+                <w:sz w:val="18"/>
+                <w:szCs w:val="20"/>
+                <w:lang w:val="es-MX"/>
+              </w:rPr>
+              <w:t>, Dimensiones, Catálogos).</w:t>
             </w:r>
           </w:p>
           <w:p>
@@ -1698,7 +4191,136 @@
                 <w:szCs w:val="20"/>
                 <w:lang w:val="es-MX"/>
               </w:rPr>
-              <w:t>• Definir reglas técnicas y diseñar procesos ETL para cargas hacia el Datamart.</w:t>
+              <w:t xml:space="preserve">• Diseñé los procesos Extraer, Transformar y Cargar (ETL) para el modelo de </w:t>
+            </w:r>
+            <w:proofErr w:type="spellStart"/>
+            <w:r>
+              <w:rPr>
+                <w:sz w:val="18"/>
+                <w:szCs w:val="20"/>
+                <w:lang w:val="es-MX"/>
+              </w:rPr>
+              <w:t>Datamart</w:t>
+            </w:r>
+            <w:proofErr w:type="spellEnd"/>
+            <w:r>
+              <w:rPr>
+                <w:sz w:val="18"/>
+                <w:szCs w:val="20"/>
+                <w:lang w:val="es-MX"/>
+              </w:rPr>
+              <w:t xml:space="preserve"> de Cobranza y Riesgo.</w:t>
+            </w:r>
+          </w:p>
+          <w:p>
+            <w:pPr>
+              <w:pStyle w:val="NoSpacing"/>
+              <w:ind w:left="0"/>
+              <w:jc w:val="both"/>
+              <w:rPr>
+                <w:szCs w:val="22"/>
+                <w:lang w:val="es-MX"/>
+              </w:rPr>
+            </w:pPr>
+            <w:r>
+              <w:rPr>
+                <w:sz w:val="18"/>
+                <w:szCs w:val="20"/>
+                <w:lang w:val="es-MX"/>
+              </w:rPr>
+              <w:t xml:space="preserve">• Definí y detallé las reglas técnicas del cliente para el cumplimiento de las cargas hacia las tablas del </w:t>
+            </w:r>
+            <w:proofErr w:type="spellStart"/>
+            <w:r>
+              <w:rPr>
+                <w:sz w:val="18"/>
+                <w:szCs w:val="20"/>
+                <w:lang w:val="es-MX"/>
+              </w:rPr>
+              <w:t>Datamart</w:t>
+            </w:r>
+            <w:proofErr w:type="spellEnd"/>
+            <w:r>
+              <w:rPr>
+                <w:sz w:val="18"/>
+                <w:szCs w:val="20"/>
+                <w:lang w:val="es-MX"/>
+              </w:rPr>
+              <w:t>.</w:t>
+            </w:r>
+          </w:p>
+          <w:p>
+            <w:pPr>
+              <w:pStyle w:val="NoSpacing"/>
+              <w:ind w:left="0"/>
+              <w:jc w:val="both"/>
+              <w:rPr>
+                <w:szCs w:val="22"/>
+                <w:lang w:val="es-MX"/>
+              </w:rPr>
+            </w:pPr>
+            <w:r>
+              <w:rPr>
+                <w:sz w:val="18"/>
+                <w:szCs w:val="20"/>
+                <w:lang w:val="es-MX"/>
+              </w:rPr>
+              <w:t>• Coordiné la implementación de las mejores prácticas para el desarrollo de los procesos Extraer, Transformar y Cargar (ETL).</w:t>
+            </w:r>
+          </w:p>
+          <w:p>
+            <w:pPr>
+              <w:pStyle w:val="NoSpacing"/>
+              <w:ind w:left="0"/>
+              <w:jc w:val="both"/>
+              <w:rPr>
+                <w:szCs w:val="22"/>
+                <w:lang w:val="es-MX"/>
+              </w:rPr>
+            </w:pPr>
+            <w:r>
+              <w:rPr>
+                <w:sz w:val="18"/>
+                <w:szCs w:val="20"/>
+                <w:lang w:val="es-MX"/>
+              </w:rPr>
+              <w:t xml:space="preserve">• Analicé los procesos Extraer, Transformar y Cargar (ETL) en SAS Enterprise Guide para migrar los procesos a Microsoft SQL Server </w:t>
+            </w:r>
+            <w:proofErr w:type="spellStart"/>
+            <w:r>
+              <w:rPr>
+                <w:sz w:val="18"/>
+                <w:szCs w:val="20"/>
+                <w:lang w:val="es-MX"/>
+              </w:rPr>
+              <w:t>Integration</w:t>
+            </w:r>
+            <w:proofErr w:type="spellEnd"/>
+            <w:r>
+              <w:rPr>
+                <w:sz w:val="18"/>
+                <w:szCs w:val="20"/>
+                <w:lang w:val="es-MX"/>
+              </w:rPr>
+              <w:t xml:space="preserve"> </w:t>
+            </w:r>
+            <w:proofErr w:type="spellStart"/>
+            <w:r>
+              <w:rPr>
+                <w:sz w:val="18"/>
+                <w:szCs w:val="20"/>
+                <w:lang w:val="es-MX"/>
+              </w:rPr>
+              <w:t>Services</w:t>
+            </w:r>
+            <w:proofErr w:type="spellEnd"/>
+            <w:r>
+              <w:rPr>
+                <w:sz w:val="18"/>
+                <w:szCs w:val="20"/>
+                <w:lang w:val="es-MX"/>
+              </w:rPr>
+              <w:t xml:space="preserve"> (SSIS) (Herramienta ETL de Microsoft para integración de datos).</w:t>
             </w:r>
           </w:p>
           <w:p>
@@ -1886,7 +4508,7 @@
                 <w:szCs w:val="18"/>
                 <w:lang w:val="es-MX"/>
               </w:rPr>
-              <w:t>diciembre 2023</w:t>
+              <w:t>18 diciembre 2023</w:t>
             </w:r>
           </w:p>
         </w:tc>
@@ -1928,7 +4550,7 @@
                 <w:szCs w:val="18"/>
                 <w:lang w:val="es-MX"/>
               </w:rPr>
-              <w:t>mayo 2024</w:t>
+              <w:t>31 mayo 2024</w:t>
             </w:r>
           </w:p>
         </w:tc>
@@ -1992,19 +4614,7 @@
                 <w:szCs w:val="18"/>
                 <w:lang w:val="es-MX"/>
               </w:rPr>
-              <w:t xml:space="preserve">Actividades </w:t>
-            </w:r>
-            <w:r>
-              <w:rPr>
-                <w:rFonts w:ascii="Arial" w:hAnsi="Arial" w:cs="Arial"/>
-                <w:b/>
-                <w:bCs/>
-                <w:sz w:val="18"/>
-                <w:szCs w:val="18"/>
-                <w:lang w:val="es-MX"/>
-              </w:rPr>
-              <w:lastRenderedPageBreak/>
-              <w:t>Principales</w:t>
+              <w:t>Actividades Principales</w:t>
             </w:r>
           </w:p>
         </w:tc>
@@ -2029,17 +4639,63 @@
                 <w:szCs w:val="20"/>
                 <w:lang w:val="es-MX"/>
               </w:rPr>
-              <w:lastRenderedPageBreak/>
-              <w:t xml:space="preserve">• Coordinar actividades para proyectos de validación de operadores y diseñar procesos ETL </w:t>
-            </w:r>
-            <w:r>
-              <w:rPr>
-                <w:sz w:val="18"/>
-                <w:szCs w:val="20"/>
-                <w:lang w:val="es-MX"/>
-              </w:rPr>
-              <w:lastRenderedPageBreak/>
-              <w:t>asociados.</w:t>
+              <w:t>• Estuve a cargo de coordinar las actividades para los proyectos de validación de operadores y el proceso de cifras estadísticas de operadores.</w:t>
+            </w:r>
+          </w:p>
+          <w:p>
+            <w:pPr>
+              <w:pStyle w:val="NoSpacing"/>
+              <w:ind w:left="0"/>
+              <w:jc w:val="both"/>
+              <w:rPr>
+                <w:szCs w:val="22"/>
+                <w:lang w:val="es-MX"/>
+              </w:rPr>
+            </w:pPr>
+            <w:r>
+              <w:rPr>
+                <w:sz w:val="18"/>
+                <w:szCs w:val="20"/>
+                <w:lang w:val="es-MX"/>
+              </w:rPr>
+              <w:t>• Identifiqué las áreas de oportunidad del proceso de ingesta de PowerShell de archivos ".</w:t>
+            </w:r>
+            <w:proofErr w:type="spellStart"/>
+            <w:r>
+              <w:rPr>
+                <w:sz w:val="18"/>
+                <w:szCs w:val="20"/>
+                <w:lang w:val="es-MX"/>
+              </w:rPr>
+              <w:t>csv</w:t>
+            </w:r>
+            <w:proofErr w:type="spellEnd"/>
+            <w:r>
+              <w:rPr>
+                <w:sz w:val="18"/>
+                <w:szCs w:val="20"/>
+                <w:lang w:val="es-MX"/>
+              </w:rPr>
+              <w:t>" hacia tablas de Microsoft SQL Server (Motor de base de datos para consultas y validaciones).</w:t>
+            </w:r>
+          </w:p>
+          <w:p>
+            <w:pPr>
+              <w:pStyle w:val="NoSpacing"/>
+              <w:ind w:left="0"/>
+              <w:jc w:val="both"/>
+              <w:rPr>
+                <w:szCs w:val="22"/>
+                <w:lang w:val="es-MX"/>
+              </w:rPr>
+            </w:pPr>
+            <w:r>
+              <w:rPr>
+                <w:sz w:val="18"/>
+                <w:szCs w:val="20"/>
+                <w:lang w:val="es-MX"/>
+              </w:rPr>
+              <w:t>• Diseñé los procesos Extraer, Transformar y Cargar (ETL) para los proyectos de validación de operadores y el proceso de cifras estadísticas de operadores.</w:t>
             </w:r>
           </w:p>
           <w:p>
@@ -2227,7 +4883,7 @@
                 <w:szCs w:val="18"/>
                 <w:lang w:val="es-MX"/>
               </w:rPr>
-              <w:t>octubre 2023</w:t>
+              <w:t>01 octubre 2023</w:t>
             </w:r>
           </w:p>
         </w:tc>
@@ -2269,7 +4925,7 @@
                 <w:szCs w:val="18"/>
                 <w:lang w:val="es-MX"/>
               </w:rPr>
-              <w:t>diciembre 2023</w:t>
+              <w:t>15 diciembre 2023</w:t>
             </w:r>
           </w:p>
         </w:tc>
@@ -2358,7 +5014,26 @@
                 <w:szCs w:val="20"/>
                 <w:lang w:val="es-MX"/>
               </w:rPr>
-              <w:t>• Construir el modelo y los reportes de control de asistencia utilizando conectividad SFTP, SSIS y SQL Server.</w:t>
+              <w:t>• Estuve a cargo de la construcción del modelo de los reportes de control de asistencia.</w:t>
+            </w:r>
+          </w:p>
+          <w:p>
+            <w:pPr>
+              <w:pStyle w:val="NoSpacing"/>
+              <w:ind w:left="0"/>
+              <w:jc w:val="both"/>
+              <w:rPr>
+                <w:szCs w:val="22"/>
+                <w:lang w:val="es-MX"/>
+              </w:rPr>
+            </w:pPr>
+            <w:r>
+              <w:rPr>
+                <w:sz w:val="18"/>
+                <w:szCs w:val="20"/>
+                <w:lang w:val="es-MX"/>
+              </w:rPr>
+              <w:t>• Desarrollé reportes de control de asistencia de la planta de NISSAN - COMPAS de Aguascalientes utilizando conectividad SFTP, Extraer, Transformar y Cargar (ETL) SSIS (Herramienta ETL de Microsoft para integración de datos) y un motor de Base de Datos Microsoft SQL Server (Motor de base de datos para consultas y validaciones) 2002.</w:t>
             </w:r>
           </w:p>
           <w:p>
@@ -2546,7 +5221,7 @@
                 <w:szCs w:val="18"/>
                 <w:lang w:val="es-MX"/>
               </w:rPr>
-              <w:t>junio 2023</w:t>
+              <w:t>01 junio 2023</w:t>
             </w:r>
           </w:p>
         </w:tc>
@@ -2588,7 +5263,7 @@
                 <w:szCs w:val="18"/>
                 <w:lang w:val="es-MX"/>
               </w:rPr>
-              <w:t>julio 2023</w:t>
+              <w:t>31 julio 2023</w:t>
             </w:r>
           </w:p>
         </w:tc>
@@ -2677,7 +5352,43 @@
                 <w:szCs w:val="20"/>
                 <w:lang w:val="es-MX"/>
               </w:rPr>
-              <w:t>• Participar en el assessment para la migración de la infraestructura core del área de seguros.</w:t>
+              <w:t xml:space="preserve">• Participé en el </w:t>
+            </w:r>
+            <w:proofErr w:type="spellStart"/>
+            <w:r>
+              <w:rPr>
+                <w:sz w:val="18"/>
+                <w:szCs w:val="20"/>
+                <w:lang w:val="es-MX"/>
+              </w:rPr>
+              <w:t>assesment</w:t>
+            </w:r>
+            <w:proofErr w:type="spellEnd"/>
+            <w:r>
+              <w:rPr>
+                <w:sz w:val="18"/>
+                <w:szCs w:val="20"/>
+                <w:lang w:val="es-MX"/>
+              </w:rPr>
+              <w:t xml:space="preserve"> de seguros para la migración de la infraestructura </w:t>
+            </w:r>
+            <w:proofErr w:type="spellStart"/>
+            <w:r>
+              <w:rPr>
+                <w:sz w:val="18"/>
+                <w:szCs w:val="20"/>
+                <w:lang w:val="es-MX"/>
+              </w:rPr>
+              <w:t>core</w:t>
+            </w:r>
+            <w:proofErr w:type="spellEnd"/>
+            <w:r>
+              <w:rPr>
+                <w:sz w:val="18"/>
+                <w:szCs w:val="20"/>
+                <w:lang w:val="es-MX"/>
+              </w:rPr>
+              <w:t xml:space="preserve"> de México.</w:t>
             </w:r>
           </w:p>
           <w:p>
@@ -2773,7 +5484,7 @@
                 <w:szCs w:val="18"/>
                 <w:lang w:val="es-MX"/>
               </w:rPr>
-              <w:t>Softtek - Scotiabank</w:t>
+              <w:t>Softtek</w:t>
             </w:r>
           </w:p>
         </w:tc>
@@ -2819,7 +5530,7 @@
                 <w:szCs w:val="18"/>
                 <w:lang w:val="es-MX"/>
               </w:rPr>
-              <w:t>Lider TÉCNICO</w:t>
+              <w:t>Lider TÉCNICO en Softtek - Scotiabank</w:t>
             </w:r>
           </w:p>
         </w:tc>
@@ -2865,7 +5576,7 @@
                 <w:szCs w:val="18"/>
                 <w:lang w:val="es-MX"/>
               </w:rPr>
-              <w:t>marzo 2018</w:t>
+              <w:t>01 marzo 2018</w:t>
             </w:r>
           </w:p>
         </w:tc>
@@ -2907,7 +5618,7 @@
                 <w:szCs w:val="18"/>
                 <w:lang w:val="es-MX"/>
               </w:rPr>
-              <w:t>mayo 2023</w:t>
+              <w:t>31 mayo 2023</w:t>
             </w:r>
           </w:p>
         </w:tc>
@@ -2996,7 +5707,25 @@
                 <w:szCs w:val="20"/>
                 <w:lang w:val="es-MX"/>
               </w:rPr>
-              <w:t>• Diseñar y desarrollar componentes ETL de alto impacto con SAS Data Integration y automatizar procesos.</w:t>
+              <w:t xml:space="preserve">• Diseñé y desarrollé componentes para procesos Extraer, Transformar y Cargar (ETL) de alto impacto utilizando la herramienta SAS Data </w:t>
+            </w:r>
+            <w:proofErr w:type="spellStart"/>
+            <w:r>
+              <w:rPr>
+                <w:sz w:val="18"/>
+                <w:szCs w:val="20"/>
+                <w:lang w:val="es-MX"/>
+              </w:rPr>
+              <w:t>Integration</w:t>
+            </w:r>
+            <w:proofErr w:type="spellEnd"/>
+            <w:r>
+              <w:rPr>
+                <w:sz w:val="18"/>
+                <w:szCs w:val="20"/>
+                <w:lang w:val="es-MX"/>
+              </w:rPr>
+              <w:t xml:space="preserve"> 4.905 Tunning y Automatización de procesos nuevos y existentes de la Oficina de Datos.</w:t>
             </w:r>
           </w:p>
           <w:p>
@@ -3015,7 +5744,249 @@
                 <w:szCs w:val="20"/>
                 <w:lang w:val="es-MX"/>
               </w:rPr>
-              <w:t>• Proponer documentación de lineamientos, estándares y mejores prácticas para la oficina de datos.</w:t>
+              <w:t>• Propuse la Documentación de Lineamientos, Estándares y Mejores Prácticas para las necesidades de desarrollo de la Oficina de Datos.</w:t>
+            </w:r>
+          </w:p>
+          <w:p>
+            <w:pPr>
+              <w:pStyle w:val="NoSpacing"/>
+              <w:ind w:left="0"/>
+              <w:jc w:val="both"/>
+              <w:rPr>
+                <w:szCs w:val="22"/>
+                <w:lang w:val="es-MX"/>
+              </w:rPr>
+            </w:pPr>
+            <w:r>
+              <w:rPr>
+                <w:sz w:val="18"/>
+                <w:szCs w:val="20"/>
+                <w:lang w:val="es-MX"/>
+              </w:rPr>
+              <w:t>• Brindé soporte y mantenimiento a los aplicativos dentro de la Oficina de Datos.</w:t>
+            </w:r>
+          </w:p>
+          <w:p>
+            <w:pPr>
+              <w:pStyle w:val="NoSpacing"/>
+              <w:ind w:left="0"/>
+              <w:jc w:val="both"/>
+              <w:rPr>
+                <w:szCs w:val="22"/>
+                <w:lang w:val="es-MX"/>
+              </w:rPr>
+            </w:pPr>
+            <w:r>
+              <w:rPr>
+                <w:sz w:val="18"/>
+                <w:szCs w:val="20"/>
+                <w:lang w:val="es-MX"/>
+              </w:rPr>
+              <w:t>• Propuse un documento de Pruebas para alinear las entregas de las pruebas de los equipos de trabajo DAS y C360. Implementé procesos con alto performance y eficientes que respondan a las del negocio.</w:t>
+            </w:r>
+          </w:p>
+          <w:p>
+            <w:pPr>
+              <w:pStyle w:val="NoSpacing"/>
+              <w:ind w:left="0"/>
+              <w:jc w:val="both"/>
+              <w:rPr>
+                <w:szCs w:val="22"/>
+                <w:lang w:val="es-MX"/>
+              </w:rPr>
+            </w:pPr>
+            <w:r>
+              <w:rPr>
+                <w:sz w:val="18"/>
+                <w:szCs w:val="20"/>
+                <w:lang w:val="es-MX"/>
+              </w:rPr>
+              <w:t>• Realicé seguimiento a todos los incidentes que se presenten de cualquiera de los aplicativos de la Oficina de Datos.</w:t>
+            </w:r>
+          </w:p>
+          <w:p>
+            <w:pPr>
+              <w:pStyle w:val="NoSpacing"/>
+              <w:ind w:left="0"/>
+              <w:jc w:val="both"/>
+              <w:rPr>
+                <w:szCs w:val="22"/>
+                <w:lang w:val="es-MX"/>
+              </w:rPr>
+            </w:pPr>
+            <w:r>
+              <w:rPr>
+                <w:sz w:val="18"/>
+                <w:szCs w:val="20"/>
+                <w:lang w:val="es-MX"/>
+              </w:rPr>
+              <w:t>• Obtuve la certificación de los Cursos de “</w:t>
+            </w:r>
+            <w:proofErr w:type="spellStart"/>
+            <w:r>
+              <w:rPr>
+                <w:sz w:val="18"/>
+                <w:szCs w:val="20"/>
+                <w:lang w:val="es-MX"/>
+              </w:rPr>
+              <w:t>Introduction</w:t>
+            </w:r>
+            <w:proofErr w:type="spellEnd"/>
+            <w:r>
+              <w:rPr>
+                <w:sz w:val="18"/>
+                <w:szCs w:val="20"/>
+                <w:lang w:val="es-MX"/>
+              </w:rPr>
+              <w:t xml:space="preserve"> </w:t>
+            </w:r>
+            <w:proofErr w:type="spellStart"/>
+            <w:r>
+              <w:rPr>
+                <w:sz w:val="18"/>
+                <w:szCs w:val="20"/>
+                <w:lang w:val="es-MX"/>
+              </w:rPr>
+              <w:t>to</w:t>
+            </w:r>
+            <w:proofErr w:type="spellEnd"/>
+            <w:r>
+              <w:rPr>
+                <w:sz w:val="18"/>
+                <w:szCs w:val="20"/>
+                <w:lang w:val="es-MX"/>
+              </w:rPr>
+              <w:t xml:space="preserve"> Data </w:t>
+            </w:r>
+            <w:proofErr w:type="spellStart"/>
+            <w:r>
+              <w:rPr>
+                <w:sz w:val="18"/>
+                <w:szCs w:val="20"/>
+                <w:lang w:val="es-MX"/>
+              </w:rPr>
+              <w:t>Analytics</w:t>
+            </w:r>
+            <w:proofErr w:type="spellEnd"/>
+            <w:r>
+              <w:rPr>
+                <w:sz w:val="18"/>
+                <w:szCs w:val="20"/>
+                <w:lang w:val="es-MX"/>
+              </w:rPr>
+              <w:t xml:space="preserve">” y “Power BI” de la herramienta </w:t>
+            </w:r>
+            <w:proofErr w:type="spellStart"/>
+            <w:r>
+              <w:rPr>
+                <w:sz w:val="18"/>
+                <w:szCs w:val="20"/>
+                <w:lang w:val="es-MX"/>
+              </w:rPr>
+              <w:t>Simplilearn</w:t>
+            </w:r>
+            <w:proofErr w:type="spellEnd"/>
+            <w:r>
+              <w:rPr>
+                <w:sz w:val="18"/>
+                <w:szCs w:val="20"/>
+                <w:lang w:val="es-MX"/>
+              </w:rPr>
+              <w:t>.</w:t>
+            </w:r>
+          </w:p>
+          <w:p>
+            <w:pPr>
+              <w:pStyle w:val="NoSpacing"/>
+              <w:ind w:left="0"/>
+              <w:jc w:val="both"/>
+              <w:rPr>
+                <w:szCs w:val="22"/>
+                <w:lang w:val="es-MX"/>
+              </w:rPr>
+            </w:pPr>
+            <w:r>
+              <w:rPr>
+                <w:sz w:val="18"/>
+                <w:szCs w:val="20"/>
+                <w:lang w:val="es-MX"/>
+              </w:rPr>
+              <w:t>• Generé un vínculo de confianza con el cliente el cuál sirvió para poder trabajar de una forma fluida.</w:t>
+            </w:r>
+          </w:p>
+          <w:p>
+            <w:pPr>
+              <w:pStyle w:val="NoSpacing"/>
+              <w:ind w:left="0"/>
+              <w:jc w:val="both"/>
+              <w:rPr>
+                <w:szCs w:val="22"/>
+                <w:lang w:val="es-MX"/>
+              </w:rPr>
+            </w:pPr>
+            <w:r>
+              <w:rPr>
+                <w:sz w:val="18"/>
+                <w:szCs w:val="20"/>
+                <w:lang w:val="es-MX"/>
+              </w:rPr>
+              <w:t>• Se aprobó por parte del cliente la propuesta de los documentos de lineamientos, estándares y buenas prácticas para el desarrollo de procesos Extraer, Transformar y Cargar (ETL) con la herramienta SAS-DI 4.905.</w:t>
+            </w:r>
+          </w:p>
+          <w:p>
+            <w:pPr>
+              <w:pStyle w:val="NoSpacing"/>
+              <w:ind w:left="0"/>
+              <w:jc w:val="both"/>
+              <w:rPr>
+                <w:szCs w:val="22"/>
+                <w:lang w:val="es-MX"/>
+              </w:rPr>
+            </w:pPr>
+            <w:r>
+              <w:rPr>
+                <w:sz w:val="18"/>
+                <w:szCs w:val="20"/>
+                <w:lang w:val="es-MX"/>
+              </w:rPr>
+              <w:t>• Se aprobó por parte del cliente la propuesta del documento de pruebas “</w:t>
+            </w:r>
+            <w:proofErr w:type="spellStart"/>
+            <w:r>
+              <w:rPr>
+                <w:sz w:val="18"/>
+                <w:szCs w:val="20"/>
+                <w:lang w:val="es-MX"/>
+              </w:rPr>
+              <w:t>TestResult</w:t>
+            </w:r>
+            <w:proofErr w:type="spellEnd"/>
+            <w:r>
+              <w:rPr>
+                <w:sz w:val="18"/>
+                <w:szCs w:val="20"/>
+                <w:lang w:val="es-MX"/>
+              </w:rPr>
+              <w:t>”.</w:t>
+            </w:r>
+          </w:p>
+          <w:p>
+            <w:pPr>
+              <w:pStyle w:val="NoSpacing"/>
+              <w:ind w:left="0"/>
+              <w:jc w:val="both"/>
+              <w:rPr>
+                <w:szCs w:val="22"/>
+                <w:lang w:val="es-MX"/>
+              </w:rPr>
+            </w:pPr>
+            <w:r>
+              <w:rPr>
+                <w:sz w:val="18"/>
+                <w:szCs w:val="20"/>
+                <w:lang w:val="es-MX"/>
+              </w:rPr>
+              <w:t>• Se aprobó la propuesta para optimizar las librerías que apuntaban a Microsoft SQL Server (Motor de base de datos para consultas y validaciones).</w:t>
             </w:r>
           </w:p>
           <w:p>
@@ -3043,10 +6014,64 @@
         </w:rPr>
       </w:pPr>
     </w:p>
+    <w:p>
+      <w:pPr>
+        <w:jc w:val="both"/>
+        <w:rPr>
+          <w:rFonts w:ascii="Arial" w:hAnsi="Arial" w:cs="Arial"/>
+          <w:bCs/>
+          <w:sz w:val="18"/>
+          <w:szCs w:val="18"/>
+          <w:lang w:val="es-MX"/>
+        </w:rPr>
+      </w:pPr>
+    </w:p>
+    <w:p>
+      <w:pPr>
+        <w:rPr>
+          <w:rFonts w:ascii="Arial" w:hAnsi="Arial" w:cs="Arial"/>
+          <w:b/>
+          <w:sz w:val="18"/>
+          <w:szCs w:val="18"/>
+          <w:u w:val="single"/>
+        </w:rPr>
+      </w:pPr>
+      <w:r>
+        <w:rPr>
+          <w:rFonts w:ascii="Arial" w:hAnsi="Arial" w:cs="Arial"/>
+          <w:b/>
+          <w:sz w:val="18"/>
+          <w:szCs w:val="18"/>
+          <w:u w:val="single"/>
+        </w:rPr>
+        <w:t xml:space="preserve">HERRAMIENTAS </w:t>
+      </w:r>
+      <w:r>
+        <w:rPr>
+          <w:rFonts w:ascii="Arial" w:hAnsi="Arial" w:cs="Arial"/>
+          <w:b/>
+          <w:sz w:val="18"/>
+          <w:szCs w:val="18"/>
+          <w:u w:val="single"/>
+        </w:rPr>
+        <w:t>UTILIZADAS EN EL DESEMPEÑO DE SUS FUNCIONES</w:t>
+      </w:r>
+    </w:p>
+    <w:p>
+      <w:pPr>
+        <w:rPr>
+          <w:rFonts w:ascii="Arial" w:hAnsi="Arial" w:cs="Arial"/>
+          <w:b/>
+          <w:sz w:val="18"/>
+          <w:szCs w:val="18"/>
+          <w:u w:val="single"/>
+        </w:rPr>
+      </w:pPr>
+    </w:p>
     <w:tbl>
       <w:tblPr>
         <w:tblW w:w="0" w:type="auto"/>
-        <w:tblInd w:w="-75" w:type="dxa"/>
+        <w:tblInd w:w="-72" w:type="dxa"/>
         <w:tblBorders>
           <w:top w:val="single" w:sz="4" w:space="0" w:color="auto"/>
           <w:left w:val="single" w:sz="4" w:space="0" w:color="auto"/>
@@ -3055,141 +6080,85 @@
           <w:insideH w:val="single" w:sz="4" w:space="0" w:color="auto"/>
           <w:insideV w:val="single" w:sz="4" w:space="0" w:color="auto"/>
         </w:tblBorders>
-        <w:tblLayout w:type="fixed"/>
-        <w:tblCellMar>
-          <w:left w:w="105" w:type="dxa"/>
-          <w:right w:w="105" w:type="dxa"/>
-        </w:tblCellMar>
         <w:tblLook w:val="0000" w:firstRow="0" w:lastRow="0" w:firstColumn="0" w:lastColumn="0" w:noHBand="0" w:noVBand="0"/>
       </w:tblPr>
       <w:tblGrid>
-        <w:gridCol w:w="2472"/>
-        <w:gridCol w:w="2472"/>
-        <w:gridCol w:w="2472"/>
-        <w:gridCol w:w="2475"/>
+        <w:gridCol w:w="9850"/>
       </w:tblGrid>
       <w:tr>
+        <w:trPr>
+          <w:trHeight w:val="300"/>
+        </w:trPr>
         <w:tc>
           <w:tcPr>
-            <w:tcW w:w="2472" w:type="dxa"/>
+            <w:tcW w:w="9850" w:type="dxa"/>
           </w:tcPr>
           <w:p>
             <w:pPr>
               <w:rPr>
                 <w:rFonts w:ascii="Arial" w:hAnsi="Arial" w:cs="Arial"/>
-                <w:b/>
-                <w:sz w:val="18"/>
-                <w:szCs w:val="18"/>
-                <w:lang w:val="es-MX"/>
-              </w:rPr>
-            </w:pPr>
-            <w:r>
-              <w:rPr>
-                <w:rFonts w:ascii="Arial" w:hAnsi="Arial" w:cs="Arial"/>
-                <w:b/>
-                <w:sz w:val="18"/>
-                <w:szCs w:val="18"/>
-                <w:lang w:val="es-MX"/>
-              </w:rPr>
-              <w:t>Empresa</w:t>
-            </w:r>
-          </w:p>
-          <w:p>
-            <w:pPr>
-              <w:rPr>
-                <w:rFonts w:ascii="Arial" w:hAnsi="Arial" w:cs="Arial"/>
-                <w:color w:val="0070C0"/>
-                <w:sz w:val="18"/>
-                <w:szCs w:val="18"/>
-                <w:lang w:val="es-MX"/>
-              </w:rPr>
-            </w:pPr>
-            <w:r>
-              <w:rPr>
-                <w:rFonts w:ascii="Arial" w:hAnsi="Arial" w:cs="Arial"/>
-                <w:sz w:val="18"/>
-                <w:szCs w:val="18"/>
-                <w:lang w:val="es-MX"/>
-              </w:rPr>
-              <w:t>Intellego - Walmart</w:t>
+                <w:bCs/>
+                <w:sz w:val="18"/>
+                <w:szCs w:val="18"/>
+                <w:lang w:val="en-US"/>
+              </w:rPr>
+            </w:pPr>
+            <w:r>
+              <w:rPr>
+                <w:rFonts w:ascii="Arial" w:hAnsi="Arial" w:cs="Arial"/>
+                <w:bCs/>
+                <w:sz w:val="18"/>
+                <w:szCs w:val="18"/>
+                <w:lang w:val="en-US"/>
+              </w:rPr>
+              <w:t>- ITIL® Foundation Certificate in IT Service Management</w:t>
             </w:r>
           </w:p>
         </w:tc>
+      </w:tr>
+      <w:tr>
+        <w:trPr>
+          <w:trHeight w:val="300"/>
+        </w:trPr>
         <w:tc>
           <w:tcPr>
-            <w:tcW w:w="2472" w:type="dxa"/>
+            <w:tcW w:w="9850" w:type="dxa"/>
           </w:tcPr>
           <w:p>
             <w:pPr>
               <w:rPr>
                 <w:rFonts w:ascii="Arial" w:hAnsi="Arial" w:cs="Arial"/>
-                <w:b/>
-                <w:sz w:val="18"/>
-                <w:szCs w:val="18"/>
-                <w:lang w:val="es-MX"/>
-              </w:rPr>
-            </w:pPr>
-            <w:r>
-              <w:rPr>
-                <w:rFonts w:ascii="Arial" w:hAnsi="Arial" w:cs="Arial"/>
-                <w:b/>
-                <w:sz w:val="18"/>
-                <w:szCs w:val="18"/>
-                <w:lang w:val="es-MX"/>
-              </w:rPr>
-              <w:t>Puesto</w:t>
-            </w:r>
-          </w:p>
-          <w:p>
-            <w:pPr>
-              <w:rPr>
-                <w:rFonts w:ascii="Arial" w:hAnsi="Arial" w:cs="Arial"/>
                 <w:bCs/>
                 <w:sz w:val="18"/>
                 <w:szCs w:val="18"/>
-                <w:lang w:val="es-MX"/>
-              </w:rPr>
-            </w:pPr>
-            <w:r>
-              <w:rPr>
-                <w:rFonts w:ascii="Arial" w:hAnsi="Arial" w:cs="Arial"/>
-                <w:sz w:val="18"/>
-                <w:szCs w:val="18"/>
-                <w:lang w:val="es-MX"/>
-              </w:rPr>
-              <w:t>Desarrollador</w:t>
+                <w:lang w:val="en-US"/>
+              </w:rPr>
+            </w:pPr>
+            <w:r>
+              <w:rPr>
+                <w:rFonts w:ascii="Arial" w:hAnsi="Arial" w:cs="Arial"/>
+                <w:bCs/>
+                <w:sz w:val="18"/>
+                <w:szCs w:val="18"/>
+                <w:lang w:val="es-MX"/>
+              </w:rPr>
+              <w:t>- AWS Certified Cloud Practitioner</w:t>
             </w:r>
           </w:p>
         </w:tc>
+      </w:tr>
+      <w:tr>
+        <w:trPr>
+          <w:trHeight w:val="300"/>
+        </w:trPr>
         <w:tc>
           <w:tcPr>
-            <w:tcW w:w="2472" w:type="dxa"/>
+            <w:tcW w:w="9850" w:type="dxa"/>
           </w:tcPr>
           <w:p>
             <w:pPr>
               <w:rPr>
                 <w:rFonts w:ascii="Arial" w:hAnsi="Arial" w:cs="Arial"/>
-                <w:b/>
-                <w:sz w:val="18"/>
-                <w:szCs w:val="18"/>
-                <w:lang w:val="es-MX"/>
-              </w:rPr>
-            </w:pPr>
-            <w:r>
-              <w:rPr>
-                <w:rFonts w:ascii="Arial" w:hAnsi="Arial" w:cs="Arial"/>
-                <w:b/>
-                <w:sz w:val="18"/>
-                <w:szCs w:val="18"/>
-                <w:lang w:val="es-MX"/>
-              </w:rPr>
-              <w:t>Desde:</w:t>
-            </w:r>
-          </w:p>
-          <w:p>
-            <w:pPr>
-              <w:rPr>
-                <w:rFonts w:ascii="Arial" w:hAnsi="Arial" w:cs="Arial"/>
                 <w:bCs/>
                 <w:sz w:val="18"/>
                 <w:szCs w:val="18"/>
@@ -3199,53 +6168,639 @@
             <w:r>
               <w:rPr>
                 <w:rFonts w:ascii="Arial" w:hAnsi="Arial" w:cs="Arial"/>
-                <w:sz w:val="18"/>
-                <w:szCs w:val="18"/>
-                <w:lang w:val="es-MX"/>
-              </w:rPr>
-              <w:t>septiembre 2014</w:t>
+                <w:bCs/>
+                <w:sz w:val="18"/>
+                <w:szCs w:val="18"/>
+                <w:lang w:val="es-MX"/>
+              </w:rPr>
+              <w:t>- Databricks y Apache Spark para Big Data: de cero a experto</w:t>
             </w:r>
           </w:p>
         </w:tc>
+      </w:tr>
+      <w:tr>
+        <w:trPr>
+          <w:trHeight w:val="300"/>
+        </w:trPr>
         <w:tc>
           <w:tcPr>
-            <w:tcW w:w="2475" w:type="dxa"/>
+            <w:tcW w:w="9850" w:type="dxa"/>
           </w:tcPr>
           <w:p>
             <w:pPr>
-              <w:pStyle w:val="Heading2"/>
-              <w:rPr>
-                <w:bCs w:val="0"/>
-                <w:szCs w:val="18"/>
-                <w:lang w:val="es-MX"/>
-              </w:rPr>
-            </w:pPr>
-            <w:r>
-              <w:rPr>
-                <w:bCs w:val="0"/>
-                <w:szCs w:val="18"/>
-                <w:lang w:val="es-MX"/>
-              </w:rPr>
-              <w:t xml:space="preserve">Hasta: </w:t>
-            </w:r>
-          </w:p>
-          <w:p>
-            <w:pPr>
-              <w:rPr>
-                <w:rFonts w:ascii="Arial" w:hAnsi="Arial" w:cs="Arial"/>
-                <w:sz w:val="18"/>
-                <w:szCs w:val="18"/>
-                <w:lang w:val="es-MX"/>
-              </w:rPr>
-            </w:pPr>
-            <w:r>
-              <w:rPr>
-                <w:rFonts w:ascii="Arial" w:hAnsi="Arial" w:cs="Arial"/>
-                <w:sz w:val="18"/>
-                <w:szCs w:val="18"/>
-                <w:lang w:val="es-MX"/>
-              </w:rPr>
-              <w:t>febrero 2015</w:t>
+              <w:rPr>
+                <w:rFonts w:ascii="Arial" w:hAnsi="Arial" w:cs="Arial"/>
+                <w:bCs/>
+                <w:sz w:val="18"/>
+                <w:szCs w:val="18"/>
+                <w:lang w:val="en-US"/>
+              </w:rPr>
+            </w:pPr>
+            <w:r>
+              <w:rPr>
+                <w:rFonts w:ascii="Arial" w:hAnsi="Arial" w:cs="Arial"/>
+                <w:bCs/>
+                <w:sz w:val="18"/>
+                <w:szCs w:val="18"/>
+                <w:lang w:val="en-US"/>
+              </w:rPr>
+              <w:t>- Microsoft SQL from A to Z</w:t>
+            </w:r>
+          </w:p>
+        </w:tc>
+      </w:tr>
+      <w:tr>
+        <w:trPr>
+          <w:trHeight w:val="300"/>
+        </w:trPr>
+        <w:tc>
+          <w:tcPr>
+            <w:tcW w:w="9850" w:type="dxa"/>
+          </w:tcPr>
+          <w:p>
+            <w:pPr>
+              <w:rPr>
+                <w:rFonts w:ascii="Arial" w:hAnsi="Arial" w:cs="Arial"/>
+                <w:bCs/>
+                <w:sz w:val="18"/>
+                <w:szCs w:val="18"/>
+                <w:lang w:val="es-MX"/>
+              </w:rPr>
+            </w:pPr>
+            <w:r>
+              <w:rPr>
+                <w:rFonts w:ascii="Arial" w:hAnsi="Arial" w:cs="Arial"/>
+                <w:bCs/>
+                <w:sz w:val="18"/>
+                <w:szCs w:val="18"/>
+                <w:lang w:val="es-MX"/>
+              </w:rPr>
+              <w:t xml:space="preserve">- Curso Power BI – Análisis de Datos y </w:t>
+            </w:r>
+            <w:proofErr w:type="gramStart"/>
+            <w:r>
+              <w:rPr>
+                <w:rFonts w:ascii="Arial" w:hAnsi="Arial" w:cs="Arial"/>
+                <w:bCs/>
+                <w:sz w:val="18"/>
+                <w:szCs w:val="18"/>
+                <w:lang w:val="es-MX"/>
+              </w:rPr>
+              <w:t xml:space="preserve">Business </w:t>
+            </w:r>
+            <w:proofErr w:type="spellStart"/>
+            <w:r>
+              <w:rPr>
+                <w:rFonts w:ascii="Arial" w:hAnsi="Arial" w:cs="Arial"/>
+                <w:bCs/>
+                <w:sz w:val="18"/>
+                <w:szCs w:val="18"/>
+                <w:lang w:val="es-MX"/>
+              </w:rPr>
+              <w:t>Intelligence</w:t>
+            </w:r>
+            <w:proofErr w:type="spellEnd"/>
+            <w:proofErr w:type="gramEnd"/>
+          </w:p>
+        </w:tc>
+      </w:tr>
+      <w:tr>
+        <w:trPr>
+          <w:trHeight w:val="300"/>
+        </w:trPr>
+        <w:tc>
+          <w:tcPr>
+            <w:tcW w:w="9850" w:type="dxa"/>
+          </w:tcPr>
+          <w:p>
+            <w:pPr>
+              <w:rPr>
+                <w:rFonts w:ascii="Arial" w:hAnsi="Arial" w:cs="Arial"/>
+                <w:bCs/>
+                <w:sz w:val="18"/>
+                <w:szCs w:val="18"/>
+                <w:lang w:val="en-US"/>
+              </w:rPr>
+            </w:pPr>
+            <w:r>
+              <w:rPr>
+                <w:rFonts w:ascii="Arial" w:hAnsi="Arial" w:cs="Arial"/>
+                <w:bCs/>
+                <w:sz w:val="18"/>
+                <w:szCs w:val="18"/>
+                <w:lang w:val="en-US"/>
+              </w:rPr>
+              <w:t>- 70‑461 Session 6: Querying Microsoft SQL Server (SQL code)</w:t>
+            </w:r>
+          </w:p>
+        </w:tc>
+      </w:tr>
+      <w:tr>
+        <w:trPr>
+          <w:trHeight w:val="300"/>
+        </w:trPr>
+        <w:tc>
+          <w:tcPr>
+            <w:tcW w:w="9850" w:type="dxa"/>
+          </w:tcPr>
+          <w:p>
+            <w:pPr>
+              <w:rPr>
+                <w:rFonts w:ascii="Arial" w:hAnsi="Arial" w:cs="Arial"/>
+                <w:bCs/>
+                <w:sz w:val="18"/>
+                <w:szCs w:val="18"/>
+                <w:lang w:val="en-US"/>
+              </w:rPr>
+            </w:pPr>
+            <w:r>
+              <w:rPr>
+                <w:rFonts w:ascii="Arial" w:hAnsi="Arial" w:cs="Arial"/>
+                <w:bCs/>
+                <w:sz w:val="18"/>
+                <w:szCs w:val="18"/>
+                <w:lang w:val="en-US"/>
+              </w:rPr>
+              <w:t>- 70‑461 Session 5: Querying Microsoft SQL Server (Write SQL)</w:t>
+            </w:r>
+          </w:p>
+        </w:tc>
+      </w:tr>
+      <w:tr>
+        <w:trPr>
+          <w:trHeight w:val="300"/>
+        </w:trPr>
+        <w:tc>
+          <w:tcPr>
+            <w:tcW w:w="9850" w:type="dxa"/>
+          </w:tcPr>
+          <w:p>
+            <w:pPr>
+              <w:rPr>
+                <w:rFonts w:ascii="Arial" w:hAnsi="Arial" w:cs="Arial"/>
+                <w:bCs/>
+                <w:sz w:val="18"/>
+                <w:szCs w:val="18"/>
+                <w:lang w:val="en-US"/>
+              </w:rPr>
+            </w:pPr>
+            <w:r>
+              <w:rPr>
+                <w:rFonts w:ascii="Arial" w:hAnsi="Arial" w:cs="Arial"/>
+                <w:bCs/>
+                <w:sz w:val="18"/>
+                <w:szCs w:val="18"/>
+                <w:lang w:val="en-US"/>
+              </w:rPr>
+              <w:t>- Cloud Data Integration for PowerCenter Developers – Foundation Certification (Informatica)</w:t>
+            </w:r>
+          </w:p>
+        </w:tc>
+      </w:tr>
+      <w:tr>
+        <w:trPr>
+          <w:trHeight w:val="300"/>
+        </w:trPr>
+        <w:tc>
+          <w:tcPr>
+            <w:tcW w:w="9850" w:type="dxa"/>
+          </w:tcPr>
+          <w:p>
+            <w:pPr>
+              <w:rPr>
+                <w:rFonts w:ascii="Arial" w:hAnsi="Arial" w:cs="Arial"/>
+                <w:bCs/>
+                <w:sz w:val="18"/>
+                <w:szCs w:val="18"/>
+                <w:lang w:val="en-US"/>
+              </w:rPr>
+            </w:pPr>
+            <w:r>
+              <w:rPr>
+                <w:rFonts w:ascii="Arial" w:hAnsi="Arial" w:cs="Arial"/>
+                <w:bCs/>
+                <w:sz w:val="18"/>
+                <w:szCs w:val="18"/>
+                <w:lang w:val="en-US"/>
+              </w:rPr>
+              <w:t>- IICS: Cloud Data Integration Services R41 (Module) – Informatica</w:t>
+            </w:r>
+          </w:p>
+        </w:tc>
+      </w:tr>
+      <w:tr>
+        <w:trPr>
+          <w:trHeight w:val="300"/>
+        </w:trPr>
+        <w:tc>
+          <w:tcPr>
+            <w:tcW w:w="9850" w:type="dxa"/>
+          </w:tcPr>
+          <w:p>
+            <w:pPr>
+              <w:rPr>
+                <w:rFonts w:ascii="Arial" w:hAnsi="Arial" w:cs="Arial"/>
+                <w:bCs/>
+                <w:sz w:val="18"/>
+                <w:szCs w:val="18"/>
+                <w:lang w:val="en-US"/>
+              </w:rPr>
+            </w:pPr>
+            <w:r>
+              <w:rPr>
+                <w:rFonts w:ascii="Arial" w:hAnsi="Arial" w:cs="Arial"/>
+                <w:bCs/>
+                <w:sz w:val="18"/>
+                <w:szCs w:val="18"/>
+                <w:lang w:val="en-US"/>
+              </w:rPr>
+              <w:t xml:space="preserve">- Intelligent Multidomain MDM </w:t>
+            </w:r>
+            <w:proofErr w:type="gramStart"/>
+            <w:r>
+              <w:rPr>
+                <w:rFonts w:ascii="Arial" w:hAnsi="Arial" w:cs="Arial"/>
+                <w:bCs/>
+                <w:sz w:val="18"/>
+                <w:szCs w:val="18"/>
+                <w:lang w:val="en-US"/>
+              </w:rPr>
+              <w:t>SaaS  Intelligent</w:t>
+            </w:r>
+            <w:proofErr w:type="gramEnd"/>
+            <w:r>
+              <w:rPr>
+                <w:rFonts w:ascii="Arial" w:hAnsi="Arial" w:cs="Arial"/>
+                <w:bCs/>
+                <w:sz w:val="18"/>
+                <w:szCs w:val="18"/>
+                <w:lang w:val="en-US"/>
+              </w:rPr>
+              <w:t xml:space="preserve"> 360 SaaS Applications – Informatica</w:t>
+            </w:r>
+          </w:p>
+        </w:tc>
+      </w:tr>
+      <w:tr>
+        <w:trPr>
+          <w:trHeight w:val="300"/>
+        </w:trPr>
+        <w:tc>
+          <w:tcPr>
+            <w:tcW w:w="9850" w:type="dxa"/>
+          </w:tcPr>
+          <w:p>
+            <w:pPr>
+              <w:rPr>
+                <w:rFonts w:ascii="Arial" w:hAnsi="Arial" w:cs="Arial"/>
+                <w:sz w:val="18"/>
+                <w:szCs w:val="18"/>
+                <w:lang w:val="es-MX"/>
+              </w:rPr>
+            </w:pPr>
+            <w:r>
+              <w:rPr>
+                <w:rFonts w:ascii="Arial" w:hAnsi="Arial" w:cs="Arial"/>
+                <w:bCs/>
+                <w:sz w:val="18"/>
+                <w:szCs w:val="18"/>
+                <w:lang w:val="es-MX"/>
+              </w:rPr>
+              <w:t>- Microsoft SQL Server</w:t>
+            </w:r>
+          </w:p>
+        </w:tc>
+      </w:tr>
+      <w:tr>
+        <w:trPr>
+          <w:trHeight w:val="300"/>
+        </w:trPr>
+        <w:tc>
+          <w:tcPr>
+            <w:tcW w:w="9850" w:type="dxa"/>
+          </w:tcPr>
+          <w:p>
+            <w:pPr>
+              <w:rPr>
+                <w:rFonts w:ascii="Arial" w:hAnsi="Arial" w:cs="Arial"/>
+                <w:sz w:val="18"/>
+                <w:szCs w:val="18"/>
+                <w:lang w:val="en-US"/>
+              </w:rPr>
+            </w:pPr>
+            <w:r>
+              <w:rPr>
+                <w:rFonts w:ascii="Arial" w:hAnsi="Arial" w:cs="Arial"/>
+                <w:bCs/>
+                <w:sz w:val="18"/>
+                <w:szCs w:val="18"/>
+                <w:lang w:val="en-US"/>
+              </w:rPr>
+              <w:t>- Microsoft SQL Server Integration Services (SSIS)</w:t>
+            </w:r>
+          </w:p>
+        </w:tc>
+      </w:tr>
+      <w:tr>
+        <w:trPr>
+          <w:trHeight w:val="300"/>
+        </w:trPr>
+        <w:tc>
+          <w:tcPr>
+            <w:tcW w:w="9850" w:type="dxa"/>
+          </w:tcPr>
+          <w:p>
+            <w:pPr>
+              <w:rPr>
+                <w:rFonts w:ascii="Arial" w:hAnsi="Arial" w:cs="Arial"/>
+                <w:sz w:val="18"/>
+                <w:szCs w:val="18"/>
+                <w:lang w:val="es-MX"/>
+              </w:rPr>
+            </w:pPr>
+            <w:r>
+              <w:rPr>
+                <w:rFonts w:ascii="Arial" w:hAnsi="Arial" w:cs="Arial"/>
+                <w:bCs/>
+                <w:sz w:val="18"/>
+                <w:szCs w:val="18"/>
+                <w:lang w:val="es-MX"/>
+              </w:rPr>
+              <w:t xml:space="preserve">- </w:t>
+            </w:r>
+            <w:proofErr w:type="spellStart"/>
+            <w:r>
+              <w:rPr>
+                <w:rFonts w:ascii="Arial" w:hAnsi="Arial" w:cs="Arial"/>
+                <w:bCs/>
+                <w:sz w:val="18"/>
+                <w:szCs w:val="18"/>
+                <w:lang w:val="es-MX"/>
+              </w:rPr>
+              <w:t>Informatica</w:t>
+            </w:r>
+            <w:proofErr w:type="spellEnd"/>
+            <w:r>
+              <w:rPr>
+                <w:rFonts w:ascii="Arial" w:hAnsi="Arial" w:cs="Arial"/>
+                <w:bCs/>
+                <w:sz w:val="18"/>
+                <w:szCs w:val="18"/>
+                <w:lang w:val="es-MX"/>
+              </w:rPr>
+              <w:t xml:space="preserve"> </w:t>
+            </w:r>
+            <w:proofErr w:type="spellStart"/>
+            <w:r>
+              <w:rPr>
+                <w:rFonts w:ascii="Arial" w:hAnsi="Arial" w:cs="Arial"/>
+                <w:bCs/>
+                <w:sz w:val="18"/>
+                <w:szCs w:val="18"/>
+                <w:lang w:val="es-MX"/>
+              </w:rPr>
+              <w:t>PowerCenter</w:t>
+            </w:r>
+            <w:proofErr w:type="spellEnd"/>
+          </w:p>
+        </w:tc>
+      </w:tr>
+      <w:tr>
+        <w:trPr>
+          <w:trHeight w:val="300"/>
+        </w:trPr>
+        <w:tc>
+          <w:tcPr>
+            <w:tcW w:w="9850" w:type="dxa"/>
+          </w:tcPr>
+          <w:p>
+            <w:pPr>
+              <w:rPr>
+                <w:rFonts w:ascii="Arial" w:hAnsi="Arial" w:cs="Arial"/>
+                <w:sz w:val="18"/>
+                <w:szCs w:val="18"/>
+                <w:lang w:val="es-MX"/>
+              </w:rPr>
+            </w:pPr>
+            <w:r>
+              <w:rPr>
+                <w:rFonts w:ascii="Arial" w:hAnsi="Arial" w:cs="Arial"/>
+                <w:bCs/>
+                <w:sz w:val="18"/>
+                <w:szCs w:val="18"/>
+                <w:lang w:val="es-MX"/>
+              </w:rPr>
+              <w:t>- IBM InfoSphere DataStage</w:t>
+            </w:r>
+          </w:p>
+        </w:tc>
+      </w:tr>
+      <w:tr>
+        <w:trPr>
+          <w:trHeight w:val="300"/>
+        </w:trPr>
+        <w:tc>
+          <w:tcPr>
+            <w:tcW w:w="9850" w:type="dxa"/>
+          </w:tcPr>
+          <w:p>
+            <w:pPr>
+              <w:rPr>
+                <w:rFonts w:ascii="Arial" w:hAnsi="Arial" w:cs="Arial"/>
+                <w:sz w:val="18"/>
+                <w:szCs w:val="18"/>
+                <w:lang w:val="es-MX"/>
+              </w:rPr>
+            </w:pPr>
+            <w:r>
+              <w:rPr>
+                <w:rFonts w:ascii="Arial" w:hAnsi="Arial" w:cs="Arial"/>
+                <w:bCs/>
+                <w:sz w:val="18"/>
+                <w:szCs w:val="18"/>
+                <w:lang w:val="es-MX"/>
+              </w:rPr>
+              <w:t>- SAS Data Integration</w:t>
+            </w:r>
+          </w:p>
+        </w:tc>
+      </w:tr>
+      <w:tr>
+        <w:trPr>
+          <w:trHeight w:val="300"/>
+        </w:trPr>
+        <w:tc>
+          <w:tcPr>
+            <w:tcW w:w="9850" w:type="dxa"/>
+          </w:tcPr>
+          <w:p>
+            <w:pPr>
+              <w:rPr>
+                <w:rFonts w:ascii="Arial" w:hAnsi="Arial" w:cs="Arial"/>
+                <w:sz w:val="18"/>
+                <w:szCs w:val="18"/>
+                <w:lang w:val="es-MX"/>
+              </w:rPr>
+            </w:pPr>
+            <w:r>
+              <w:rPr>
+                <w:rFonts w:ascii="Arial" w:hAnsi="Arial" w:cs="Arial"/>
+                <w:bCs/>
+                <w:sz w:val="18"/>
+                <w:szCs w:val="18"/>
+                <w:lang w:val="es-MX"/>
+              </w:rPr>
+              <w:t>- Erwin</w:t>
+            </w:r>
+          </w:p>
+        </w:tc>
+      </w:tr>
+      <w:tr>
+        <w:trPr>
+          <w:trHeight w:val="300"/>
+        </w:trPr>
+        <w:tc>
+          <w:tcPr>
+            <w:tcW w:w="9850" w:type="dxa"/>
+          </w:tcPr>
+          <w:p>
+            <w:pPr>
+              <w:rPr>
+                <w:rFonts w:ascii="Arial" w:hAnsi="Arial" w:cs="Arial"/>
+                <w:sz w:val="18"/>
+                <w:szCs w:val="18"/>
+                <w:lang w:val="es-MX"/>
+              </w:rPr>
+            </w:pPr>
+            <w:r>
+              <w:rPr>
+                <w:rFonts w:ascii="Arial" w:hAnsi="Arial" w:cs="Arial"/>
+                <w:bCs/>
+                <w:sz w:val="18"/>
+                <w:szCs w:val="18"/>
+                <w:lang w:val="es-MX"/>
+              </w:rPr>
+              <w:t>- QlikView</w:t>
+            </w:r>
+          </w:p>
+        </w:tc>
+      </w:tr>
+      <w:tr>
+        <w:trPr>
+          <w:trHeight w:val="300"/>
+        </w:trPr>
+        <w:tc>
+          <w:tcPr>
+            <w:tcW w:w="9850" w:type="dxa"/>
+          </w:tcPr>
+          <w:p>
+            <w:pPr>
+              <w:rPr>
+                <w:rFonts w:ascii="Arial" w:hAnsi="Arial" w:cs="Arial"/>
+                <w:sz w:val="18"/>
+                <w:szCs w:val="18"/>
+                <w:lang w:val="es-MX"/>
+              </w:rPr>
+            </w:pPr>
+            <w:r>
+              <w:rPr>
+                <w:rFonts w:ascii="Arial" w:hAnsi="Arial" w:cs="Arial"/>
+                <w:bCs/>
+                <w:sz w:val="18"/>
+                <w:szCs w:val="18"/>
+                <w:lang w:val="es-MX"/>
+              </w:rPr>
+              <w:t>- SAP Business Objects</w:t>
+            </w:r>
+          </w:p>
+        </w:tc>
+      </w:tr>
+      <w:tr>
+        <w:trPr>
+          <w:trHeight w:val="300"/>
+        </w:trPr>
+        <w:tc>
+          <w:tcPr>
+            <w:tcW w:w="9850" w:type="dxa"/>
+          </w:tcPr>
+          <w:p>
+            <w:pPr>
+              <w:rPr>
+                <w:rFonts w:ascii="Arial" w:hAnsi="Arial" w:cs="Arial"/>
+                <w:sz w:val="18"/>
+                <w:szCs w:val="18"/>
+                <w:lang w:val="es-MX"/>
+              </w:rPr>
+            </w:pPr>
+            <w:r>
+              <w:rPr>
+                <w:rFonts w:ascii="Arial" w:hAnsi="Arial" w:cs="Arial"/>
+                <w:bCs/>
+                <w:sz w:val="18"/>
+                <w:szCs w:val="18"/>
+                <w:lang w:val="es-MX"/>
+              </w:rPr>
+              <w:t>- Oracle Database</w:t>
+            </w:r>
+          </w:p>
+        </w:tc>
+      </w:tr>
+      <w:tr>
+        <w:trPr>
+          <w:trHeight w:val="300"/>
+        </w:trPr>
+        <w:tc>
+          <w:tcPr>
+            <w:tcW w:w="9850" w:type="dxa"/>
+          </w:tcPr>
+          <w:p>
+            <w:pPr>
+              <w:rPr>
+                <w:rFonts w:ascii="Arial" w:hAnsi="Arial" w:cs="Arial"/>
+                <w:sz w:val="18"/>
+                <w:szCs w:val="18"/>
+                <w:lang w:val="es-MX"/>
+              </w:rPr>
+            </w:pPr>
+            <w:r>
+              <w:rPr>
+                <w:rFonts w:ascii="Arial" w:hAnsi="Arial" w:cs="Arial"/>
+                <w:bCs/>
+                <w:sz w:val="18"/>
+                <w:szCs w:val="18"/>
+                <w:lang w:val="es-MX"/>
+              </w:rPr>
+              <w:t>- PowerShell</w:t>
+            </w:r>
+          </w:p>
+        </w:tc>
+      </w:tr>
+      <w:tr>
+        <w:trPr>
+          <w:trHeight w:val="300"/>
+        </w:trPr>
+        <w:tc>
+          <w:tcPr>
+            <w:tcW w:w="9850" w:type="dxa"/>
+          </w:tcPr>
+          <w:p>
+            <w:pPr>
+              <w:rPr>
+                <w:rFonts w:ascii="Arial" w:hAnsi="Arial" w:cs="Arial"/>
+                <w:sz w:val="18"/>
+                <w:szCs w:val="18"/>
+                <w:lang w:val="es-MX"/>
+              </w:rPr>
+            </w:pPr>
+            <w:r>
+              <w:rPr>
+                <w:rFonts w:ascii="Arial" w:hAnsi="Arial" w:cs="Arial"/>
+                <w:bCs/>
+                <w:sz w:val="18"/>
+                <w:szCs w:val="18"/>
+                <w:lang w:val="es-MX"/>
+              </w:rPr>
+              <w:t>- Databricks</w:t>
             </w:r>
           </w:p>
         </w:tc>
@@ -3255,178 +6810,13 @@
       <w:pPr>
         <w:rPr>
           <w:rFonts w:ascii="Arial" w:hAnsi="Arial" w:cs="Arial"/>
-          <w:bCs/>
+          <w:b/>
           <w:sz w:val="18"/>
           <w:szCs w:val="18"/>
-          <w:lang w:val="es-MX"/>
+          <w:u w:val="single"/>
         </w:rPr>
       </w:pPr>
     </w:p>
-    <w:tbl>
-      <w:tblPr>
-        <w:tblW w:w="9891" w:type="dxa"/>
-        <w:tblInd w:w="-75" w:type="dxa"/>
-        <w:tblBorders>
-          <w:top w:val="single" w:sz="4" w:space="0" w:color="auto"/>
-          <w:left w:val="single" w:sz="4" w:space="0" w:color="auto"/>
-          <w:bottom w:val="single" w:sz="4" w:space="0" w:color="auto"/>
-          <w:right w:val="single" w:sz="4" w:space="0" w:color="auto"/>
-          <w:insideH w:val="single" w:sz="4" w:space="0" w:color="auto"/>
-          <w:insideV w:val="single" w:sz="4" w:space="0" w:color="auto"/>
-        </w:tblBorders>
-        <w:tblLayout w:type="fixed"/>
-        <w:tblCellMar>
-          <w:left w:w="105" w:type="dxa"/>
-          <w:right w:w="105" w:type="dxa"/>
-        </w:tblCellMar>
-        <w:tblLook w:val="0000" w:firstRow="0" w:lastRow="0" w:firstColumn="0" w:lastColumn="0" w:noHBand="0" w:noVBand="0"/>
-      </w:tblPr>
-      <w:tblGrid>
-        <w:gridCol w:w="2070"/>
-        <w:gridCol w:w="7821"/>
-      </w:tblGrid>
-      <w:tr>
-        <w:tc>
-          <w:tcPr>
-            <w:tcW w:w="2070" w:type="dxa"/>
-          </w:tcPr>
-          <w:p>
-            <w:pPr>
-              <w:rPr>
-                <w:rFonts w:ascii="Arial" w:hAnsi="Arial" w:cs="Arial"/>
-                <w:b/>
-                <w:bCs/>
-                <w:sz w:val="18"/>
-                <w:szCs w:val="18"/>
-              </w:rPr>
-            </w:pPr>
-            <w:r>
-              <w:rPr>
-                <w:rFonts w:ascii="Arial" w:hAnsi="Arial" w:cs="Arial"/>
-                <w:b/>
-                <w:bCs/>
-                <w:sz w:val="18"/>
-                <w:szCs w:val="18"/>
-                <w:lang w:val="es-MX"/>
-              </w:rPr>
-              <w:t>Actividades Principales</w:t>
-            </w:r>
-          </w:p>
-        </w:tc>
-        <w:tc>
-          <w:tcPr>
-            <w:tcW w:w="7821" w:type="dxa"/>
-          </w:tcPr>
-          <w:p>
-            <w:pPr>
-              <w:pStyle w:val="NoSpacing"/>
-              <w:ind w:left="0"/>
-              <w:jc w:val="both"/>
-              <w:rPr>
-                <w:sz w:val="18"/>
-                <w:szCs w:val="20"/>
-                <w:lang w:val="es-MX"/>
-              </w:rPr>
-            </w:pPr>
-            <w:r>
-              <w:rPr>
-                <w:sz w:val="18"/>
-                <w:szCs w:val="20"/>
-                <w:lang w:val="es-MX"/>
-              </w:rPr>
-              <w:t>• Desarrollar una prueba de concepto para un nuevo DWH desde los sistemas corporativos de Estados Unidos para conectar México y Centroamérica.</w:t>
-            </w:r>
-          </w:p>
-          <w:p>
-            <w:pPr>
-              <w:pStyle w:val="NoSpacing"/>
-              <w:ind w:left="0"/>
-              <w:jc w:val="both"/>
-              <w:rPr>
-                <w:szCs w:val="22"/>
-                <w:lang w:val="es-MX"/>
-              </w:rPr>
-            </w:pPr>
-            <w:r>
-              <w:rPr>
-                <w:sz w:val="18"/>
-                <w:szCs w:val="20"/>
-                <w:lang w:val="es-MX"/>
-              </w:rPr>
-              <w:t>• Instalar IBM DataStage 9.1 en servidores de Walmart México para la segunda fase del DWH.</w:t>
-            </w:r>
-          </w:p>
-          <w:p>
-            <w:pPr>
-              <w:pStyle w:val="NoSpacing"/>
-              <w:ind w:left="0"/>
-              <w:jc w:val="both"/>
-              <w:rPr>
-                <w:szCs w:val="22"/>
-                <w:lang w:val="es-MX"/>
-              </w:rPr>
-            </w:pPr>
-            <w:r>
-              <w:rPr>
-                <w:sz w:val="18"/>
-                <w:szCs w:val="20"/>
-                <w:lang w:val="es-MX"/>
-              </w:rPr>
-              <w:t>• Generar documentación con lineamientos, estándares y buenas prácticas de desarrollo.</w:t>
-            </w:r>
-          </w:p>
-          <w:p>
-            <w:pPr>
-              <w:pStyle w:val="NoSpacing"/>
-              <w:ind w:left="0"/>
-              <w:jc w:val="both"/>
-              <w:rPr>
-                <w:szCs w:val="22"/>
-                <w:lang w:val="es-MX"/>
-              </w:rPr>
-            </w:pPr>
-            <w:r>
-              <w:rPr>
-                <w:sz w:val="18"/>
-                <w:szCs w:val="20"/>
-                <w:lang w:val="es-MX"/>
-              </w:rPr>
-              <w:t>• Revisar procesos ETL para asegurar el cumplimiento de buenas prácticas y estándares.</w:t>
-            </w:r>
-          </w:p>
-          <w:p>
-            <w:pPr>
-              <w:pStyle w:val="NoSpacing"/>
-              <w:ind w:left="0"/>
-              <w:jc w:val="both"/>
-              <w:rPr>
-                <w:szCs w:val="22"/>
-                <w:lang w:val="es-MX"/>
-              </w:rPr>
-            </w:pPr>
-            <w:r>
-              <w:rPr>
-                <w:sz w:val="18"/>
-                <w:szCs w:val="20"/>
-                <w:lang w:val="es-MX"/>
-              </w:rPr>
-              <w:t>• Desarrollar el proyecto de Dimensiones de Retail.</w:t>
-            </w:r>
-          </w:p>
-          <w:p>
-            <w:pPr>
-              <w:pStyle w:val="NoSpacing"/>
-              <w:ind w:left="0"/>
-              <w:jc w:val="both"/>
-              <w:rPr>
-                <w:szCs w:val="22"/>
-                <w:lang w:val="es-MX"/>
-              </w:rPr>
-            </w:pPr>
-          </w:p>
-        </w:tc>
-      </w:tr>
-    </w:tbl>
     <w:p>
       <w:pPr>
         <w:jc w:val="both"/>
@@ -3491,7 +6881,7 @@
           <w:szCs w:val="18"/>
           <w:lang w:val="es-MX"/>
         </w:rPr>
-        <w:t>La experiencia abarca desde octubre de 2010 hasta febrero de 2018</w:t>
+        <w:t>La experiencia abarca desde 01 octubre de 2010 hasta 28 febrero de 2018</w:t>
       </w:r>
     </w:p>
     <w:p>
@@ -3524,7 +6914,7 @@
           <w:szCs w:val="18"/>
           <w:lang w:val="es-MX"/>
         </w:rPr>
-        <w:t>Durante este período se desempeñaron funciones como Desarrollador, Líder Técnico y Líder de Servicio, enfocadas en diseño y desarrollo de procesos ETL, migración de entornos y estandarización de prácticas. Se implementaron pruebas de concepto, estandarización de procesos y formación de equipos, además de soporte y mantenimiento de aplicaciones. Las responsabilidades incluyeron automatización de procesos, documentación de lineamientos y mejora de la calidad operativa para cumplir con los requisitos de los clientes.</w:t>
+        <w:t>Durante este período desempeñé funciones como Líder Técnico, Desarrollador y Líder de Servicio, asumiendo responsabilidades en diseño y desarrollo de procesos Extraer, Transformar y Cargar (ETL), migraciones y automatización. Realicé liderazgo de equipos, formación y mentoría de personal, y gestión de entregables técnicos alineados a estándares y controles. Me encargué de asegurar la calidad y continuidad operativa mediante estandarización de procesos, implementación de pruebas y mejoras de performance, contribuyendo a cumplir requerimientos regulatorios y de negocio.</w:t>
       </w:r>
     </w:p>
     <w:p>
@@ -3604,7 +6994,29 @@
           <w:u w:val="single"/>
           <w:lang w:val="es-MX"/>
         </w:rPr>
-        <w:t>NIVEL DE ESTUDIOS:</w:t>
+        <w:t>FORMACIÓN ACADÉMICA</w:t>
+      </w:r>
+      <w:r>
+        <w:rPr>
+          <w:rFonts w:ascii="Arial" w:hAnsi="Arial" w:cs="Arial"/>
+          <w:b/>
+          <w:sz w:val="18"/>
+          <w:szCs w:val="18"/>
+          <w:u w:val="single"/>
+          <w:lang w:val="es-MX"/>
+        </w:rPr>
+        <w:t xml:space="preserve"> (COMPETENCIA)</w:t>
+      </w:r>
+      <w:r>
+        <w:rPr>
+          <w:rFonts w:ascii="Arial" w:hAnsi="Arial" w:cs="Arial"/>
+          <w:b/>
+          <w:sz w:val="18"/>
+          <w:szCs w:val="18"/>
+          <w:u w:val="single"/>
+          <w:lang w:val="es-MX"/>
+        </w:rPr>
+        <w:t>:</w:t>
       </w:r>
     </w:p>
     <w:p>
@@ -3647,21 +7059,52 @@
             <w:pPr>
               <w:rPr>
                 <w:rFonts w:ascii="Arial" w:hAnsi="Arial" w:cs="Arial"/>
-                <w:sz w:val="18"/>
-                <w:szCs w:val="18"/>
-                <w:lang w:val="es-MX"/>
-              </w:rPr>
-            </w:pPr>
-            <w:r>
-              <w:rPr>
-                <w:rFonts w:ascii="Arial" w:hAnsi="Arial" w:cs="Arial"/>
                 <w:bCs/>
                 <w:sz w:val="18"/>
                 <w:szCs w:val="18"/>
                 <w:lang w:val="es-MX"/>
               </w:rPr>
+            </w:pPr>
+            <w:r>
+              <w:rPr>
+                <w:rFonts w:ascii="Arial" w:hAnsi="Arial" w:cs="Arial"/>
+                <w:bCs/>
+                <w:sz w:val="18"/>
+                <w:szCs w:val="18"/>
+                <w:lang w:val="es-MX"/>
+              </w:rPr>
               <w:t>Ingenieria en Sistemas Computacionales</w:t>
             </w:r>
+            <w:r>
+              <w:rPr>
+                <w:rFonts w:ascii="Arial" w:hAnsi="Arial" w:cs="Arial"/>
+                <w:bCs/>
+                <w:sz w:val="18"/>
+                <w:szCs w:val="18"/>
+                <w:lang w:val="es-MX"/>
+              </w:rPr>
+              <w:t xml:space="preserve"> - </w:t>
+            </w:r>
+            <w:r>
+              <w:rPr>
+                <w:rFonts w:ascii="Arial" w:hAnsi="Arial" w:cs="Arial"/>
+                <w:bCs/>
+                <w:sz w:val="18"/>
+                <w:szCs w:val="18"/>
+                <w:lang w:val="es-MX"/>
+              </w:rPr>
+              <w:t>01 septiembre 2005 - 31 agosto 2009</w:t>
+            </w:r>
+          </w:p>
+          <w:p>
+            <w:pPr>
+              <w:rPr>
+                <w:rFonts w:ascii="Arial" w:hAnsi="Arial" w:cs="Arial"/>
+                <w:sz w:val="18"/>
+                <w:szCs w:val="18"/>
+                <w:lang w:val="es-MX"/>
+              </w:rPr>
+            </w:pPr>
           </w:p>
         </w:tc>
         <w:tc>
@@ -3722,12 +7165,96 @@
                 <w:szCs w:val="18"/>
                 <w:lang w:val="es-MX"/>
               </w:rPr>
-              <w:t>septiembre 2005 - agosto 2009</w:t>
+              <w:t>Cédula Profesional</w:t>
+            </w:r>
+          </w:p>
+          <w:p>
+            <w:pPr>
+              <w:rPr>
+                <w:rFonts w:ascii="Arial" w:hAnsi="Arial" w:cs="Arial"/>
+                <w:bCs/>
+                <w:sz w:val="18"/>
+                <w:szCs w:val="18"/>
+                <w:lang w:val="es-MX"/>
+              </w:rPr>
+            </w:pPr>
+            <w:r>
+              <w:rPr>
+                <w:rFonts w:ascii="Arial" w:hAnsi="Arial" w:cs="Arial"/>
+                <w:bCs/>
+                <w:sz w:val="18"/>
+                <w:szCs w:val="18"/>
+                <w:lang w:val="es-MX"/>
+              </w:rPr>
+              <w:t>6902866</w:t>
+            </w:r>
+          </w:p>
+          <w:p>
+            <w:pPr>
+              <w:rPr>
+                <w:rFonts w:ascii="Arial" w:hAnsi="Arial" w:cs="Arial"/>
+                <w:bCs/>
+                <w:sz w:val="18"/>
+                <w:szCs w:val="18"/>
+                <w:lang w:val="es-MX"/>
+              </w:rPr>
+            </w:pPr>
+            <w:r>
+              <w:rPr>
+                <w:rFonts w:ascii="Arial" w:hAnsi="Arial" w:cs="Arial"/>
+                <w:bCs/>
+                <w:sz w:val="18"/>
+                <w:szCs w:val="18"/>
+                <w:lang w:val="es-MX"/>
+              </w:rPr>
+              <w:t>09/03/2011</w:t>
             </w:r>
           </w:p>
         </w:tc>
       </w:tr>
     </w:tbl>
+    <w:p>
+      <w:pPr>
+        <w:rPr>
+          <w:rFonts w:ascii="Arial" w:hAnsi="Arial" w:cs="Arial"/>
+          <w:bCs/>
+          <w:sz w:val="18"/>
+          <w:szCs w:val="18"/>
+          <w:lang w:val="es-MX"/>
+        </w:rPr>
+      </w:pPr>
+    </w:p>
+    <w:p>
+      <w:pPr>
+        <w:rPr>
+          <w:rFonts w:ascii="Arial" w:hAnsi="Arial" w:cs="Arial"/>
+          <w:b/>
+          <w:sz w:val="18"/>
+          <w:szCs w:val="18"/>
+          <w:lang w:val="es-MX"/>
+        </w:rPr>
+      </w:pPr>
+      <w:r>
+        <w:rPr>
+          <w:rFonts w:ascii="Arial" w:hAnsi="Arial" w:cs="Arial"/>
+          <w:b/>
+          <w:sz w:val="18"/>
+          <w:szCs w:val="18"/>
+          <w:lang w:val="es-MX"/>
+        </w:rPr>
+        <w:t>DOMINIO DE HERRAMIENTAS (CERTIFICACIONES Y CURSOS)</w:t>
+      </w:r>
+      <w:r>
+        <w:rPr>
+          <w:rFonts w:ascii="Arial" w:hAnsi="Arial" w:cs="Arial"/>
+          <w:b/>
+          <w:sz w:val="18"/>
+          <w:szCs w:val="18"/>
+          <w:lang w:val="es-MX"/>
+        </w:rPr>
+        <w:t>:</w:t>
+      </w:r>
+    </w:p>
     <w:p>
       <w:pPr>
         <w:rPr>
@@ -3806,7 +7333,7 @@
                 <w:bCs/>
                 <w:sz w:val="18"/>
                 <w:szCs w:val="18"/>
-                <w:lang w:val="es-MX" w:eastAsia="es-ES"/>
+                <w:lang w:val="en-US" w:eastAsia="es-ES"/>
               </w:rPr>
             </w:pPr>
             <w:r>
@@ -3815,9 +7342,9 @@
                 <w:bCs/>
                 <w:sz w:val="18"/>
                 <w:szCs w:val="18"/>
-                <w:lang w:val="es-MX" w:eastAsia="es-ES"/>
-              </w:rPr>
-              <w:t>- ITIL Foundation Certificate</w:t>
+                <w:lang w:val="en-US" w:eastAsia="es-ES"/>
+              </w:rPr>
+              <w:t>- ITIL® Foundation Certificate in IT Service Management</w:t>
             </w:r>
           </w:p>
         </w:tc>
@@ -3842,6 +7369,64 @@
                 <w:lang w:val="es-MX"/>
               </w:rPr>
               <w:t>2016</w:t>
+            </w:r>
+          </w:p>
+        </w:tc>
+      </w:tr>
+      <w:tr>
+        <w:trPr>
+          <w:trHeight w:val="300"/>
+        </w:trPr>
+        <w:tc>
+          <w:tcPr>
+            <w:tcW w:w="7602" w:type="dxa"/>
+          </w:tcPr>
+          <w:p>
+            <w:pPr>
+              <w:pStyle w:val="BodyText3"/>
+              <w:spacing w:after="40"/>
+              <w:ind w:right="51"/>
+              <w:rPr>
+                <w:rFonts w:ascii="Arial" w:eastAsia="Times New Roman" w:hAnsi="Arial" w:cs="Arial"/>
+                <w:bCs/>
+                <w:sz w:val="18"/>
+                <w:szCs w:val="18"/>
+                <w:lang w:val="es-MX" w:eastAsia="es-ES"/>
+              </w:rPr>
+            </w:pPr>
+            <w:r>
+              <w:rPr>
+                <w:rFonts w:ascii="Arial" w:eastAsia="Times New Roman" w:hAnsi="Arial" w:cs="Arial"/>
+                <w:bCs/>
+                <w:sz w:val="18"/>
+                <w:szCs w:val="18"/>
+                <w:lang w:val="es-MX" w:eastAsia="es-ES"/>
+              </w:rPr>
+              <w:t>- AWS Certified Cloud Practitioner</w:t>
+            </w:r>
+          </w:p>
+        </w:tc>
+        <w:tc>
+          <w:tcPr>
+            <w:tcW w:w="2248" w:type="dxa"/>
+          </w:tcPr>
+          <w:p>
+            <w:pPr>
+              <w:rPr>
+                <w:rFonts w:ascii="Arial" w:hAnsi="Arial" w:cs="Arial"/>
+                <w:sz w:val="18"/>
+                <w:szCs w:val="18"/>
+                <w:lang w:val="es-MX"/>
+              </w:rPr>
+            </w:pPr>
+            <w:r>
+              <w:rPr>
+                <w:rFonts w:ascii="Arial" w:hAnsi="Arial" w:cs="Arial"/>
+                <w:sz w:val="18"/>
+                <w:szCs w:val="18"/>
+                <w:lang w:val="es-MX"/>
+              </w:rPr>
+              <w:t>2026-2029</w:t>
             </w:r>
           </w:p>
         </w:tc>
@@ -3926,7 +7511,7 @@
                 <w:rFonts w:ascii="Arial" w:hAnsi="Arial" w:cs="Arial"/>
                 <w:sz w:val="18"/>
                 <w:szCs w:val="18"/>
-                <w:lang w:val="en-US"/>
+                <w:lang w:val="es-MX"/>
               </w:rPr>
             </w:pPr>
             <w:r>
@@ -3935,9 +7520,9 @@
                 <w:bCs/>
                 <w:sz w:val="18"/>
                 <w:szCs w:val="18"/>
-                <w:lang w:val="en-US"/>
-              </w:rPr>
-              <w:t>- Databricks-ApacheSpark_From_Zero_To_Exp</w:t>
+                <w:lang w:val="es-MX"/>
+              </w:rPr>
+              <w:t>- Databricks y Apache Spark para Big Data: de cero a experto</w:t>
             </w:r>
           </w:p>
         </w:tc>
@@ -3956,7 +7541,7 @@
                 <w:rFonts w:ascii="Arial" w:hAnsi="Arial" w:cs="Arial"/>
                 <w:sz w:val="18"/>
                 <w:szCs w:val="18"/>
-                <w:lang w:val="es-MX"/>
+                <w:lang w:val="en-US"/>
               </w:rPr>
             </w:pPr>
             <w:r>
@@ -3965,9 +7550,9 @@
                 <w:bCs/>
                 <w:sz w:val="18"/>
                 <w:szCs w:val="18"/>
-                <w:lang w:val="es-MX"/>
-              </w:rPr>
-              <w:t>- CDI_IIC Foundation</w:t>
+                <w:lang w:val="en-US"/>
+              </w:rPr>
+              <w:t>- Microsoft SQL from A to Z</w:t>
             </w:r>
           </w:p>
         </w:tc>
@@ -3997,7 +7582,191 @@
                 <w:szCs w:val="18"/>
                 <w:lang w:val="es-MX"/>
               </w:rPr>
-              <w:t>- PowerBIAnalisisDatosBI</w:t>
+              <w:t xml:space="preserve">- Curso Power BI – Análisis de Datos y </w:t>
+            </w:r>
+            <w:proofErr w:type="gramStart"/>
+            <w:r>
+              <w:rPr>
+                <w:rFonts w:ascii="Arial" w:hAnsi="Arial" w:cs="Arial"/>
+                <w:bCs/>
+                <w:sz w:val="18"/>
+                <w:szCs w:val="18"/>
+                <w:lang w:val="es-MX"/>
+              </w:rPr>
+              <w:t>Business Intelligence</w:t>
+            </w:r>
+            <w:proofErr w:type="gramEnd"/>
+          </w:p>
+        </w:tc>
+      </w:tr>
+      <w:tr>
+        <w:trPr>
+          <w:trHeight w:val="300"/>
+        </w:trPr>
+        <w:tc>
+          <w:tcPr>
+            <w:tcW w:w="9850" w:type="dxa"/>
+          </w:tcPr>
+          <w:p>
+            <w:pPr>
+              <w:rPr>
+                <w:rFonts w:ascii="Arial" w:hAnsi="Arial" w:cs="Arial"/>
+                <w:sz w:val="18"/>
+                <w:szCs w:val="18"/>
+                <w:lang w:val="en-US"/>
+              </w:rPr>
+            </w:pPr>
+            <w:r>
+              <w:rPr>
+                <w:rFonts w:ascii="Arial" w:hAnsi="Arial" w:cs="Arial"/>
+                <w:bCs/>
+                <w:sz w:val="18"/>
+                <w:szCs w:val="18"/>
+                <w:lang w:val="en-US"/>
+              </w:rPr>
+              <w:t>- 70‑461 Session 6: Querying Microsoft SQL Server (SQL code)</w:t>
+            </w:r>
+          </w:p>
+        </w:tc>
+      </w:tr>
+      <w:tr>
+        <w:trPr>
+          <w:trHeight w:val="300"/>
+        </w:trPr>
+        <w:tc>
+          <w:tcPr>
+            <w:tcW w:w="9850" w:type="dxa"/>
+          </w:tcPr>
+          <w:p>
+            <w:pPr>
+              <w:rPr>
+                <w:rFonts w:ascii="Arial" w:hAnsi="Arial" w:cs="Arial"/>
+                <w:sz w:val="18"/>
+                <w:szCs w:val="18"/>
+                <w:lang w:val="en-US"/>
+              </w:rPr>
+            </w:pPr>
+            <w:r>
+              <w:rPr>
+                <w:rFonts w:ascii="Arial" w:hAnsi="Arial" w:cs="Arial"/>
+                <w:bCs/>
+                <w:sz w:val="18"/>
+                <w:szCs w:val="18"/>
+                <w:lang w:val="en-US"/>
+              </w:rPr>
+              <w:t>- 70‑461 Session 5: Querying Microsoft SQL Server (Write SQL)</w:t>
+            </w:r>
+          </w:p>
+        </w:tc>
+      </w:tr>
+      <w:tr>
+        <w:trPr>
+          <w:trHeight w:val="300"/>
+        </w:trPr>
+        <w:tc>
+          <w:tcPr>
+            <w:tcW w:w="9850" w:type="dxa"/>
+          </w:tcPr>
+          <w:p>
+            <w:pPr>
+              <w:rPr>
+                <w:rFonts w:ascii="Arial" w:hAnsi="Arial" w:cs="Arial"/>
+                <w:sz w:val="18"/>
+                <w:szCs w:val="18"/>
+                <w:lang w:val="en-US"/>
+              </w:rPr>
+            </w:pPr>
+            <w:r>
+              <w:rPr>
+                <w:rFonts w:ascii="Arial" w:hAnsi="Arial" w:cs="Arial"/>
+                <w:bCs/>
+                <w:sz w:val="18"/>
+                <w:szCs w:val="18"/>
+                <w:lang w:val="en-US"/>
+              </w:rPr>
+              <w:t>- Cloud Data Integration for PowerCenter Developers – Foundation Certification (Informatica)</w:t>
+            </w:r>
+          </w:p>
+        </w:tc>
+      </w:tr>
+      <w:tr>
+        <w:trPr>
+          <w:trHeight w:val="300"/>
+        </w:trPr>
+        <w:tc>
+          <w:tcPr>
+            <w:tcW w:w="9850" w:type="dxa"/>
+          </w:tcPr>
+          <w:p>
+            <w:pPr>
+              <w:rPr>
+                <w:rFonts w:ascii="Arial" w:hAnsi="Arial" w:cs="Arial"/>
+                <w:sz w:val="18"/>
+                <w:szCs w:val="18"/>
+                <w:lang w:val="en-US"/>
+              </w:rPr>
+            </w:pPr>
+            <w:r>
+              <w:rPr>
+                <w:rFonts w:ascii="Arial" w:hAnsi="Arial" w:cs="Arial"/>
+                <w:bCs/>
+                <w:sz w:val="18"/>
+                <w:szCs w:val="18"/>
+                <w:lang w:val="en-US"/>
+              </w:rPr>
+              <w:t>- IICS: Cloud Data Integration Services R41 (Module) – Informatica</w:t>
+            </w:r>
+          </w:p>
+        </w:tc>
+      </w:tr>
+      <w:tr>
+        <w:trPr>
+          <w:trHeight w:val="300"/>
+        </w:trPr>
+        <w:tc>
+          <w:tcPr>
+            <w:tcW w:w="9850" w:type="dxa"/>
+          </w:tcPr>
+          <w:p>
+            <w:pPr>
+              <w:rPr>
+                <w:rFonts w:ascii="Arial" w:hAnsi="Arial" w:cs="Arial"/>
+                <w:sz w:val="18"/>
+                <w:szCs w:val="18"/>
+                <w:lang w:val="en-US"/>
+              </w:rPr>
+            </w:pPr>
+            <w:r>
+              <w:rPr>
+                <w:rFonts w:ascii="Arial" w:hAnsi="Arial" w:cs="Arial"/>
+                <w:bCs/>
+                <w:sz w:val="18"/>
+                <w:szCs w:val="18"/>
+                <w:lang w:val="en-US"/>
+              </w:rPr>
+              <w:t xml:space="preserve">- Intelligent Multidomain MDM </w:t>
+            </w:r>
+            <w:proofErr w:type="gramStart"/>
+            <w:r>
+              <w:rPr>
+                <w:rFonts w:ascii="Arial" w:hAnsi="Arial" w:cs="Arial"/>
+                <w:bCs/>
+                <w:sz w:val="18"/>
+                <w:szCs w:val="18"/>
+                <w:lang w:val="en-US"/>
+              </w:rPr>
+              <w:t>SaaS  Intelligent</w:t>
+            </w:r>
+            <w:proofErr w:type="gramEnd"/>
+            <w:r>
+              <w:rPr>
+                <w:rFonts w:ascii="Arial" w:hAnsi="Arial" w:cs="Arial"/>
+                <w:bCs/>
+                <w:sz w:val="18"/>
+                <w:szCs w:val="18"/>
+                <w:lang w:val="en-US"/>
+              </w:rPr>
+              <w:t xml:space="preserve"> 360 SaaS Applications – Informatica</w:t>
             </w:r>
           </w:p>
         </w:tc>
@@ -4016,57 +7785,308 @@
       </w:pPr>
     </w:p>
     <w:p>
-      <w:r>
-        <w:br w:type="page"/>
-      </w:r>
+      <w:pPr>
+        <w:jc w:val="both"/>
+        <w:rPr>
+          <w:rFonts w:ascii="Arial" w:hAnsi="Arial" w:cs="Arial"/>
+          <w:bCs/>
+          <w:sz w:val="18"/>
+          <w:szCs w:val="18"/>
+          <w:lang w:val="en-US"/>
+        </w:rPr>
+      </w:pPr>
     </w:p>
     <w:p>
-      <w:r>
+      <w:pPr>
+        <w:jc w:val="both"/>
         <w:rPr>
-          <w:noProof/>
+          <w:rFonts w:ascii="Arial" w:hAnsi="Arial" w:cs="Arial"/>
+          <w:bCs/>
+          <w:sz w:val="18"/>
+          <w:szCs w:val="18"/>
+          <w:lang w:val="en-US"/>
         </w:rPr>
-        <w:pict w14:anchorId="7D7EF6FD">
-          <v:shapetype id="_x0000_t75" coordsize="21600,21600" o:spt="75" o:preferrelative="t" path="m@4@5l@4@11@9@11@9@5xe" filled="f" stroked="f">
-            <v:stroke joinstyle="miter"/>
-            <v:formulas>
-              <v:f eqn="if lineDrawn pixelLineWidth 0"/>
-              <v:f eqn="sum @0 1 0"/>
-              <v:f eqn="sum 0 0 @1"/>
-              <v:f eqn="prod @2 1 2"/>
-              <v:f eqn="prod @3 21600 pixelWidth"/>
-              <v:f eqn="prod @3 21600 pixelHeight"/>
-              <v:f eqn="sum @0 0 1"/>
-              <v:f eqn="prod @6 1 2"/>
-              <v:f eqn="prod @7 21600 pixelWidth"/>
-              <v:f eqn="sum @8 21600 0"/>
-              <v:f eqn="prod @7 21600 pixelHeight"/>
-              <v:f eqn="sum @10 21600 0"/>
-            </v:formulas>
-            <v:path o:extrusionok="f" gradientshapeok="t" o:connecttype="rect"/>
-            <o:lock v:ext="edit" aspectratio="t"/>
-          </v:shapetype>
-          <v:shape id="_x0000_i1026" type="#_x0000_t75" style="width:6in;height:558.75pt;visibility:visible;mso-wrap-style:square">
-            <v:imagedata r:id="rId11" o:title=""/>
-          </v:shape>
-        </w:pict>
-      </w:r>
+      </w:pPr>
     </w:p>
     <w:p>
-      <w:r>
+      <w:pPr>
+        <w:jc w:val="both"/>
         <w:rPr>
-          <w:noProof/>
+          <w:rFonts w:ascii="Arial" w:hAnsi="Arial" w:cs="Arial"/>
+          <w:bCs/>
+          <w:sz w:val="18"/>
+          <w:szCs w:val="18"/>
+          <w:lang w:val="en-US"/>
         </w:rPr>
-        <w:lastRenderedPageBreak/>
-        <w:pict w14:anchorId="6C07DD0B">
-          <v:shape id="Picture 1" o:spid="_x0000_i1025" type="#_x0000_t75" style="width:479.25pt;height:581.25pt;visibility:visible;mso-wrap-style:square">
-            <v:imagedata r:id="rId12" o:title=""/>
-          </v:shape>
-        </w:pict>
-      </w:r>
+      </w:pPr>
+    </w:p>
+    <w:p>
+      <w:pPr>
+        <w:jc w:val="both"/>
+        <w:rPr>
+          <w:rFonts w:ascii="Arial" w:hAnsi="Arial" w:cs="Arial"/>
+          <w:bCs/>
+          <w:sz w:val="18"/>
+          <w:szCs w:val="18"/>
+          <w:lang w:val="en-US"/>
+        </w:rPr>
+      </w:pPr>
+    </w:p>
+    <w:p>
+      <w:pPr>
+        <w:jc w:val="both"/>
+        <w:rPr>
+          <w:rFonts w:ascii="Arial" w:hAnsi="Arial" w:cs="Arial"/>
+          <w:bCs/>
+          <w:sz w:val="18"/>
+          <w:szCs w:val="18"/>
+          <w:lang w:val="en-US"/>
+        </w:rPr>
+      </w:pPr>
+    </w:p>
+    <w:p>
+      <w:pPr>
+        <w:jc w:val="both"/>
+        <w:rPr>
+          <w:rFonts w:ascii="Arial" w:hAnsi="Arial" w:cs="Arial"/>
+          <w:bCs/>
+          <w:sz w:val="18"/>
+          <w:szCs w:val="18"/>
+          <w:lang w:val="en-US"/>
+        </w:rPr>
+      </w:pPr>
+    </w:p>
+    <w:tbl>
+      <w:tblPr>
+        <w:tblW w:w="0" w:type="auto"/>
+        <w:tblLook w:val="04A0" w:firstRow="1" w:lastRow="0" w:firstColumn="1" w:lastColumn="0" w:noHBand="0" w:noVBand="1"/>
+      </w:tblPr>
+      <w:tblGrid>
+        <w:gridCol w:w="4889"/>
+        <w:gridCol w:w="4889"/>
+      </w:tblGrid>
+      <w:tr>
+        <w:tc>
+          <w:tcPr>
+            <w:tcW w:w="4889" w:type="dxa"/>
+            <w:vAlign w:val="center"/>
+          </w:tcPr>
+          <w:p>
+            <w:pPr>
+              <w:ind w:left="708" w:hanging="708"/>
+              <w:jc w:val="center"/>
+              <w:rPr>
+                <w:rFonts w:ascii="Arial" w:hAnsi="Arial" w:cs="Arial"/>
+                <w:bCs/>
+                <w:sz w:val="18"/>
+                <w:szCs w:val="18"/>
+                <w:lang w:val="es-MX"/>
+              </w:rPr>
+            </w:pPr>
+            <w:r>
+              <w:rPr>
+                <w:rFonts w:ascii="Arial" w:hAnsi="Arial" w:cs="Arial"/>
+                <w:bCs/>
+                <w:sz w:val="18"/>
+                <w:szCs w:val="18"/>
+                <w:lang w:val="es-MX"/>
+              </w:rPr>
+              <w:t>______________________________________</w:t>
+            </w:r>
+          </w:p>
+          <w:p>
+            <w:pPr>
+              <w:pStyle w:val="Title"/>
+              <w:ind w:left="708" w:hanging="708"/>
+              <w:rPr>
+                <w:b/>
+                <w:bCs/>
+                <w:sz w:val="18"/>
+                <w:szCs w:val="18"/>
+                <w:lang w:val="es-MX"/>
+              </w:rPr>
+            </w:pPr>
+            <w:r>
+              <w:rPr>
+                <w:b/>
+                <w:bCs/>
+                <w:sz w:val="18"/>
+                <w:szCs w:val="18"/>
+                <w:lang w:val="es-MX"/>
+              </w:rPr>
+              <w:t>Jésus Alejandro Flores Roldan</w:t>
+            </w:r>
+          </w:p>
+          <w:p>
+            <w:pPr>
+              <w:pStyle w:val="Title"/>
+              <w:rPr>
+                <w:b/>
+                <w:bCs/>
+                <w:sz w:val="18"/>
+                <w:szCs w:val="18"/>
+                <w:lang w:val="es-MX"/>
+              </w:rPr>
+            </w:pPr>
+            <w:r>
+              <w:rPr>
+                <w:b/>
+                <w:bCs/>
+                <w:sz w:val="18"/>
+                <w:szCs w:val="18"/>
+                <w:lang w:val="es-MX"/>
+              </w:rPr>
+              <w:t>Ingeniero de Datos Senior BI</w:t>
+            </w:r>
+          </w:p>
+          <w:p>
+            <w:pPr>
+              <w:pStyle w:val="Title"/>
+              <w:jc w:val="left"/>
+              <w:rPr>
+                <w:b/>
+                <w:bCs/>
+                <w:color w:val="0070C0"/>
+                <w:sz w:val="18"/>
+                <w:szCs w:val="18"/>
+                <w:lang w:val="es-MX"/>
+              </w:rPr>
+            </w:pPr>
+          </w:p>
+        </w:tc>
+        <w:tc>
+          <w:tcPr>
+            <w:tcW w:w="4889" w:type="dxa"/>
+            <w:vAlign w:val="center"/>
+          </w:tcPr>
+          <w:p>
+            <w:pPr>
+              <w:jc w:val="center"/>
+              <w:rPr>
+                <w:rFonts w:ascii="Arial" w:hAnsi="Arial" w:cs="Arial"/>
+                <w:bCs/>
+                <w:sz w:val="18"/>
+                <w:szCs w:val="18"/>
+                <w:lang w:val="es-MX"/>
+              </w:rPr>
+            </w:pPr>
+            <w:r>
+              <w:rPr>
+                <w:rFonts w:ascii="Arial" w:hAnsi="Arial" w:cs="Arial"/>
+                <w:bCs/>
+                <w:sz w:val="18"/>
+                <w:szCs w:val="18"/>
+                <w:lang w:val="es-MX"/>
+              </w:rPr>
+              <w:t>______________________________________</w:t>
+            </w:r>
+          </w:p>
+          <w:p>
+            <w:pPr>
+              <w:jc w:val="center"/>
+              <w:rPr>
+                <w:rFonts w:ascii="Arial" w:hAnsi="Arial" w:cs="Arial"/>
+                <w:b/>
+                <w:sz w:val="18"/>
+                <w:szCs w:val="18"/>
+                <w:lang w:val="es-MX"/>
+              </w:rPr>
+            </w:pPr>
+            <w:r>
+              <w:rPr>
+                <w:rFonts w:ascii="Arial" w:hAnsi="Arial" w:cs="Arial"/>
+                <w:b/>
+                <w:sz w:val="18"/>
+                <w:szCs w:val="18"/>
+                <w:lang w:val="es-MX"/>
+              </w:rPr>
+              <w:t>Ángel Eduardo Guerrero García</w:t>
+            </w:r>
+          </w:p>
+          <w:p>
+            <w:pPr>
+              <w:jc w:val="center"/>
+              <w:rPr>
+                <w:rFonts w:ascii="Arial" w:hAnsi="Arial" w:cs="Arial"/>
+                <w:b/>
+                <w:sz w:val="18"/>
+                <w:szCs w:val="18"/>
+                <w:lang w:val="es-MX"/>
+              </w:rPr>
+            </w:pPr>
+            <w:r>
+              <w:rPr>
+                <w:rFonts w:ascii="Arial" w:hAnsi="Arial" w:cs="Arial"/>
+                <w:b/>
+                <w:sz w:val="18"/>
+                <w:szCs w:val="18"/>
+                <w:lang w:val="es-MX"/>
+              </w:rPr>
+              <w:t>Representante legal</w:t>
+            </w:r>
+          </w:p>
+          <w:p>
+            <w:pPr>
+              <w:jc w:val="center"/>
+              <w:rPr>
+                <w:rFonts w:ascii="Arial" w:hAnsi="Arial" w:cs="Arial"/>
+                <w:b/>
+                <w:sz w:val="18"/>
+                <w:szCs w:val="18"/>
+                <w:lang w:val="es-MX"/>
+              </w:rPr>
+            </w:pPr>
+            <w:r>
+              <w:rPr>
+                <w:rFonts w:ascii="Arial" w:hAnsi="Arial" w:cs="Arial"/>
+                <w:b/>
+                <w:sz w:val="18"/>
+                <w:szCs w:val="18"/>
+                <w:lang w:val="es-MX"/>
+              </w:rPr>
+              <w:t>BFS Ingeniería Aplicada S. A. de C. V.</w:t>
+            </w:r>
+          </w:p>
+        </w:tc>
+      </w:tr>
+    </w:tbl>
+    <w:p>
+      <w:pPr>
+        <w:jc w:val="both"/>
+        <w:rPr>
+          <w:rFonts w:ascii="Arial" w:hAnsi="Arial" w:cs="Arial"/>
+          <w:bCs/>
+          <w:sz w:val="18"/>
+          <w:szCs w:val="18"/>
+          <w:lang w:val="es-MX"/>
+        </w:rPr>
+      </w:pPr>
+    </w:p>
+    <w:p>
+      <w:pPr>
+        <w:ind w:left="708" w:hanging="708"/>
+        <w:rPr>
+          <w:b/>
+          <w:bCs/>
+          <w:color w:val="0070C0"/>
+          <w:lang w:val="es-MX"/>
+        </w:rPr>
+      </w:pPr>
+    </w:p>
+    <w:p>
+      <w:pPr>
+        <w:rPr>
+          <w:rFonts w:ascii="Arial" w:hAnsi="Arial" w:cs="Arial"/>
+          <w:bCs/>
+          <w:sz w:val="18"/>
+          <w:szCs w:val="18"/>
+          <w:lang w:val="es-MX"/>
+        </w:rPr>
+      </w:pPr>
     </w:p>
     <w:sectPr>
-      <w:headerReference w:type="default" r:id="rId13"/>
-      <w:footerReference w:type="default" r:id="rId14"/>
+      <w:headerReference w:type="default" r:id="rId11"/>
+      <w:footerReference w:type="default" r:id="rId12"/>
       <w:pgSz w:w="12240" w:h="15840"/>
       <w:pgMar w:top="1418" w:right="1260" w:bottom="1134" w:left="1418" w:header="720" w:footer="720" w:gutter="0"/>
       <w:cols w:space="720"/>
@@ -4098,46 +8118,6 @@
 <w:ftr xmlns:wpc="http://schemas.microsoft.com/office/word/2010/wordprocessingCanvas" xmlns:cx="http://schemas.microsoft.com/office/drawing/2014/chartex" xmlns:cx1="http://schemas.microsoft.com/office/drawing/2015/9/8/chartex" xmlns:cx2="http://schemas.microsoft.com/office/drawing/2015/10/21/chartex" xmlns:cx3="http://schemas.microsoft.com/office/drawing/2016/5/9/chartex" xmlns:cx4="http://schemas.microsoft.com/office/drawing/2016/5/10/chartex" xmlns:cx5="http://schemas.microsoft.com/office/drawing/2016/5/11/chartex" xmlns:cx6="http://schemas.microsoft.com/office/drawing/2016/5/12/chartex" xmlns:cx7="http://schemas.microsoft.com/office/drawing/2016/5/13/chartex" xmlns:cx8="http://schemas.microsoft.com/office/drawing/2016/5/14/chartex" xmlns:mc="http://schemas.openxmlformats.org/markup-compatibility/2006" xmlns:aink="http://schemas.microsoft.com/office/drawing/2016/ink" xmlns:am3d="http://schemas.microsoft.com/office/drawing/2017/model3d" xmlns:o="urn:schemas-microsoft-com:office:office" xmlns:oel="http://schemas.microsoft.com/office/2019/extlst" xmlns:r="http://schemas.openxmlformats.org/officeDocument/2006/relationships" xmlns:m="http://schemas.openxmlformats.org/officeDocument/2006/math" xmlns:v="urn:schemas-microsoft-com:vml" xmlns:wp14="http://schemas.microsoft.com/office/word/2010/wordprocessingDrawing" xmlns:wp="http://schemas.openxmlformats.org/drawingml/2006/wordprocessingDrawing" xmlns:w10="urn:schemas-microsoft-com:office:word" xmlns:w="http://schemas.openxmlformats.org/wordprocessingml/2006/main" xmlns:w14="http://schemas.microsoft.com/office/word/2010/wordml" xmlns:w15="http://schemas.microsoft.com/office/word/2012/wordml" xmlns:w16cex="http://schemas.microsoft.com/office/word/2018/wordml/cex" xmlns:w16cid="http://schemas.microsoft.com/office/word/2016/wordml/cid" xmlns:w16="http://schemas.microsoft.com/office/word/2018/wordml" xmlns:w16du="http://schemas.microsoft.com/office/word/2023/wordml/word16du" xmlns:w16sdtdh="http://schemas.microsoft.com/office/word/2020/wordml/sdtdatahash" xmlns:w16sdtfl="http://schemas.microsoft.com/office/word/2024/wordml/sdtformatlock" xmlns:w16se="http://schemas.microsoft.com/office/word/2015/wordml/symex" xmlns:wpg="http://schemas.microsoft.com/office/word/2010/wordprocessingGroup" xmlns:wpi="http://schemas.microsoft.com/office/word/2010/wordprocessingInk" xmlns:wne="http://schemas.microsoft.com/office/word/2006/wordml" xmlns:wps="http://schemas.microsoft.com/office/word/2010/wordprocessingShape" mc:Ignorable="w14 w15 w16se w16cid w16 w16cex w16sdtdh w16sdtfl w16du wp14">
   <w:p>
     <w:pPr>
-      <w:pStyle w:val="Header"/>
-      <w:pBdr>
-        <w:bottom w:val="single" w:sz="12" w:space="1" w:color="0E2841"/>
-      </w:pBdr>
-      <w:rPr>
-        <w:rFonts w:ascii="Tahoma" w:eastAsia="Calibri" w:hAnsi="Tahoma" w:cs="Tahoma"/>
-        <w:sz w:val="18"/>
-        <w:szCs w:val="18"/>
-        <w:lang w:eastAsia="en-US"/>
-      </w:rPr>
-    </w:pPr>
-    <w:r>
-      <w:rPr>
-        <w:noProof/>
-      </w:rPr>
-      <w:pict w14:anchorId="2895A54B">
-        <v:shapetype id="_x0000_t202" coordsize="21600,21600" o:spt="202" path="m,l,21600r21600,l21600,xe">
-          <v:stroke joinstyle="miter"/>
-          <v:path gradientshapeok="t" o:connecttype="rect"/>
-        </v:shapetype>
-        <v:shape id="Text Box 1" o:spid="_x0000_s1034" type="#_x0000_t202" style="position:absolute;margin-left:1.3pt;margin-top:13.6pt;width:518.75pt;height:52.8pt;z-index:3;visibility:visible;mso-width-relative:margin;mso-height-relative:margin" o:gfxdata="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" filled="f" stroked="f" strokeweight=".5pt">
-          <v:textbox style="mso-next-textbox:#Text Box 1">
-            <w:txbxContent>
-              <w:p>
-                <w:pPr>
-                  <w:rPr>
-                    <w:rFonts w:cs="Arial"/>
-                    <w:sz w:val="16"/>
-                    <w:szCs w:val="16"/>
-                  </w:rPr>
-                </w:pPr>
-              </w:p>
-            </w:txbxContent>
-          </v:textbox>
-        </v:shape>
-      </w:pict>
-    </w:r>
-  </w:p>
-  <w:p>
-    <w:pPr>
       <w:pStyle w:val="Footer"/>
       <w:tabs>
         <w:tab w:val="clear" w:pos="4320"/>
@@ -4150,6 +8130,10 @@
         <w:noProof/>
       </w:rPr>
       <w:pict w14:anchorId="0FF2E83E">
+        <v:shapetype id="_x0000_t202" coordsize="21600,21600" o:spt="202" path="m,l,21600r21600,l21600,xe">
+          <v:stroke joinstyle="miter"/>
+          <v:path gradientshapeok="t" o:connecttype="rect"/>
+        </v:shapetype>
         <v:shape id="_x0000_s1029" type="#_x0000_t202" style="position:absolute;margin-left:56.35pt;margin-top:729.7pt;width:154.5pt;height:17.3pt;z-index:2;visibility:visible;mso-height-relative:margin" o:gfxdata="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" stroked="f" strokeweight=".5pt">
           <v:textbox style="mso-next-textbox:#_x0000_s1029">
             <w:txbxContent>
@@ -4238,7 +8222,7 @@
           <v:stroke joinstyle="miter"/>
           <v:path gradientshapeok="t" o:connecttype="rect"/>
         </v:shapetype>
-        <v:shape id="Text Box 3" o:spid="_x0000_s1036" type="#_x0000_t202" style="position:absolute;margin-left:126.85pt;margin-top:-22.45pt;width:338.2pt;height:48.45pt;z-index:4;visibility:visible;mso-position-horizontal-relative:page;mso-width-relative:margin;mso-height-relative:margin" o:gfxdata="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" fillcolor="window" stroked="f" strokeweight=".5pt">
+        <v:shape id="Text Box 3" o:spid="_x0000_s1036" type="#_x0000_t202" style="position:absolute;margin-left:126.85pt;margin-top:-22.45pt;width:338.2pt;height:48.45pt;z-index:3;visibility:visible;mso-position-horizontal-relative:page;mso-width-relative:margin;mso-height-relative:margin" o:gfxdata="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" fillcolor="window" stroked="f" strokeweight=".5pt">
           <v:textbox style="mso-next-textbox:#Text Box 3">
             <w:txbxContent>
               <w:p>
@@ -4295,7 +8279,7 @@
           <v:path o:extrusionok="f" gradientshapeok="t" o:connecttype="rect"/>
           <o:lock v:ext="edit" aspectratio="t"/>
         </v:shapetype>
-        <v:shape id="Imagen 9" o:spid="_x0000_s1035" type="#_x0000_t75" alt="Logo, company name&#10;&#10;Description automatically generated" style="position:absolute;margin-left:401.55pt;margin-top:-13.75pt;width:91.1pt;height:43.5pt;z-index:5;visibility:visible;mso-width-relative:margin;mso-height-relative:margin">
+        <v:shape id="Imagen 9" o:spid="_x0000_s1035" type="#_x0000_t75" alt="Logo, company name&#10;&#10;Description automatically generated" style="position:absolute;margin-left:401.55pt;margin-top:-13.75pt;width:91.1pt;height:43.5pt;z-index:4;visibility:visible;mso-width-relative:margin;mso-height-relative:margin">
           <v:imagedata r:id="rId1" o:title="image001"/>
         </v:shape>
       </w:pict>
@@ -5695,6 +9679,119 @@
     </w:lvl>
   </w:abstractNum>
   <w:abstractNum w:abstractNumId="13" w15:restartNumberingAfterBreak="0">
+    <w:nsid w:val="1B7518B9"/>
+    <w:multiLevelType w:val="hybridMultilevel"/>
+    <w:tmpl w:val="5B4A983E"/>
+    <w:lvl w:ilvl="0" w:tplc="04090001">
+      <w:start w:val="1"/>
+      <w:numFmt w:val="bullet"/>
+      <w:lvlText w:val=""/>
+      <w:lvlJc w:val="left"/>
+      <w:pPr>
+        <w:ind w:left="720" w:hanging="360"/>
+      </w:pPr>
+      <w:rPr>
+        <w:rFonts w:ascii="Symbol" w:hAnsi="Symbol" w:hint="default"/>
+      </w:rPr>
+    </w:lvl>
+    <w:lvl w:ilvl="1" w:tplc="04090003" w:tentative="1">
+      <w:start w:val="1"/>
+      <w:numFmt w:val="bullet"/>
+      <w:lvlText w:val="o"/>
+      <w:lvlJc w:val="left"/>
+      <w:pPr>
+        <w:ind w:left="1440" w:hanging="360"/>
+      </w:pPr>
+      <w:rPr>
+        <w:rFonts w:ascii="Courier New" w:hAnsi="Courier New" w:cs="Courier New" w:hint="default"/>
+      </w:rPr>
+    </w:lvl>
+    <w:lvl w:ilvl="2" w:tplc="04090005" w:tentative="1">
+      <w:start w:val="1"/>
+      <w:numFmt w:val="bullet"/>
+      <w:lvlText w:val=""/>
+      <w:lvlJc w:val="left"/>
+      <w:pPr>
+        <w:ind w:left="2160" w:hanging="360"/>
+      </w:pPr>
+      <w:rPr>
+        <w:rFonts w:ascii="Wingdings" w:hAnsi="Wingdings" w:hint="default"/>
+      </w:rPr>
+    </w:lvl>
+    <w:lvl w:ilvl="3" w:tplc="04090001" w:tentative="1">
+      <w:start w:val="1"/>
+      <w:numFmt w:val="bullet"/>
+      <w:lvlText w:val=""/>
+      <w:lvlJc w:val="left"/>
+      <w:pPr>
+        <w:ind w:left="2880" w:hanging="360"/>
+      </w:pPr>
+      <w:rPr>
+        <w:rFonts w:ascii="Symbol" w:hAnsi="Symbol" w:hint="default"/>
+      </w:rPr>
+    </w:lvl>
+    <w:lvl w:ilvl="4" w:tplc="04090003" w:tentative="1">
+      <w:start w:val="1"/>
+      <w:numFmt w:val="bullet"/>
+      <w:lvlText w:val="o"/>
+      <w:lvlJc w:val="left"/>
+      <w:pPr>
+        <w:ind w:left="3600" w:hanging="360"/>
+      </w:pPr>
+      <w:rPr>
+        <w:rFonts w:ascii="Courier New" w:hAnsi="Courier New" w:cs="Courier New" w:hint="default"/>
+      </w:rPr>
+    </w:lvl>
+    <w:lvl w:ilvl="5" w:tplc="04090005" w:tentative="1">
+      <w:start w:val="1"/>
+      <w:numFmt w:val="bullet"/>
+      <w:lvlText w:val=""/>
+      <w:lvlJc w:val="left"/>
+      <w:pPr>
+        <w:ind w:left="4320" w:hanging="360"/>
+      </w:pPr>
+      <w:rPr>
+        <w:rFonts w:ascii="Wingdings" w:hAnsi="Wingdings" w:hint="default"/>
+      </w:rPr>
+    </w:lvl>
+    <w:lvl w:ilvl="6" w:tplc="04090001" w:tentative="1">
+      <w:start w:val="1"/>
+      <w:numFmt w:val="bullet"/>
+      <w:lvlText w:val=""/>
+      <w:lvlJc w:val="left"/>
+      <w:pPr>
+        <w:ind w:left="5040" w:hanging="360"/>
+      </w:pPr>
+      <w:rPr>
+        <w:rFonts w:ascii="Symbol" w:hAnsi="Symbol" w:hint="default"/>
+      </w:rPr>
+    </w:lvl>
+    <w:lvl w:ilvl="7" w:tplc="04090003" w:tentative="1">
+      <w:start w:val="1"/>
+      <w:numFmt w:val="bullet"/>
+      <w:lvlText w:val="o"/>
+      <w:lvlJc w:val="left"/>
+      <w:pPr>
+        <w:ind w:left="5760" w:hanging="360"/>
+      </w:pPr>
+      <w:rPr>
+        <w:rFonts w:ascii="Courier New" w:hAnsi="Courier New" w:cs="Courier New" w:hint="default"/>
+      </w:rPr>
+    </w:lvl>
+    <w:lvl w:ilvl="8" w:tplc="04090005" w:tentative="1">
+      <w:start w:val="1"/>
+      <w:numFmt w:val="bullet"/>
+      <w:lvlText w:val=""/>
+      <w:lvlJc w:val="left"/>
+      <w:pPr>
+        <w:ind w:left="6480" w:hanging="360"/>
+      </w:pPr>
+      <w:rPr>
+        <w:rFonts w:ascii="Wingdings" w:hAnsi="Wingdings" w:hint="default"/>
+      </w:rPr>
+    </w:lvl>
+  </w:abstractNum>
+  <w:abstractNum w:abstractNumId="14" w15:restartNumberingAfterBreak="0">
     <w:nsid w:val="1C8F477D"/>
     <w:multiLevelType w:val="hybridMultilevel"/>
     <w:tmpl w:val="87761AF2"/>
@@ -5806,7 +9903,7 @@
       </w:rPr>
     </w:lvl>
   </w:abstractNum>
-  <w:abstractNum w:abstractNumId="14" w15:restartNumberingAfterBreak="0">
+  <w:abstractNum w:abstractNumId="15" w15:restartNumberingAfterBreak="0">
     <w:nsid w:val="1E320DA9"/>
     <w:multiLevelType w:val="hybridMultilevel"/>
     <w:tmpl w:val="8D080A48"/>
@@ -5919,7 +10016,7 @@
       </w:rPr>
     </w:lvl>
   </w:abstractNum>
-  <w:abstractNum w:abstractNumId="15" w15:restartNumberingAfterBreak="0">
+  <w:abstractNum w:abstractNumId="16" w15:restartNumberingAfterBreak="0">
     <w:nsid w:val="226375E0"/>
     <w:multiLevelType w:val="hybridMultilevel"/>
     <w:tmpl w:val="DF60FCB6"/>
@@ -6032,7 +10129,7 @@
       </w:rPr>
     </w:lvl>
   </w:abstractNum>
-  <w:abstractNum w:abstractNumId="16" w15:restartNumberingAfterBreak="0">
+  <w:abstractNum w:abstractNumId="17" w15:restartNumberingAfterBreak="0">
     <w:nsid w:val="244637EF"/>
     <w:multiLevelType w:val="hybridMultilevel"/>
     <w:tmpl w:val="F69ECD84"/>
@@ -6145,7 +10242,7 @@
       </w:rPr>
     </w:lvl>
   </w:abstractNum>
-  <w:abstractNum w:abstractNumId="17" w15:restartNumberingAfterBreak="0">
+  <w:abstractNum w:abstractNumId="18" w15:restartNumberingAfterBreak="0">
     <w:nsid w:val="25A4433C"/>
     <w:multiLevelType w:val="hybridMultilevel"/>
     <w:tmpl w:val="358810DC"/>
@@ -6258,7 +10355,7 @@
       </w:rPr>
     </w:lvl>
   </w:abstractNum>
-  <w:abstractNum w:abstractNumId="18" w15:restartNumberingAfterBreak="0">
+  <w:abstractNum w:abstractNumId="19" w15:restartNumberingAfterBreak="0">
     <w:nsid w:val="25C23E8D"/>
     <w:multiLevelType w:val="hybridMultilevel"/>
     <w:tmpl w:val="DC6A4BB2"/>
@@ -6371,7 +10468,7 @@
       </w:rPr>
     </w:lvl>
   </w:abstractNum>
-  <w:abstractNum w:abstractNumId="19" w15:restartNumberingAfterBreak="0">
+  <w:abstractNum w:abstractNumId="20" w15:restartNumberingAfterBreak="0">
     <w:nsid w:val="282D7E8B"/>
     <w:multiLevelType w:val="hybridMultilevel"/>
     <w:tmpl w:val="660EC0E0"/>
@@ -6511,7 +10608,7 @@
       </w:rPr>
     </w:lvl>
   </w:abstractNum>
-  <w:abstractNum w:abstractNumId="20" w15:restartNumberingAfterBreak="0">
+  <w:abstractNum w:abstractNumId="21" w15:restartNumberingAfterBreak="0">
     <w:nsid w:val="2A4F6624"/>
     <w:multiLevelType w:val="hybridMultilevel"/>
     <w:tmpl w:val="7F660EF0"/>
@@ -6624,7 +10721,7 @@
       </w:rPr>
     </w:lvl>
   </w:abstractNum>
-  <w:abstractNum w:abstractNumId="21" w15:restartNumberingAfterBreak="0">
+  <w:abstractNum w:abstractNumId="22" w15:restartNumberingAfterBreak="0">
     <w:nsid w:val="2A971943"/>
     <w:multiLevelType w:val="hybridMultilevel"/>
     <w:tmpl w:val="940034D0"/>
@@ -6737,7 +10834,7 @@
       </w:rPr>
     </w:lvl>
   </w:abstractNum>
-  <w:abstractNum w:abstractNumId="22" w15:restartNumberingAfterBreak="0">
+  <w:abstractNum w:abstractNumId="23" w15:restartNumberingAfterBreak="0">
     <w:nsid w:val="36D70E59"/>
     <w:multiLevelType w:val="hybridMultilevel"/>
     <w:tmpl w:val="39304FFA"/>
@@ -6850,7 +10947,120 @@
       </w:rPr>
     </w:lvl>
   </w:abstractNum>
-  <w:abstractNum w:abstractNumId="23" w15:restartNumberingAfterBreak="0">
+  <w:abstractNum w:abstractNumId="24" w15:restartNumberingAfterBreak="0">
+    <w:nsid w:val="3B061E4C"/>
+    <w:multiLevelType w:val="hybridMultilevel"/>
+    <w:tmpl w:val="9F088996"/>
+    <w:lvl w:ilvl="0" w:tplc="9E3E23D2">
+      <w:numFmt w:val="bullet"/>
+      <w:lvlText w:val="•"/>
+      <w:lvlJc w:val="left"/>
+      <w:pPr>
+        <w:ind w:left="720" w:hanging="360"/>
+      </w:pPr>
+      <w:rPr>
+        <w:rFonts w:ascii="Arial" w:eastAsia="Times New Roman" w:hAnsi="Arial" w:cs="Arial" w:hint="default"/>
+        <w:sz w:val="18"/>
+      </w:rPr>
+    </w:lvl>
+    <w:lvl w:ilvl="1" w:tplc="04090003" w:tentative="1">
+      <w:start w:val="1"/>
+      <w:numFmt w:val="bullet"/>
+      <w:lvlText w:val="o"/>
+      <w:lvlJc w:val="left"/>
+      <w:pPr>
+        <w:ind w:left="1440" w:hanging="360"/>
+      </w:pPr>
+      <w:rPr>
+        <w:rFonts w:ascii="Courier New" w:hAnsi="Courier New" w:cs="Courier New" w:hint="default"/>
+      </w:rPr>
+    </w:lvl>
+    <w:lvl w:ilvl="2" w:tplc="04090005" w:tentative="1">
+      <w:start w:val="1"/>
+      <w:numFmt w:val="bullet"/>
+      <w:lvlText w:val=""/>
+      <w:lvlJc w:val="left"/>
+      <w:pPr>
+        <w:ind w:left="2160" w:hanging="360"/>
+      </w:pPr>
+      <w:rPr>
+        <w:rFonts w:ascii="Wingdings" w:hAnsi="Wingdings" w:hint="default"/>
+      </w:rPr>
+    </w:lvl>
+    <w:lvl w:ilvl="3" w:tplc="04090001" w:tentative="1">
+      <w:start w:val="1"/>
+      <w:numFmt w:val="bullet"/>
+      <w:lvlText w:val=""/>
+      <w:lvlJc w:val="left"/>
+      <w:pPr>
+        <w:ind w:left="2880" w:hanging="360"/>
+      </w:pPr>
+      <w:rPr>
+        <w:rFonts w:ascii="Symbol" w:hAnsi="Symbol" w:hint="default"/>
+      </w:rPr>
+    </w:lvl>
+    <w:lvl w:ilvl="4" w:tplc="04090003" w:tentative="1">
+      <w:start w:val="1"/>
+      <w:numFmt w:val="bullet"/>
+      <w:lvlText w:val="o"/>
+      <w:lvlJc w:val="left"/>
+      <w:pPr>
+        <w:ind w:left="3600" w:hanging="360"/>
+      </w:pPr>
+      <w:rPr>
+        <w:rFonts w:ascii="Courier New" w:hAnsi="Courier New" w:cs="Courier New" w:hint="default"/>
+      </w:rPr>
+    </w:lvl>
+    <w:lvl w:ilvl="5" w:tplc="04090005" w:tentative="1">
+      <w:start w:val="1"/>
+      <w:numFmt w:val="bullet"/>
+      <w:lvlText w:val=""/>
+      <w:lvlJc w:val="left"/>
+      <w:pPr>
+        <w:ind w:left="4320" w:hanging="360"/>
+      </w:pPr>
+      <w:rPr>
+        <w:rFonts w:ascii="Wingdings" w:hAnsi="Wingdings" w:hint="default"/>
+      </w:rPr>
+    </w:lvl>
+    <w:lvl w:ilvl="6" w:tplc="04090001" w:tentative="1">
+      <w:start w:val="1"/>
+      <w:numFmt w:val="bullet"/>
+      <w:lvlText w:val=""/>
+      <w:lvlJc w:val="left"/>
+      <w:pPr>
+        <w:ind w:left="5040" w:hanging="360"/>
+      </w:pPr>
+      <w:rPr>
+        <w:rFonts w:ascii="Symbol" w:hAnsi="Symbol" w:hint="default"/>
+      </w:rPr>
+    </w:lvl>
+    <w:lvl w:ilvl="7" w:tplc="04090003" w:tentative="1">
+      <w:start w:val="1"/>
+      <w:numFmt w:val="bullet"/>
+      <w:lvlText w:val="o"/>
+      <w:lvlJc w:val="left"/>
+      <w:pPr>
+        <w:ind w:left="5760" w:hanging="360"/>
+      </w:pPr>
+      <w:rPr>
+        <w:rFonts w:ascii="Courier New" w:hAnsi="Courier New" w:cs="Courier New" w:hint="default"/>
+      </w:rPr>
+    </w:lvl>
+    <w:lvl w:ilvl="8" w:tplc="04090005" w:tentative="1">
+      <w:start w:val="1"/>
+      <w:numFmt w:val="bullet"/>
+      <w:lvlText w:val=""/>
+      <w:lvlJc w:val="left"/>
+      <w:pPr>
+        <w:ind w:left="6480" w:hanging="360"/>
+      </w:pPr>
+      <w:rPr>
+        <w:rFonts w:ascii="Wingdings" w:hAnsi="Wingdings" w:hint="default"/>
+      </w:rPr>
+    </w:lvl>
+  </w:abstractNum>
+  <w:abstractNum w:abstractNumId="25" w15:restartNumberingAfterBreak="0">
     <w:nsid w:val="3BA15D9D"/>
     <w:multiLevelType w:val="hybridMultilevel"/>
     <w:tmpl w:val="F35495EC"/>
@@ -6963,7 +11173,7 @@
       </w:rPr>
     </w:lvl>
   </w:abstractNum>
-  <w:abstractNum w:abstractNumId="24" w15:restartNumberingAfterBreak="0">
+  <w:abstractNum w:abstractNumId="26" w15:restartNumberingAfterBreak="0">
     <w:nsid w:val="3D9F3251"/>
     <w:multiLevelType w:val="hybridMultilevel"/>
     <w:tmpl w:val="ABB24E80"/>
@@ -7075,7 +11285,7 @@
       </w:rPr>
     </w:lvl>
   </w:abstractNum>
-  <w:abstractNum w:abstractNumId="25" w15:restartNumberingAfterBreak="0">
+  <w:abstractNum w:abstractNumId="27" w15:restartNumberingAfterBreak="0">
     <w:nsid w:val="3F224A8F"/>
     <w:multiLevelType w:val="hybridMultilevel"/>
     <w:tmpl w:val="906272EA"/>
@@ -7187,7 +11397,7 @@
       </w:rPr>
     </w:lvl>
   </w:abstractNum>
-  <w:abstractNum w:abstractNumId="26" w15:restartNumberingAfterBreak="0">
+  <w:abstractNum w:abstractNumId="28" w15:restartNumberingAfterBreak="0">
     <w:nsid w:val="40194115"/>
     <w:multiLevelType w:val="hybridMultilevel"/>
     <w:tmpl w:val="038C6204"/>
@@ -7300,7 +11510,7 @@
       </w:rPr>
     </w:lvl>
   </w:abstractNum>
-  <w:abstractNum w:abstractNumId="27" w15:restartNumberingAfterBreak="0">
+  <w:abstractNum w:abstractNumId="29" w15:restartNumberingAfterBreak="0">
     <w:nsid w:val="40FE0E3A"/>
     <w:multiLevelType w:val="hybridMultilevel"/>
     <w:tmpl w:val="105CE344"/>
@@ -7440,7 +11650,7 @@
       </w:rPr>
     </w:lvl>
   </w:abstractNum>
-  <w:abstractNum w:abstractNumId="28" w15:restartNumberingAfterBreak="0">
+  <w:abstractNum w:abstractNumId="30" w15:restartNumberingAfterBreak="0">
     <w:nsid w:val="474570A9"/>
     <w:multiLevelType w:val="hybridMultilevel"/>
     <w:tmpl w:val="C13E10E0"/>
@@ -7580,7 +11790,7 @@
       </w:rPr>
     </w:lvl>
   </w:abstractNum>
-  <w:abstractNum w:abstractNumId="29" w15:restartNumberingAfterBreak="0">
+  <w:abstractNum w:abstractNumId="31" w15:restartNumberingAfterBreak="0">
     <w:nsid w:val="551F5A88"/>
     <w:multiLevelType w:val="hybridMultilevel"/>
     <w:tmpl w:val="99C8193C"/>
@@ -7693,7 +11903,7 @@
       </w:rPr>
     </w:lvl>
   </w:abstractNum>
-  <w:abstractNum w:abstractNumId="30" w15:restartNumberingAfterBreak="0">
+  <w:abstractNum w:abstractNumId="32" w15:restartNumberingAfterBreak="0">
     <w:nsid w:val="575E754A"/>
     <w:multiLevelType w:val="hybridMultilevel"/>
     <w:tmpl w:val="DF125664"/>
@@ -7806,7 +12016,7 @@
       </w:rPr>
     </w:lvl>
   </w:abstractNum>
-  <w:abstractNum w:abstractNumId="31" w15:restartNumberingAfterBreak="0">
+  <w:abstractNum w:abstractNumId="33" w15:restartNumberingAfterBreak="0">
     <w:nsid w:val="604041B9"/>
     <w:multiLevelType w:val="singleLevel"/>
     <w:tmpl w:val="0C0A000B"/>
@@ -7826,7 +12036,7 @@
       </w:rPr>
     </w:lvl>
   </w:abstractNum>
-  <w:abstractNum w:abstractNumId="32" w15:restartNumberingAfterBreak="0">
+  <w:abstractNum w:abstractNumId="34" w15:restartNumberingAfterBreak="0">
     <w:nsid w:val="63FA2877"/>
     <w:multiLevelType w:val="hybridMultilevel"/>
     <w:tmpl w:val="40C661F4"/>
@@ -7939,7 +12149,7 @@
       </w:rPr>
     </w:lvl>
   </w:abstractNum>
-  <w:abstractNum w:abstractNumId="33" w15:restartNumberingAfterBreak="0">
+  <w:abstractNum w:abstractNumId="35" w15:restartNumberingAfterBreak="0">
     <w:nsid w:val="6B78304F"/>
     <w:multiLevelType w:val="hybridMultilevel"/>
     <w:tmpl w:val="083054EE"/>
@@ -8079,7 +12289,7 @@
       </w:rPr>
     </w:lvl>
   </w:abstractNum>
-  <w:abstractNum w:abstractNumId="34" w15:restartNumberingAfterBreak="0">
+  <w:abstractNum w:abstractNumId="36" w15:restartNumberingAfterBreak="0">
     <w:nsid w:val="715D5561"/>
     <w:multiLevelType w:val="hybridMultilevel"/>
     <w:tmpl w:val="427885C8"/>
@@ -8192,7 +12402,7 @@
       </w:rPr>
     </w:lvl>
   </w:abstractNum>
-  <w:abstractNum w:abstractNumId="35" w15:restartNumberingAfterBreak="0">
+  <w:abstractNum w:abstractNumId="37" w15:restartNumberingAfterBreak="0">
     <w:nsid w:val="71AF0D24"/>
     <w:multiLevelType w:val="hybridMultilevel"/>
     <w:tmpl w:val="C29201CE"/>
@@ -8334,7 +12544,7 @@
       </w:rPr>
     </w:lvl>
   </w:abstractNum>
-  <w:abstractNum w:abstractNumId="36" w15:restartNumberingAfterBreak="0">
+  <w:abstractNum w:abstractNumId="38" w15:restartNumberingAfterBreak="0">
     <w:nsid w:val="75FC0414"/>
     <w:multiLevelType w:val="multilevel"/>
     <w:tmpl w:val="505E9FAE"/>
@@ -8487,34 +12697,34 @@
     <w:abstractNumId w:val="12"/>
   </w:num>
   <w:num w:numId="2" w16cid:durableId="2074615347">
-    <w:abstractNumId w:val="31"/>
+    <w:abstractNumId w:val="33"/>
   </w:num>
   <w:num w:numId="3" w16cid:durableId="1009216674">
     <w:abstractNumId w:val="9"/>
   </w:num>
   <w:num w:numId="4" w16cid:durableId="873735337">
-    <w:abstractNumId w:val="28"/>
+    <w:abstractNumId w:val="30"/>
   </w:num>
   <w:num w:numId="5" w16cid:durableId="1661276372">
-    <w:abstractNumId w:val="33"/>
+    <w:abstractNumId w:val="35"/>
   </w:num>
   <w:num w:numId="6" w16cid:durableId="1104030831">
     <w:abstractNumId w:val="4"/>
   </w:num>
   <w:num w:numId="7" w16cid:durableId="52699356">
-    <w:abstractNumId w:val="27"/>
+    <w:abstractNumId w:val="29"/>
   </w:num>
   <w:num w:numId="8" w16cid:durableId="1799831082">
     <w:abstractNumId w:val="10"/>
   </w:num>
   <w:num w:numId="9" w16cid:durableId="1915236443">
-    <w:abstractNumId w:val="35"/>
+    <w:abstractNumId w:val="37"/>
   </w:num>
   <w:num w:numId="10" w16cid:durableId="1109549194">
-    <w:abstractNumId w:val="32"/>
+    <w:abstractNumId w:val="34"/>
   </w:num>
   <w:num w:numId="11" w16cid:durableId="2078237435">
-    <w:abstractNumId w:val="22"/>
+    <w:abstractNumId w:val="23"/>
   </w:num>
   <w:num w:numId="12" w16cid:durableId="455027999">
     <w:abstractNumId w:val="1"/>
@@ -8537,19 +12747,19 @@
     </w:lvlOverride>
   </w:num>
   <w:num w:numId="13" w16cid:durableId="360664100">
-    <w:abstractNumId w:val="19"/>
+    <w:abstractNumId w:val="20"/>
   </w:num>
   <w:num w:numId="14" w16cid:durableId="1013074991">
-    <w:abstractNumId w:val="29"/>
+    <w:abstractNumId w:val="31"/>
   </w:num>
   <w:num w:numId="15" w16cid:durableId="1296989178">
     <w:abstractNumId w:val="7"/>
   </w:num>
   <w:num w:numId="16" w16cid:durableId="1587033351">
-    <w:abstractNumId w:val="15"/>
+    <w:abstractNumId w:val="16"/>
   </w:num>
   <w:num w:numId="17" w16cid:durableId="2135174858">
-    <w:abstractNumId w:val="24"/>
+    <w:abstractNumId w:val="26"/>
   </w:num>
   <w:num w:numId="18" w16cid:durableId="1165173360">
     <w:abstractNumId w:val="6"/>
@@ -8558,58 +12768,64 @@
     <w:abstractNumId w:val="5"/>
   </w:num>
   <w:num w:numId="20" w16cid:durableId="958990894">
+    <w:abstractNumId w:val="22"/>
+  </w:num>
+  <w:num w:numId="21" w16cid:durableId="1634365658">
+    <w:abstractNumId w:val="19"/>
+  </w:num>
+  <w:num w:numId="22" w16cid:durableId="1035152998">
     <w:abstractNumId w:val="21"/>
   </w:num>
-  <w:num w:numId="21" w16cid:durableId="1634365658">
-    <w:abstractNumId w:val="18"/>
-  </w:num>
-  <w:num w:numId="22" w16cid:durableId="1035152998">
-    <w:abstractNumId w:val="20"/>
-  </w:num>
   <w:num w:numId="23" w16cid:durableId="1516729381">
-    <w:abstractNumId w:val="23"/>
+    <w:abstractNumId w:val="25"/>
   </w:num>
   <w:num w:numId="24" w16cid:durableId="1482580238">
-    <w:abstractNumId w:val="30"/>
+    <w:abstractNumId w:val="32"/>
   </w:num>
   <w:num w:numId="25" w16cid:durableId="140119686">
-    <w:abstractNumId w:val="16"/>
+    <w:abstractNumId w:val="17"/>
   </w:num>
   <w:num w:numId="26" w16cid:durableId="459618825">
     <w:abstractNumId w:val="3"/>
   </w:num>
   <w:num w:numId="27" w16cid:durableId="703293256">
-    <w:abstractNumId w:val="34"/>
+    <w:abstractNumId w:val="36"/>
   </w:num>
   <w:num w:numId="28" w16cid:durableId="76943864">
     <w:abstractNumId w:val="11"/>
   </w:num>
   <w:num w:numId="29" w16cid:durableId="1706831596">
-    <w:abstractNumId w:val="25"/>
+    <w:abstractNumId w:val="27"/>
   </w:num>
   <w:num w:numId="30" w16cid:durableId="1931311140">
     <w:abstractNumId w:val="8"/>
   </w:num>
   <w:num w:numId="31" w16cid:durableId="79178761">
-    <w:abstractNumId w:val="13"/>
+    <w:abstractNumId w:val="14"/>
   </w:num>
   <w:num w:numId="32" w16cid:durableId="513694672">
     <w:abstractNumId w:val="0"/>
   </w:num>
   <w:num w:numId="33" w16cid:durableId="1773746710">
-    <w:abstractNumId w:val="36"/>
+    <w:abstractNumId w:val="38"/>
   </w:num>
   <w:num w:numId="34" w16cid:durableId="1792433976">
     <w:abstractNumId w:val="2"/>
   </w:num>
   <w:num w:numId="35" w16cid:durableId="494150384">
-    <w:abstractNumId w:val="14"/>
+    <w:abstractNumId w:val="15"/>
   </w:num>
   <w:num w:numId="36" w16cid:durableId="2060811986">
-    <w:abstractNumId w:val="26"/>
+    <w:abstractNumId w:val="28"/>
   </w:num>
   <w:num w:numId="37" w16cid:durableId="1924757786">
-    <w:abstractNumId w:val="17"/>
+    <w:abstractNumId w:val="18"/>
+  </w:num>
+  <w:num w:numId="38" w16cid:durableId="1952081553">
+    <w:abstractNumId w:val="13"/>
+  </w:num>
+  <w:num w:numId="39" w16cid:durableId="936256802">
+    <w:abstractNumId w:val="24"/>
   </w:num>
 </w:numbering>
 </file>
@@ -8636,6 +12852,8 @@
     <w:lsdException w:name="heading 7" w:semiHidden="1" w:unhideWhenUsed="1" w:qFormat="1"/>
     <w:lsdException w:name="heading 8" w:semiHidden="1" w:unhideWhenUsed="1" w:qFormat="1"/>
     <w:lsdException w:name="heading 9" w:semiHidden="1" w:unhideWhenUsed="1" w:qFormat="1"/>
+    <w:lsdException w:name="header" w:uiPriority="99"/>
+    <w:lsdException w:name="footer" w:uiPriority="99" w:qFormat="1"/>
     <w:lsdException w:name="caption" w:semiHidden="1" w:unhideWhenUsed="1" w:qFormat="1"/>
     <w:lsdException w:name="List Bullet" w:uiPriority="99"/>
     <w:lsdException w:name="Title" w:qFormat="1"/>
@@ -8952,7 +13170,6 @@
   <w:style w:type="character" w:default="1" w:styleId="DefaultParagraphFont">
     <w:name w:val="Default Paragraph Font"/>
     <w:uiPriority w:val="1"/>
-    <w:semiHidden/>
     <w:unhideWhenUsed/>
   </w:style>
   <w:style w:type="table" w:default="1" w:styleId="TableNormal">
@@ -9011,9 +13228,10 @@
   </w:style>
   <w:style w:type="paragraph" w:styleId="Header">
     <w:name w:val="header"/>
-    <w:aliases w:val=" Car,APNSHEADER2,L1 Header,encabezado,En-tête 1.1,En-tÍte 1.1,En-tÕte 1.1,En-t’te 1.1,En-títe 1.1,*Header,h,Header1,Encabezado Car Car,logomai,even,Header/Footer,header odd,Hyphen,Chapter Name,base,body,En-tête SQ,ITT i,he,bases I,h Car Car1"/>
+    <w:aliases w:val=" Car,APNSHEADER2,L1 Header,encabezado,En-tête 1.1,En-tÍte 1.1,En-tÕte 1.1,En-t’te 1.1,En-títe 1.1,*Header,h,Header1,Encabezado Car Car,logomai,even,Header/Footer,header odd,Hyphen,Chapter Name,base,body,En-tête SQ,ITT i,he,bases I,h Car Car1,h Ca"/>
     <w:basedOn w:val="Normal"/>
     <w:link w:val="HeaderChar"/>
+    <w:uiPriority w:val="99"/>
     <w:pPr>
       <w:tabs>
         <w:tab w:val="center" w:pos="4419"/>
@@ -9023,7 +13241,11 @@
   </w:style>
   <w:style w:type="paragraph" w:styleId="Footer">
     <w:name w:val="footer"/>
+    <w:aliases w:val="Footer Text Stk"/>
     <w:basedOn w:val="Normal"/>
+    <w:link w:val="FooterChar"/>
+    <w:uiPriority w:val="99"/>
+    <w:qFormat/>
     <w:pPr>
       <w:tabs>
         <w:tab w:val="center" w:pos="4320"/>
@@ -9125,6 +13347,7 @@
     <w:name w:val="Header Char"/>
     <w:aliases w:val=" Car Char,APNSHEADER2 Char,L1 Header Char,encabezado Char,En-tête 1.1 Char,En-tÍte 1.1 Char,En-tÕte 1.1 Char,En-t’te 1.1 Char,En-títe 1.1 Char,*Header Char,h Char,Header1 Char,Encabezado Car Car Char,logomai Char,even Char,Header/Footer Char"/>
     <w:link w:val="Header"/>
+    <w:qFormat/>
     <w:rsid w:val="007F334B"/>
     <w:rPr>
       <w:sz w:val="24"/>
@@ -9225,6 +13448,14 @@
       <w:rFonts w:ascii="Arial" w:hAnsi="Arial"/>
       <w:szCs w:val="24"/>
     </w:rPr>
+  </w:style>
+  <w:style w:type="character" w:customStyle="1" w:styleId="FooterChar">
+    <w:name w:val="Footer Char"/>
+    <w:aliases w:val="Footer Text Stk Char"/>
+    <w:basedOn w:val="DefaultParagraphFont"/>
+    <w:link w:val="Footer"/>
+    <w:uiPriority w:val="99"/>
+    <w:rsid w:val="00C952BC"/>
   </w:style>
 </w:styles>
 </file>
@@ -9491,6 +13722,30 @@
 </file>
 
 <file path=customXml/item1.xml><?xml version="1.0" encoding="utf-8"?>
+<?mso-contentType ?>
+<FormTemplates xmlns="http://schemas.microsoft.com/sharepoint/v3/contenttype/forms">
+  <Display>DocumentLibraryForm</Display>
+  <Edit>DocumentLibraryForm</Edit>
+  <New>DocumentLibraryForm</New>
+</FormTemplates>
+</file>
+
+<file path=customXml/item2.xml><?xml version="1.0" encoding="utf-8"?>
+<b:Sources xmlns:b="http://schemas.openxmlformats.org/officeDocument/2006/bibliography" xmlns="http://schemas.openxmlformats.org/officeDocument/2006/bibliography" SelectedStyle="\APASixthEditionOfficeOnline.xsl" StyleName="APA" Version="6"/>
+</file>
+
+<file path=customXml/item3.xml><?xml version="1.0" encoding="utf-8"?>
+<p:properties xmlns:p="http://schemas.microsoft.com/office/2006/metadata/properties" xmlns:xsi="http://www.w3.org/2001/XMLSchema-instance" xmlns:pc="http://schemas.microsoft.com/office/infopath/2007/PartnerControls">
+  <documentManagement>
+    <lcf76f155ced4ddcb4097134ff3c332f xmlns="458c8650-8b2e-4de5-be2b-3b5e20f9203e">
+      <Terms xmlns="http://schemas.microsoft.com/office/infopath/2007/PartnerControls"/>
+    </lcf76f155ced4ddcb4097134ff3c332f>
+    <TaxCatchAll xmlns="0ec1683b-1f09-407c-8792-a5a8bc579d9d"/>
+  </documentManagement>
+</p:properties>
+</file>
+
+<file path=customXml/item4.xml><?xml version="1.0" encoding="utf-8"?>
 <ct:contentTypeSchema xmlns:ct="http://schemas.microsoft.com/office/2006/metadata/contentType" xmlns:ma="http://schemas.microsoft.com/office/2006/metadata/properties/metaAttributes" ct:_="" ma:_="" ma:contentTypeName="Document" ma:contentTypeID="0x010100AA01E1029091DE488084A5A2D9C24E74" ma:contentTypeVersion="10" ma:contentTypeDescription="Create a new document." ma:contentTypeScope="" ma:versionID="fa224b1e2ea5aaa53b64c3b4b1d435b1">
   <xsd:schema xmlns:xsd="http://www.w3.org/2001/XMLSchema" xmlns:xs="http://www.w3.org/2001/XMLSchema" xmlns:p="http://schemas.microsoft.com/office/2006/metadata/properties" xmlns:ns2="458c8650-8b2e-4de5-be2b-3b5e20f9203e" xmlns:ns3="0ec1683b-1f09-407c-8792-a5a8bc579d9d" targetNamespace="http://schemas.microsoft.com/office/2006/metadata/properties" ma:root="true" ma:fieldsID="3f0568638764530331fbee8047bb9098" ns2:_="" ns3:_="">
     <xsd:import namespace="458c8650-8b2e-4de5-be2b-3b5e20f9203e"/>
@@ -9679,31 +13934,34 @@
 </ct:contentTypeSchema>
 </file>
 
-<file path=customXml/item2.xml><?xml version="1.0" encoding="utf-8"?>
-<?mso-contentType ?>
-<FormTemplates xmlns="http://schemas.microsoft.com/sharepoint/v3/contenttype/forms">
-  <Display>DocumentLibraryForm</Display>
-  <Edit>DocumentLibraryForm</Edit>
-  <New>DocumentLibraryForm</New>
-</FormTemplates>
+<file path=customXml/itemProps1.xml><?xml version="1.0" encoding="utf-8"?>
+<ds:datastoreItem xmlns:ds="http://schemas.openxmlformats.org/officeDocument/2006/customXml" ds:itemID="{51241304-2C43-44E6-B26F-77C42016271C}">
+  <ds:schemaRefs>
+    <ds:schemaRef ds:uri="http://schemas.microsoft.com/sharepoint/v3/contenttype/forms"/>
+  </ds:schemaRefs>
+</ds:datastoreItem>
 </file>
 
-<file path=customXml/item3.xml><?xml version="1.0" encoding="utf-8"?>
-<b:Sources xmlns:b="http://schemas.openxmlformats.org/officeDocument/2006/bibliography" xmlns="http://schemas.openxmlformats.org/officeDocument/2006/bibliography" SelectedStyle="\APASixthEditionOfficeOnline.xsl" StyleName="APA" Version="6"/>
+<file path=customXml/itemProps2.xml><?xml version="1.0" encoding="utf-8"?>
+<ds:datastoreItem xmlns:ds="http://schemas.openxmlformats.org/officeDocument/2006/customXml" ds:itemID="{4BB9A27A-6211-48E6-B3D1-1ED5E2EAD372}">
+  <ds:schemaRefs>
+    <ds:schemaRef ds:uri="http://schemas.openxmlformats.org/officeDocument/2006/bibliography"/>
+  </ds:schemaRefs>
+</ds:datastoreItem>
 </file>
 
-<file path=customXml/item4.xml><?xml version="1.0" encoding="utf-8"?>
-<p:properties xmlns:p="http://schemas.microsoft.com/office/2006/metadata/properties" xmlns:xsi="http://www.w3.org/2001/XMLSchema-instance" xmlns:pc="http://schemas.microsoft.com/office/infopath/2007/PartnerControls">
-  <documentManagement>
-    <lcf76f155ced4ddcb4097134ff3c332f xmlns="458c8650-8b2e-4de5-be2b-3b5e20f9203e">
-      <Terms xmlns="http://schemas.microsoft.com/office/infopath/2007/PartnerControls"/>
-    </lcf76f155ced4ddcb4097134ff3c332f>
-    <TaxCatchAll xmlns="0ec1683b-1f09-407c-8792-a5a8bc579d9d"/>
-  </documentManagement>
-</p:properties>
+<file path=customXml/itemProps3.xml><?xml version="1.0" encoding="utf-8"?>
+<ds:datastoreItem xmlns:ds="http://schemas.openxmlformats.org/officeDocument/2006/customXml" ds:itemID="{D3A3C24A-BB39-4937-B831-24AA124EAA87}">
+  <ds:schemaRefs>
+    <ds:schemaRef ds:uri="http://schemas.microsoft.com/office/2006/metadata/properties"/>
+    <ds:schemaRef ds:uri="http://schemas.microsoft.com/office/infopath/2007/PartnerControls"/>
+    <ds:schemaRef ds:uri="458c8650-8b2e-4de5-be2b-3b5e20f9203e"/>
+    <ds:schemaRef ds:uri="0ec1683b-1f09-407c-8792-a5a8bc579d9d"/>
+  </ds:schemaRefs>
+</ds:datastoreItem>
 </file>
 
-<file path=customXml/itemProps1.xml><?xml version="1.0" encoding="utf-8"?>
+<file path=customXml/itemProps4.xml><?xml version="1.0" encoding="utf-8"?>
 <ds:datastoreItem xmlns:ds="http://schemas.openxmlformats.org/officeDocument/2006/customXml" ds:itemID="{6EE546D2-1DFA-4BBD-AF1C-4C842A1F8073}">
   <ds:schemaRefs>
     <ds:schemaRef ds:uri="http://schemas.microsoft.com/office/2006/metadata/contentType"/>
@@ -9720,31 +13978,4 @@
     <ds:schemaRef ds:uri="http://schemas.microsoft.com/internal/obd"/>
   </ds:schemaRefs>
 </ds:datastoreItem>
-</file>
-
-<file path=customXml/itemProps2.xml><?xml version="1.0" encoding="utf-8"?>
-<ds:datastoreItem xmlns:ds="http://schemas.openxmlformats.org/officeDocument/2006/customXml" ds:itemID="{51241304-2C43-44E6-B26F-77C42016271C}">
-  <ds:schemaRefs>
-    <ds:schemaRef ds:uri="http://schemas.microsoft.com/sharepoint/v3/contenttype/forms"/>
-  </ds:schemaRefs>
-</ds:datastoreItem>
-</file>
-
-<file path=customXml/itemProps3.xml><?xml version="1.0" encoding="utf-8"?>
-<ds:datastoreItem xmlns:ds="http://schemas.openxmlformats.org/officeDocument/2006/customXml" ds:itemID="{4BB9A27A-6211-48E6-B3D1-1ED5E2EAD372}">
-  <ds:schemaRefs>
-    <ds:schemaRef ds:uri="http://schemas.openxmlformats.org/officeDocument/2006/bibliography"/>
-  </ds:schemaRefs>
-</ds:datastoreItem>
-</file>
-
-<file path=customXml/itemProps4.xml><?xml version="1.0" encoding="utf-8"?>
-<ds:datastoreItem xmlns:ds="http://schemas.openxmlformats.org/officeDocument/2006/customXml" ds:itemID="{D3A3C24A-BB39-4937-B831-24AA124EAA87}">
-  <ds:schemaRefs>
-    <ds:schemaRef ds:uri="http://schemas.microsoft.com/office/2006/metadata/properties"/>
-    <ds:schemaRef ds:uri="http://schemas.microsoft.com/office/infopath/2007/PartnerControls"/>
-    <ds:schemaRef ds:uri="458c8650-8b2e-4de5-be2b-3b5e20f9203e"/>
-    <ds:schemaRef ds:uri="0ec1683b-1f09-407c-8792-a5a8bc579d9d"/>
-  </ds:schemaRefs>
-</ds:datastoreItem>
 </file>